--- a/info_manuel/Rapport 19.52.37.docx
+++ b/info_manuel/Rapport 19.52.37.docx
@@ -392,15 +392,7 @@
     </w:p>
     <w:p>
       <w:r>
-        <w:t xml:space="preserve">On </w:t>
-      </w:r>
-      <w:proofErr w:type="gramStart"/>
-      <w:r>
-        <w:t>mets</w:t>
-      </w:r>
-      <w:proofErr w:type="gramEnd"/>
-      <w:r>
-        <w:t xml:space="preserve"> fichiers</w:t>
+        <w:t>On mets fichiers</w:t>
       </w:r>
       <w:r>
         <w:t xml:space="preserve"> de script</w:t>
@@ -1001,7 +993,6 @@
         <w:t>(</w:t>
       </w:r>
       <w:proofErr w:type="spellStart"/>
-      <w:proofErr w:type="gramStart"/>
       <w:r>
         <w:rPr>
           <w:b/>
@@ -1009,9 +1000,9 @@
           <w:sz w:val="20"/>
           <w:szCs w:val="20"/>
         </w:rPr>
-        <w:t>commande</w:t>
-      </w:r>
-      <w:proofErr w:type="gramEnd"/>
+        <w:t>commande_id</w:t>
+      </w:r>
+      <w:proofErr w:type="spellEnd"/>
       <w:r>
         <w:rPr>
           <w:b/>
@@ -1019,9 +1010,9 @@
           <w:sz w:val="20"/>
           <w:szCs w:val="20"/>
         </w:rPr>
-        <w:t>_id</w:t>
-      </w:r>
-      <w:proofErr w:type="spellEnd"/>
+        <w:t xml:space="preserve">, </w:t>
+      </w:r>
+      <w:proofErr w:type="spellStart"/>
       <w:r>
         <w:rPr>
           <w:b/>
@@ -1029,9 +1020,9 @@
           <w:sz w:val="20"/>
           <w:szCs w:val="20"/>
         </w:rPr>
-        <w:t xml:space="preserve">, </w:t>
-      </w:r>
-      <w:proofErr w:type="spellStart"/>
+        <w:t>date_creation</w:t>
+      </w:r>
+      <w:proofErr w:type="spellEnd"/>
       <w:r>
         <w:rPr>
           <w:b/>
@@ -1039,9 +1030,9 @@
           <w:sz w:val="20"/>
           <w:szCs w:val="20"/>
         </w:rPr>
-        <w:t>date_creation</w:t>
-      </w:r>
-      <w:proofErr w:type="spellEnd"/>
+        <w:t xml:space="preserve">, type, statut, </w:t>
+      </w:r>
+      <w:proofErr w:type="spellStart"/>
       <w:r>
         <w:rPr>
           <w:b/>
@@ -1049,9 +1040,9 @@
           <w:sz w:val="20"/>
           <w:szCs w:val="20"/>
         </w:rPr>
-        <w:t xml:space="preserve">, type, statut, </w:t>
-      </w:r>
-      <w:proofErr w:type="spellStart"/>
+        <w:t>client_fk</w:t>
+      </w:r>
+      <w:proofErr w:type="spellEnd"/>
       <w:r>
         <w:rPr>
           <w:b/>
@@ -1059,9 +1050,8 @@
           <w:sz w:val="20"/>
           <w:szCs w:val="20"/>
         </w:rPr>
-        <w:t>client_fk</w:t>
-      </w:r>
-      <w:proofErr w:type="spellEnd"/>
+        <w:t>, @adresse)</w:t>
+      </w:r>
       <w:r>
         <w:rPr>
           <w:b/>
@@ -1069,27 +1059,29 @@
           <w:sz w:val="20"/>
           <w:szCs w:val="20"/>
         </w:rPr>
-        <w:t>, @adresse)</w:t>
-      </w:r>
-      <w:r>
+        <w:t xml:space="preserve"> //L’ordre de données</w:t>
+      </w:r>
+    </w:p>
+    <w:p>
+      <w:pPr>
         <w:rPr>
           <w:b/>
           <w:bCs/>
           <w:sz w:val="20"/>
           <w:szCs w:val="20"/>
         </w:rPr>
-        <w:t xml:space="preserve"> //L’ordre de données</w:t>
-      </w:r>
-    </w:p>
-    <w:p>
-      <w:pPr>
+      </w:pPr>
+      <w:r>
         <w:rPr>
           <w:b/>
           <w:bCs/>
           <w:sz w:val="20"/>
           <w:szCs w:val="20"/>
         </w:rPr>
-      </w:pPr>
+        <w:tab/>
+        <w:t xml:space="preserve">SET </w:t>
+      </w:r>
+      <w:proofErr w:type="spellStart"/>
       <w:r>
         <w:rPr>
           <w:b/>
@@ -1097,10 +1089,9 @@
           <w:sz w:val="20"/>
           <w:szCs w:val="20"/>
         </w:rPr>
-        <w:tab/>
-        <w:t xml:space="preserve">SET </w:t>
-      </w:r>
-      <w:proofErr w:type="spellStart"/>
+        <w:t>adresse_livraison_fk</w:t>
+      </w:r>
+      <w:proofErr w:type="spellEnd"/>
       <w:r>
         <w:rPr>
           <w:b/>
@@ -1108,9 +1099,8 @@
           <w:sz w:val="20"/>
           <w:szCs w:val="20"/>
         </w:rPr>
-        <w:t>adresse_livraison_fk</w:t>
-      </w:r>
-      <w:proofErr w:type="spellEnd"/>
+        <w:t xml:space="preserve"> = NULLIF(@adresse, '');</w:t>
+      </w:r>
       <w:r>
         <w:rPr>
           <w:b/>
@@ -1118,56 +1108,7 @@
           <w:sz w:val="20"/>
           <w:szCs w:val="20"/>
         </w:rPr>
-        <w:t xml:space="preserve"> = </w:t>
-      </w:r>
-      <w:proofErr w:type="gramStart"/>
-      <w:r>
-        <w:rPr>
-          <w:b/>
-          <w:bCs/>
-          <w:sz w:val="20"/>
-          <w:szCs w:val="20"/>
-        </w:rPr>
-        <w:t>NULLIF(</w:t>
-      </w:r>
-      <w:proofErr w:type="gramEnd"/>
-      <w:r>
-        <w:rPr>
-          <w:b/>
-          <w:bCs/>
-          <w:sz w:val="20"/>
-          <w:szCs w:val="20"/>
-        </w:rPr>
-        <w:t>@adresse, ''</w:t>
-      </w:r>
-      <w:proofErr w:type="gramStart"/>
-      <w:r>
-        <w:rPr>
-          <w:b/>
-          <w:bCs/>
-          <w:sz w:val="20"/>
-          <w:szCs w:val="20"/>
-        </w:rPr>
-        <w:t>);</w:t>
-      </w:r>
-      <w:r>
-        <w:rPr>
-          <w:b/>
-          <w:bCs/>
-          <w:sz w:val="20"/>
-          <w:szCs w:val="20"/>
-        </w:rPr>
-        <w:t xml:space="preserve">   </w:t>
-      </w:r>
-      <w:proofErr w:type="gramEnd"/>
-      <w:r>
-        <w:rPr>
-          <w:b/>
-          <w:bCs/>
-          <w:sz w:val="20"/>
-          <w:szCs w:val="20"/>
-        </w:rPr>
-        <w:t xml:space="preserve">  //Si </w:t>
+        <w:t xml:space="preserve">     //Si </w:t>
       </w:r>
       <w:proofErr w:type="spellStart"/>
       <w:r>
@@ -1291,85 +1232,44 @@
       </w:r>
     </w:p>
     <w:p>
-      <w:pPr>
-        <w:rPr>
-          <w:lang w:val="en-US"/>
-        </w:rPr>
-      </w:pPr>
-      <w:proofErr w:type="spellStart"/>
-      <w:r>
-        <w:rPr>
-          <w:lang w:val="en-US"/>
-        </w:rPr>
+      <w:proofErr w:type="spellStart"/>
+      <w:r>
         <w:t>mysqldump</w:t>
       </w:r>
       <w:proofErr w:type="spellEnd"/>
       <w:r>
-        <w:rPr>
-          <w:lang w:val="en-US"/>
-        </w:rPr>
         <w:t xml:space="preserve"> -</w:t>
       </w:r>
       <w:proofErr w:type="spellStart"/>
       <w:r>
-        <w:rPr>
-          <w:lang w:val="en-US"/>
-        </w:rPr>
         <w:t>uroot</w:t>
       </w:r>
       <w:proofErr w:type="spellEnd"/>
       <w:r>
-        <w:rPr>
-          <w:lang w:val="en-US"/>
-        </w:rPr>
         <w:t xml:space="preserve"> -</w:t>
       </w:r>
       <w:proofErr w:type="spellStart"/>
       <w:r>
-        <w:rPr>
-          <w:lang w:val="en-US"/>
-        </w:rPr>
         <w:t>proot</w:t>
       </w:r>
       <w:proofErr w:type="spellEnd"/>
       <w:r>
-        <w:rPr>
-          <w:lang w:val="en-US"/>
-        </w:rPr>
         <w:t xml:space="preserve"> </w:t>
       </w:r>
       <w:proofErr w:type="spellStart"/>
       <w:r>
-        <w:rPr>
-          <w:lang w:val="en-US"/>
-        </w:rPr>
         <w:t>db_thanospizza</w:t>
       </w:r>
       <w:proofErr w:type="spellEnd"/>
       <w:r>
-        <w:rPr>
-          <w:lang w:val="en-US"/>
-        </w:rPr>
         <w:t xml:space="preserve"> &gt; </w:t>
       </w:r>
       <w:proofErr w:type="spellStart"/>
       <w:r>
-        <w:rPr>
-          <w:lang w:val="en-US"/>
-        </w:rPr>
         <w:t>db_sauvegarde_thanospizza</w:t>
       </w:r>
       <w:r>
-        <w:rPr>
-          <w:lang w:val="en-US"/>
-        </w:rPr>
-        <w:t>.</w:t>
-      </w:r>
-      <w:r>
-        <w:rPr>
-          <w:lang w:val="en-US"/>
-        </w:rPr>
-        <w:t>sql</w:t>
+        <w:t>.sql</w:t>
       </w:r>
       <w:proofErr w:type="spellEnd"/>
     </w:p>
@@ -1464,21 +1364,12 @@
           <w:szCs w:val="20"/>
         </w:rPr>
       </w:pPr>
-      <w:proofErr w:type="gramStart"/>
-      <w:r>
-        <w:rPr>
-          <w:sz w:val="20"/>
-          <w:szCs w:val="20"/>
-        </w:rPr>
-        <w:t>VALUES(</w:t>
-      </w:r>
-      <w:proofErr w:type="gramEnd"/>
-      <w:r>
-        <w:rPr>
-          <w:sz w:val="20"/>
-          <w:szCs w:val="20"/>
-        </w:rPr>
-        <w:t>13, 8, 9.00),</w:t>
+      <w:r>
+        <w:rPr>
+          <w:sz w:val="20"/>
+          <w:szCs w:val="20"/>
+        </w:rPr>
+        <w:t>VALUES(13, 8, 9.00),</w:t>
       </w:r>
     </w:p>
     <w:p>
@@ -1494,17 +1385,8 @@
           <w:szCs w:val="20"/>
         </w:rPr>
         <w:tab/>
-        <w:t xml:space="preserve">  (8, 13, 2.00</w:t>
-      </w:r>
-      <w:proofErr w:type="gramStart"/>
-      <w:r>
-        <w:rPr>
-          <w:sz w:val="20"/>
-          <w:szCs w:val="20"/>
-        </w:rPr>
-        <w:t>);</w:t>
-      </w:r>
-      <w:proofErr w:type="gramEnd"/>
+        <w:t xml:space="preserve">  (8, 13, 2.00);</w:t>
+      </w:r>
     </w:p>
     <w:p>
       <w:pPr>
@@ -1526,12 +1408,14 @@
         <w:rPr>
           <w:sz w:val="20"/>
           <w:szCs w:val="20"/>
-        </w:rPr>
-      </w:pPr>
-      <w:r>
-        <w:rPr>
-          <w:sz w:val="20"/>
-          <w:szCs w:val="20"/>
+          <w:lang w:val="en-US"/>
+        </w:rPr>
+      </w:pPr>
+      <w:r>
+        <w:rPr>
+          <w:sz w:val="20"/>
+          <w:szCs w:val="20"/>
+          <w:lang w:val="en-US"/>
         </w:rPr>
         <w:t xml:space="preserve">UPDATE </w:t>
       </w:r>
@@ -1540,6 +1424,7 @@
         <w:rPr>
           <w:sz w:val="20"/>
           <w:szCs w:val="20"/>
+          <w:lang w:val="en-US"/>
         </w:rPr>
         <w:t>t_ligne_topping</w:t>
       </w:r>
@@ -1548,6 +1433,7 @@
         <w:rPr>
           <w:sz w:val="20"/>
           <w:szCs w:val="20"/>
+          <w:lang w:val="en-US"/>
         </w:rPr>
         <w:t xml:space="preserve"> </w:t>
       </w:r>
@@ -1640,6 +1526,80 @@
         </w:rPr>
         <w:t xml:space="preserve"> = 8;</w:t>
       </w:r>
+    </w:p>
+    <w:p>
+      <w:pPr>
+        <w:rPr>
+          <w:sz w:val="20"/>
+          <w:szCs w:val="20"/>
+          <w:lang w:val="en-US"/>
+        </w:rPr>
+      </w:pPr>
+      <w:r>
+        <w:rPr>
+          <w:noProof/>
+          <w:sz w:val="20"/>
+          <w:szCs w:val="20"/>
+          <w:lang w:val="en-US"/>
+        </w:rPr>
+        <w:drawing>
+          <wp:inline distT="0" distB="0" distL="0" distR="0" wp14:anchorId="3E241ED8" wp14:editId="33291198">
+            <wp:extent cx="4876800" cy="819150"/>
+            <wp:effectExtent l="0" t="0" r="0" b="0"/>
+            <wp:docPr id="1446356257" name="Image 4"/>
+            <wp:cNvGraphicFramePr>
+              <a:graphicFrameLocks xmlns:a="http://schemas.openxmlformats.org/drawingml/2006/main" noChangeAspect="1"/>
+            </wp:cNvGraphicFramePr>
+            <a:graphic xmlns:a="http://schemas.openxmlformats.org/drawingml/2006/main">
+              <a:graphicData uri="http://schemas.openxmlformats.org/drawingml/2006/picture">
+                <pic:pic xmlns:pic="http://schemas.openxmlformats.org/drawingml/2006/picture">
+                  <pic:nvPicPr>
+                    <pic:cNvPr id="0" name="Picture 4"/>
+                    <pic:cNvPicPr>
+                      <a:picLocks noChangeAspect="1" noChangeArrowheads="1"/>
+                    </pic:cNvPicPr>
+                  </pic:nvPicPr>
+                  <pic:blipFill>
+                    <a:blip r:embed="rId9">
+                      <a:extLst>
+                        <a:ext uri="{28A0092B-C50C-407E-A947-70E740481C1C}">
+                          <a14:useLocalDpi xmlns:a14="http://schemas.microsoft.com/office/drawing/2010/main" val="0"/>
+                        </a:ext>
+                      </a:extLst>
+                    </a:blip>
+                    <a:srcRect/>
+                    <a:stretch>
+                      <a:fillRect/>
+                    </a:stretch>
+                  </pic:blipFill>
+                  <pic:spPr bwMode="auto">
+                    <a:xfrm>
+                      <a:off x="0" y="0"/>
+                      <a:ext cx="4876800" cy="819150"/>
+                    </a:xfrm>
+                    <a:prstGeom prst="rect">
+                      <a:avLst/>
+                    </a:prstGeom>
+                    <a:noFill/>
+                    <a:ln>
+                      <a:noFill/>
+                    </a:ln>
+                  </pic:spPr>
+                </pic:pic>
+              </a:graphicData>
+            </a:graphic>
+          </wp:inline>
+        </w:drawing>
+      </w:r>
+    </w:p>
+    <w:p>
+      <w:pPr>
+        <w:rPr>
+          <w:sz w:val="20"/>
+          <w:szCs w:val="20"/>
+          <w:lang w:val="en-US"/>
+        </w:rPr>
+      </w:pPr>
     </w:p>
     <w:p>
       <w:pPr>
@@ -1791,6 +1751,71 @@
           <w:lang w:val="en-US"/>
         </w:rPr>
       </w:pPr>
+      <w:r>
+        <w:rPr>
+          <w:noProof/>
+          <w:sz w:val="20"/>
+          <w:szCs w:val="20"/>
+          <w:lang w:val="en-US"/>
+        </w:rPr>
+        <w:drawing>
+          <wp:inline distT="0" distB="0" distL="0" distR="0" wp14:anchorId="3AA90F76" wp14:editId="02C2FBDC">
+            <wp:extent cx="4981575" cy="285750"/>
+            <wp:effectExtent l="0" t="0" r="9525" b="0"/>
+            <wp:docPr id="477373537" name="Image 5"/>
+            <wp:cNvGraphicFramePr>
+              <a:graphicFrameLocks xmlns:a="http://schemas.openxmlformats.org/drawingml/2006/main" noChangeAspect="1"/>
+            </wp:cNvGraphicFramePr>
+            <a:graphic xmlns:a="http://schemas.openxmlformats.org/drawingml/2006/main">
+              <a:graphicData uri="http://schemas.openxmlformats.org/drawingml/2006/picture">
+                <pic:pic xmlns:pic="http://schemas.openxmlformats.org/drawingml/2006/picture">
+                  <pic:nvPicPr>
+                    <pic:cNvPr id="0" name="Picture 5"/>
+                    <pic:cNvPicPr>
+                      <a:picLocks noChangeAspect="1" noChangeArrowheads="1"/>
+                    </pic:cNvPicPr>
+                  </pic:nvPicPr>
+                  <pic:blipFill>
+                    <a:blip r:embed="rId10">
+                      <a:extLst>
+                        <a:ext uri="{28A0092B-C50C-407E-A947-70E740481C1C}">
+                          <a14:useLocalDpi xmlns:a14="http://schemas.microsoft.com/office/drawing/2010/main" val="0"/>
+                        </a:ext>
+                      </a:extLst>
+                    </a:blip>
+                    <a:srcRect/>
+                    <a:stretch>
+                      <a:fillRect/>
+                    </a:stretch>
+                  </pic:blipFill>
+                  <pic:spPr bwMode="auto">
+                    <a:xfrm>
+                      <a:off x="0" y="0"/>
+                      <a:ext cx="4981575" cy="285750"/>
+                    </a:xfrm>
+                    <a:prstGeom prst="rect">
+                      <a:avLst/>
+                    </a:prstGeom>
+                    <a:noFill/>
+                    <a:ln>
+                      <a:noFill/>
+                    </a:ln>
+                  </pic:spPr>
+                </pic:pic>
+              </a:graphicData>
+            </a:graphic>
+          </wp:inline>
+        </w:drawing>
+      </w:r>
+    </w:p>
+    <w:p>
+      <w:pPr>
+        <w:rPr>
+          <w:sz w:val="20"/>
+          <w:szCs w:val="20"/>
+          <w:lang w:val="en-US"/>
+        </w:rPr>
+      </w:pPr>
     </w:p>
     <w:p>
       <w:pPr>
@@ -1843,30 +1868,14 @@
           <w:sz w:val="20"/>
           <w:szCs w:val="20"/>
         </w:rPr>
-        <w:t xml:space="preserve">On a fait </w:t>
-      </w:r>
-      <w:proofErr w:type="gramStart"/>
-      <w:r>
-        <w:rPr>
-          <w:sz w:val="20"/>
-          <w:szCs w:val="20"/>
-        </w:rPr>
-        <w:t>un s</w:t>
-      </w:r>
-      <w:r>
-        <w:rPr>
-          <w:sz w:val="20"/>
-          <w:szCs w:val="20"/>
-        </w:rPr>
-        <w:t>auvegarde</w:t>
-      </w:r>
-      <w:proofErr w:type="gramEnd"/>
-      <w:r>
-        <w:rPr>
-          <w:sz w:val="20"/>
-          <w:szCs w:val="20"/>
-        </w:rPr>
-        <w:t xml:space="preserve"> de </w:t>
+        <w:t>On a fait un s</w:t>
+      </w:r>
+      <w:r>
+        <w:rPr>
+          <w:sz w:val="20"/>
+          <w:szCs w:val="20"/>
+        </w:rPr>
+        <w:t xml:space="preserve">auvegarde de </w:t>
       </w:r>
       <w:proofErr w:type="spellStart"/>
       <w:r>
@@ -1930,15 +1939,22 @@
           <w:szCs w:val="20"/>
         </w:rPr>
       </w:pPr>
-      <w:proofErr w:type="gramStart"/>
-      <w:r>
-        <w:rPr>
-          <w:sz w:val="20"/>
-          <w:szCs w:val="20"/>
-        </w:rPr>
-        <w:t>a  =</w:t>
-      </w:r>
-      <w:proofErr w:type="gramEnd"/>
+      <w:r>
+        <w:rPr>
+          <w:sz w:val="20"/>
+          <w:szCs w:val="20"/>
+        </w:rPr>
+        <w:t xml:space="preserve">a  = </w:t>
+      </w:r>
+      <w:proofErr w:type="spellStart"/>
+      <w:r>
+        <w:rPr>
+          <w:sz w:val="20"/>
+          <w:szCs w:val="20"/>
+        </w:rPr>
+        <w:t>db_thanospizza</w:t>
+      </w:r>
+      <w:proofErr w:type="spellEnd"/>
       <w:r>
         <w:rPr>
           <w:sz w:val="20"/>
@@ -1946,6 +1962,28 @@
         </w:rPr>
         <w:t xml:space="preserve"> </w:t>
       </w:r>
+    </w:p>
+    <w:p>
+      <w:pPr>
+        <w:rPr>
+          <w:sz w:val="20"/>
+          <w:szCs w:val="20"/>
+        </w:rPr>
+      </w:pPr>
+      <w:r>
+        <w:rPr>
+          <w:sz w:val="20"/>
+          <w:szCs w:val="20"/>
+        </w:rPr>
+        <w:t>après on écrit le</w:t>
+      </w:r>
+      <w:r>
+        <w:rPr>
+          <w:sz w:val="20"/>
+          <w:szCs w:val="20"/>
+        </w:rPr>
+        <w:t xml:space="preserve">s requêtes dans la </w:t>
+      </w:r>
       <w:proofErr w:type="spellStart"/>
       <w:r>
         <w:rPr>
@@ -1955,44 +1993,29 @@
         <w:t>db_thanospizza</w:t>
       </w:r>
       <w:proofErr w:type="spellEnd"/>
-      <w:r>
-        <w:rPr>
-          <w:sz w:val="20"/>
-          <w:szCs w:val="20"/>
-        </w:rPr>
-        <w:t xml:space="preserve"> </w:t>
-      </w:r>
-    </w:p>
-    <w:p>
-      <w:pPr>
-        <w:rPr>
-          <w:sz w:val="20"/>
-          <w:szCs w:val="20"/>
-        </w:rPr>
-      </w:pPr>
-      <w:proofErr w:type="gramStart"/>
-      <w:r>
-        <w:rPr>
-          <w:sz w:val="20"/>
-          <w:szCs w:val="20"/>
-        </w:rPr>
-        <w:t>après</w:t>
-      </w:r>
-      <w:proofErr w:type="gramEnd"/>
-      <w:r>
-        <w:rPr>
-          <w:sz w:val="20"/>
-          <w:szCs w:val="20"/>
-        </w:rPr>
-        <w:t xml:space="preserve"> on écrit le</w:t>
-      </w:r>
-      <w:r>
-        <w:rPr>
-          <w:sz w:val="20"/>
-          <w:szCs w:val="20"/>
-        </w:rPr>
-        <w:t xml:space="preserve">s requêtes dans la </w:t>
-      </w:r>
+    </w:p>
+    <w:p>
+      <w:pPr>
+        <w:rPr>
+          <w:sz w:val="20"/>
+          <w:szCs w:val="20"/>
+        </w:rPr>
+      </w:pPr>
+      <w:r>
+        <w:rPr>
+          <w:sz w:val="20"/>
+          <w:szCs w:val="20"/>
+        </w:rPr>
+        <w:t>et après on restaure les données de variable a</w:t>
+      </w:r>
+    </w:p>
+    <w:p>
+      <w:pPr>
+        <w:rPr>
+          <w:sz w:val="20"/>
+          <w:szCs w:val="20"/>
+        </w:rPr>
+      </w:pPr>
       <w:proofErr w:type="spellStart"/>
       <w:r>
         <w:rPr>
@@ -2002,56 +2025,6 @@
         <w:t>db_thanospizza</w:t>
       </w:r>
       <w:proofErr w:type="spellEnd"/>
-    </w:p>
-    <w:p>
-      <w:pPr>
-        <w:rPr>
-          <w:sz w:val="20"/>
-          <w:szCs w:val="20"/>
-        </w:rPr>
-      </w:pPr>
-      <w:proofErr w:type="gramStart"/>
-      <w:r>
-        <w:rPr>
-          <w:sz w:val="20"/>
-          <w:szCs w:val="20"/>
-        </w:rPr>
-        <w:t>et</w:t>
-      </w:r>
-      <w:proofErr w:type="gramEnd"/>
-      <w:r>
-        <w:rPr>
-          <w:sz w:val="20"/>
-          <w:szCs w:val="20"/>
-        </w:rPr>
-        <w:t xml:space="preserve"> après on restaure les données de variable a</w:t>
-      </w:r>
-    </w:p>
-    <w:p>
-      <w:pPr>
-        <w:rPr>
-          <w:sz w:val="20"/>
-          <w:szCs w:val="20"/>
-        </w:rPr>
-      </w:pPr>
-      <w:proofErr w:type="spellStart"/>
-      <w:proofErr w:type="gramStart"/>
-      <w:r>
-        <w:rPr>
-          <w:sz w:val="20"/>
-          <w:szCs w:val="20"/>
-        </w:rPr>
-        <w:t>db</w:t>
-      </w:r>
-      <w:proofErr w:type="gramEnd"/>
-      <w:r>
-        <w:rPr>
-          <w:sz w:val="20"/>
-          <w:szCs w:val="20"/>
-        </w:rPr>
-        <w:t>_thanospizza</w:t>
-      </w:r>
-      <w:proofErr w:type="spellEnd"/>
       <w:r>
         <w:rPr>
           <w:sz w:val="20"/>
@@ -2067,21 +2040,12 @@
           <w:szCs w:val="20"/>
         </w:rPr>
       </w:pPr>
-      <w:proofErr w:type="gramStart"/>
-      <w:r>
-        <w:rPr>
-          <w:sz w:val="20"/>
-          <w:szCs w:val="20"/>
-        </w:rPr>
-        <w:t>du</w:t>
-      </w:r>
-      <w:proofErr w:type="gramEnd"/>
-      <w:r>
-        <w:rPr>
-          <w:sz w:val="20"/>
-          <w:szCs w:val="20"/>
-        </w:rPr>
-        <w:t xml:space="preserve"> coup les données qu’on avait dans le </w:t>
+      <w:r>
+        <w:rPr>
+          <w:sz w:val="20"/>
+          <w:szCs w:val="20"/>
+        </w:rPr>
+        <w:t xml:space="preserve">du coup les données qu’on avait dans le </w:t>
       </w:r>
       <w:proofErr w:type="spellStart"/>
       <w:r>
@@ -2135,18 +2099,13 @@
       </w:r>
       <w:proofErr w:type="spellEnd"/>
       <w:r>
-        <w:t xml:space="preserve"> AS 'Pizza', </w:t>
-      </w:r>
-      <w:proofErr w:type="gramStart"/>
-      <w:r>
-        <w:t>SUM(</w:t>
+        <w:t xml:space="preserve"> AS 'Pizza', SUM(</w:t>
       </w:r>
       <w:proofErr w:type="spellStart"/>
       <w:r>
         <w:t>lc.quantite</w:t>
       </w:r>
       <w:proofErr w:type="spellEnd"/>
-      <w:proofErr w:type="gramEnd"/>
       <w:r>
         <w:t>) AS '</w:t>
       </w:r>
@@ -2195,26 +2154,16 @@
         <w:t xml:space="preserve">ON </w:t>
       </w:r>
       <w:proofErr w:type="spellStart"/>
-      <w:proofErr w:type="gramStart"/>
-      <w:r>
-        <w:t>lc.article</w:t>
-      </w:r>
-      <w:proofErr w:type="gramEnd"/>
-      <w:r>
-        <w:t>_fk</w:t>
+      <w:r>
+        <w:t>lc.article_fk</w:t>
       </w:r>
       <w:proofErr w:type="spellEnd"/>
       <w:r>
         <w:t xml:space="preserve"> = </w:t>
       </w:r>
       <w:proofErr w:type="spellStart"/>
-      <w:proofErr w:type="gramStart"/>
-      <w:r>
-        <w:t>a.article</w:t>
-      </w:r>
-      <w:proofErr w:type="gramEnd"/>
-      <w:r>
-        <w:t>_id</w:t>
+      <w:r>
+        <w:t>a.article_id</w:t>
       </w:r>
       <w:proofErr w:type="spellEnd"/>
     </w:p>
@@ -2231,7 +2180,6 @@
         <w:t xml:space="preserve">WHERE </w:t>
       </w:r>
       <w:proofErr w:type="spellStart"/>
-      <w:proofErr w:type="gramStart"/>
       <w:r>
         <w:rPr>
           <w:lang w:val="en-US"/>
@@ -2239,7 +2187,6 @@
         <w:t>a.type</w:t>
       </w:r>
       <w:proofErr w:type="spellEnd"/>
-      <w:proofErr w:type="gramEnd"/>
       <w:r>
         <w:rPr>
           <w:lang w:val="en-US"/>
@@ -2260,40 +2207,25 @@
         <w:t xml:space="preserve">GROUP BY </w:t>
       </w:r>
       <w:proofErr w:type="spellStart"/>
-      <w:proofErr w:type="gramStart"/>
-      <w:r>
-        <w:rPr>
-          <w:lang w:val="en-US"/>
-        </w:rPr>
-        <w:t>a.article</w:t>
-      </w:r>
-      <w:proofErr w:type="gramEnd"/>
-      <w:r>
-        <w:rPr>
-          <w:lang w:val="en-US"/>
-        </w:rPr>
-        <w:t>_id</w:t>
-      </w:r>
-      <w:proofErr w:type="spellEnd"/>
-    </w:p>
-    <w:p>
-      <w:pPr>
-        <w:rPr>
-          <w:lang w:val="en-US"/>
-        </w:rPr>
-      </w:pPr>
-      <w:r>
-        <w:rPr>
-          <w:lang w:val="en-US"/>
-        </w:rPr>
-        <w:t xml:space="preserve">ORDER BY </w:t>
-      </w:r>
-      <w:proofErr w:type="gramStart"/>
-      <w:r>
-        <w:rPr>
-          <w:lang w:val="en-US"/>
-        </w:rPr>
-        <w:t>SUM(</w:t>
+      <w:r>
+        <w:rPr>
+          <w:lang w:val="en-US"/>
+        </w:rPr>
+        <w:t>a.article_id</w:t>
+      </w:r>
+      <w:proofErr w:type="spellEnd"/>
+    </w:p>
+    <w:p>
+      <w:pPr>
+        <w:rPr>
+          <w:lang w:val="en-US"/>
+        </w:rPr>
+      </w:pPr>
+      <w:r>
+        <w:rPr>
+          <w:lang w:val="en-US"/>
+        </w:rPr>
+        <w:t>ORDER BY SUM(</w:t>
       </w:r>
       <w:proofErr w:type="spellStart"/>
       <w:r>
@@ -2303,7 +2235,6 @@
         <w:t>lc.quantite</w:t>
       </w:r>
       <w:proofErr w:type="spellEnd"/>
-      <w:proofErr w:type="gramEnd"/>
       <w:r>
         <w:rPr>
           <w:lang w:val="en-US"/>
@@ -2313,16 +2244,15 @@
     </w:p>
     <w:p>
       <w:r>
-        <w:t xml:space="preserve">LIMIT </w:t>
-      </w:r>
-      <w:proofErr w:type="gramStart"/>
-      <w:r>
-        <w:t>10;</w:t>
-      </w:r>
-      <w:proofErr w:type="gramEnd"/>
-    </w:p>
-    <w:p>
-      <w:r>
+        <w:t>LIMIT 10;</w:t>
+      </w:r>
+    </w:p>
+    <w:p>
+      <w:r>
+        <w:rPr>
+          <w:noProof/>
+        </w:rPr>
+        <w:lastRenderedPageBreak/>
         <w:drawing>
           <wp:inline distT="0" distB="0" distL="0" distR="0" wp14:anchorId="018E58B9" wp14:editId="4CEE51BA">
             <wp:extent cx="3458058" cy="2210108"/>
@@ -2339,7 +2269,7 @@
                     <pic:cNvPicPr/>
                   </pic:nvPicPr>
                   <pic:blipFill>
-                    <a:blip r:embed="rId9"/>
+                    <a:blip r:embed="rId11"/>
                     <a:stretch>
                       <a:fillRect/>
                     </a:stretch>
@@ -2398,14 +2328,7 @@
         <w:rPr>
           <w:lang w:val="en-US"/>
         </w:rPr>
-        <w:t xml:space="preserve"> AS 'Topping', </w:t>
-      </w:r>
-      <w:proofErr w:type="gramStart"/>
-      <w:r>
-        <w:rPr>
-          <w:lang w:val="en-US"/>
-        </w:rPr>
-        <w:t>SUM(</w:t>
+        <w:t xml:space="preserve"> AS 'Topping', SUM(</w:t>
       </w:r>
       <w:proofErr w:type="spellStart"/>
       <w:r>
@@ -2415,7 +2338,6 @@
         <w:t>lc.quantite</w:t>
       </w:r>
       <w:proofErr w:type="spellEnd"/>
-      <w:proofErr w:type="gramEnd"/>
       <w:r>
         <w:rPr>
           <w:lang w:val="en-US"/>
@@ -2526,19 +2448,11 @@
         <w:t xml:space="preserve">ON </w:t>
       </w:r>
       <w:proofErr w:type="spellStart"/>
-      <w:proofErr w:type="gramStart"/>
-      <w:r>
-        <w:rPr>
-          <w:lang w:val="en-US"/>
-        </w:rPr>
-        <w:t>lt.topping</w:t>
-      </w:r>
-      <w:proofErr w:type="gramEnd"/>
-      <w:r>
-        <w:rPr>
-          <w:lang w:val="en-US"/>
-        </w:rPr>
-        <w:t>_fk</w:t>
+      <w:r>
+        <w:rPr>
+          <w:lang w:val="en-US"/>
+        </w:rPr>
+        <w:t>lt.topping_fk</w:t>
       </w:r>
       <w:proofErr w:type="spellEnd"/>
       <w:r>
@@ -2548,19 +2462,11 @@
         <w:t xml:space="preserve"> = </w:t>
       </w:r>
       <w:proofErr w:type="spellStart"/>
-      <w:proofErr w:type="gramStart"/>
-      <w:r>
-        <w:rPr>
-          <w:lang w:val="en-US"/>
-        </w:rPr>
-        <w:t>t.topping</w:t>
-      </w:r>
-      <w:proofErr w:type="gramEnd"/>
-      <w:r>
-        <w:rPr>
-          <w:lang w:val="en-US"/>
-        </w:rPr>
-        <w:t>_id</w:t>
+      <w:r>
+        <w:rPr>
+          <w:lang w:val="en-US"/>
+        </w:rPr>
+        <w:t>t.topping_id</w:t>
       </w:r>
       <w:proofErr w:type="spellEnd"/>
     </w:p>
@@ -2587,26 +2493,16 @@
         <w:t xml:space="preserve">ON </w:t>
       </w:r>
       <w:proofErr w:type="spellStart"/>
-      <w:proofErr w:type="gramStart"/>
-      <w:r>
-        <w:t>lc.ligne</w:t>
-      </w:r>
-      <w:proofErr w:type="gramEnd"/>
-      <w:r>
-        <w:t>_commande_id</w:t>
+      <w:r>
+        <w:t>lc.ligne_commande_id</w:t>
       </w:r>
       <w:proofErr w:type="spellEnd"/>
       <w:r>
         <w:t xml:space="preserve"> = </w:t>
       </w:r>
       <w:proofErr w:type="spellStart"/>
-      <w:proofErr w:type="gramStart"/>
-      <w:r>
-        <w:t>lt.ligne</w:t>
-      </w:r>
-      <w:proofErr w:type="gramEnd"/>
-      <w:r>
-        <w:t>_commande_fk</w:t>
+      <w:r>
+        <w:t>lt.ligne_commande_fk</w:t>
       </w:r>
       <w:proofErr w:type="spellEnd"/>
     </w:p>
@@ -2641,14 +2537,7 @@
         <w:rPr>
           <w:lang w:val="en-US"/>
         </w:rPr>
-        <w:t xml:space="preserve">ORDER BY </w:t>
-      </w:r>
-      <w:proofErr w:type="gramStart"/>
-      <w:r>
-        <w:rPr>
-          <w:lang w:val="en-US"/>
-        </w:rPr>
-        <w:t>SUM(</w:t>
+        <w:t>ORDER BY SUM(</w:t>
       </w:r>
       <w:proofErr w:type="spellStart"/>
       <w:r>
@@ -2658,7 +2547,6 @@
         <w:t>lc.quantite</w:t>
       </w:r>
       <w:proofErr w:type="spellEnd"/>
-      <w:proofErr w:type="gramEnd"/>
       <w:r>
         <w:rPr>
           <w:lang w:val="en-US"/>
@@ -2681,8 +2569,10 @@
       </w:pPr>
       <w:r>
         <w:rPr>
-          <w:lang w:val="en-US"/>
-        </w:rPr>
+          <w:noProof/>
+          <w:lang w:val="en-US"/>
+        </w:rPr>
+        <w:lastRenderedPageBreak/>
         <w:drawing>
           <wp:inline distT="0" distB="0" distL="0" distR="0" wp14:anchorId="2C579632" wp14:editId="3729CC57">
             <wp:extent cx="4067743" cy="4344006"/>
@@ -2699,7 +2589,7 @@
                     <pic:cNvPicPr/>
                   </pic:nvPicPr>
                   <pic:blipFill>
-                    <a:blip r:embed="rId10"/>
+                    <a:blip r:embed="rId12"/>
                     <a:stretch>
                       <a:fillRect/>
                     </a:stretch>
@@ -2736,216 +2626,182 @@
           <w:rFonts w:ascii="Arial" w:hAnsi="Arial"/>
           <w:sz w:val="24"/>
         </w:rPr>
+        <w:t>Requête n°3 - Chiffre d’affaires par jour</w:t>
+      </w:r>
+    </w:p>
+    <w:p>
+      <w:r>
+        <w:t>SELECT date(</w:t>
+      </w:r>
+      <w:proofErr w:type="spellStart"/>
+      <w:r>
+        <w:t>c.date_creation</w:t>
+      </w:r>
+      <w:proofErr w:type="spellEnd"/>
+      <w:r>
+        <w:t>) AS 'Date', SUM(</w:t>
+      </w:r>
+      <w:proofErr w:type="spellStart"/>
+      <w:r>
+        <w:t>p.montant</w:t>
+      </w:r>
+      <w:proofErr w:type="spellEnd"/>
+      <w:r>
+        <w:t>) AS "Chiffre d'affaires"</w:t>
+      </w:r>
+    </w:p>
+    <w:p>
+      <w:r>
+        <w:t xml:space="preserve">FROM </w:t>
+      </w:r>
+      <w:proofErr w:type="spellStart"/>
+      <w:r>
+        <w:t>t_commande</w:t>
+      </w:r>
+      <w:proofErr w:type="spellEnd"/>
+      <w:r>
+        <w:t xml:space="preserve"> AS c</w:t>
+      </w:r>
+    </w:p>
+    <w:p>
+      <w:r>
+        <w:t xml:space="preserve">JOIN </w:t>
+      </w:r>
+      <w:proofErr w:type="spellStart"/>
+      <w:r>
+        <w:t>t_paiement</w:t>
+      </w:r>
+      <w:proofErr w:type="spellEnd"/>
+      <w:r>
+        <w:t xml:space="preserve"> AS p</w:t>
+      </w:r>
+    </w:p>
+    <w:p>
+      <w:r>
+        <w:t xml:space="preserve">ON </w:t>
+      </w:r>
+      <w:proofErr w:type="spellStart"/>
+      <w:r>
+        <w:t>p.commande_fk</w:t>
+      </w:r>
+      <w:proofErr w:type="spellEnd"/>
+      <w:r>
+        <w:t xml:space="preserve"> = </w:t>
+      </w:r>
+      <w:proofErr w:type="spellStart"/>
+      <w:r>
+        <w:t>c.commande_id</w:t>
+      </w:r>
+      <w:proofErr w:type="spellEnd"/>
+    </w:p>
+    <w:p>
+      <w:pPr>
+        <w:rPr>
+          <w:lang w:val="en-US"/>
+        </w:rPr>
+      </w:pPr>
+      <w:r>
+        <w:rPr>
+          <w:lang w:val="en-US"/>
+        </w:rPr>
+        <w:t xml:space="preserve">WHERE </w:t>
+      </w:r>
+      <w:proofErr w:type="spellStart"/>
+      <w:r>
+        <w:rPr>
+          <w:lang w:val="en-US"/>
+        </w:rPr>
+        <w:t>c.statut</w:t>
+      </w:r>
+      <w:proofErr w:type="spellEnd"/>
+      <w:r>
+        <w:rPr>
+          <w:lang w:val="en-US"/>
+        </w:rPr>
+        <w:t xml:space="preserve"> = '</w:t>
+      </w:r>
+      <w:proofErr w:type="spellStart"/>
+      <w:r>
+        <w:rPr>
+          <w:lang w:val="en-US"/>
+        </w:rPr>
+        <w:t>livree</w:t>
+      </w:r>
+      <w:proofErr w:type="spellEnd"/>
+      <w:r>
+        <w:rPr>
+          <w:lang w:val="en-US"/>
+        </w:rPr>
+        <w:t>'</w:t>
+      </w:r>
+    </w:p>
+    <w:p>
+      <w:pPr>
+        <w:rPr>
+          <w:lang w:val="en-US"/>
+        </w:rPr>
+      </w:pPr>
+      <w:r>
+        <w:rPr>
+          <w:lang w:val="en-US"/>
+        </w:rPr>
+        <w:t xml:space="preserve">GROUP BY </w:t>
+      </w:r>
+      <w:proofErr w:type="spellStart"/>
+      <w:r>
+        <w:rPr>
+          <w:lang w:val="en-US"/>
+        </w:rPr>
+        <w:t>c.date_creation</w:t>
+      </w:r>
+      <w:proofErr w:type="spellEnd"/>
+    </w:p>
+    <w:p>
+      <w:pPr>
+        <w:rPr>
+          <w:lang w:val="en-US"/>
+        </w:rPr>
+      </w:pPr>
+      <w:r>
+        <w:rPr>
+          <w:lang w:val="en-US"/>
+        </w:rPr>
+        <w:t xml:space="preserve">ORDER BY </w:t>
+      </w:r>
+      <w:proofErr w:type="spellStart"/>
+      <w:r>
+        <w:rPr>
+          <w:lang w:val="en-US"/>
+        </w:rPr>
+        <w:t>c.date_creation</w:t>
+      </w:r>
+      <w:proofErr w:type="spellEnd"/>
+      <w:r>
+        <w:rPr>
+          <w:lang w:val="en-US"/>
+        </w:rPr>
+        <w:t xml:space="preserve"> ASC;</w:t>
+      </w:r>
+    </w:p>
+    <w:p>
+      <w:pPr>
+        <w:rPr>
+          <w:lang w:val="en-US"/>
+        </w:rPr>
+      </w:pPr>
+    </w:p>
+    <w:p>
+      <w:pPr>
+        <w:rPr>
+          <w:lang w:val="en-US"/>
+        </w:rPr>
+      </w:pPr>
+      <w:r>
+        <w:rPr>
+          <w:noProof/>
+          <w:lang w:val="en-US"/>
+        </w:rPr>
         <w:lastRenderedPageBreak/>
-        <w:t>Requête n°3 - Chiffre d’affaires par jour</w:t>
-      </w:r>
-    </w:p>
-    <w:p>
-      <w:r>
-        <w:t>SELECT date(</w:t>
-      </w:r>
-      <w:proofErr w:type="spellStart"/>
-      <w:proofErr w:type="gramStart"/>
-      <w:r>
-        <w:t>c.date</w:t>
-      </w:r>
-      <w:proofErr w:type="gramEnd"/>
-      <w:r>
-        <w:t>_creation</w:t>
-      </w:r>
-      <w:proofErr w:type="spellEnd"/>
-      <w:r>
-        <w:t>) AS 'Date', SUM(</w:t>
-      </w:r>
-      <w:proofErr w:type="spellStart"/>
-      <w:proofErr w:type="gramStart"/>
-      <w:r>
-        <w:t>p.montant</w:t>
-      </w:r>
-      <w:proofErr w:type="spellEnd"/>
-      <w:proofErr w:type="gramEnd"/>
-      <w:r>
-        <w:t>) AS "Chiffre d'affaires"</w:t>
-      </w:r>
-    </w:p>
-    <w:p>
-      <w:r>
-        <w:t xml:space="preserve">FROM </w:t>
-      </w:r>
-      <w:proofErr w:type="spellStart"/>
-      <w:r>
-        <w:t>t_commande</w:t>
-      </w:r>
-      <w:proofErr w:type="spellEnd"/>
-      <w:r>
-        <w:t xml:space="preserve"> AS c</w:t>
-      </w:r>
-    </w:p>
-    <w:p>
-      <w:r>
-        <w:t xml:space="preserve">JOIN </w:t>
-      </w:r>
-      <w:proofErr w:type="spellStart"/>
-      <w:r>
-        <w:t>t_paiement</w:t>
-      </w:r>
-      <w:proofErr w:type="spellEnd"/>
-      <w:r>
-        <w:t xml:space="preserve"> AS p</w:t>
-      </w:r>
-    </w:p>
-    <w:p>
-      <w:r>
-        <w:t xml:space="preserve">ON </w:t>
-      </w:r>
-      <w:proofErr w:type="spellStart"/>
-      <w:proofErr w:type="gramStart"/>
-      <w:r>
-        <w:t>p.commande</w:t>
-      </w:r>
-      <w:proofErr w:type="gramEnd"/>
-      <w:r>
-        <w:t>_fk</w:t>
-      </w:r>
-      <w:proofErr w:type="spellEnd"/>
-      <w:r>
-        <w:t xml:space="preserve"> = </w:t>
-      </w:r>
-      <w:proofErr w:type="spellStart"/>
-      <w:proofErr w:type="gramStart"/>
-      <w:r>
-        <w:t>c.commande</w:t>
-      </w:r>
-      <w:proofErr w:type="gramEnd"/>
-      <w:r>
-        <w:t>_id</w:t>
-      </w:r>
-      <w:proofErr w:type="spellEnd"/>
-    </w:p>
-    <w:p>
-      <w:pPr>
-        <w:rPr>
-          <w:lang w:val="en-US"/>
-        </w:rPr>
-      </w:pPr>
-      <w:r>
-        <w:rPr>
-          <w:lang w:val="en-US"/>
-        </w:rPr>
-        <w:t xml:space="preserve">WHERE </w:t>
-      </w:r>
-      <w:proofErr w:type="spellStart"/>
-      <w:proofErr w:type="gramStart"/>
-      <w:r>
-        <w:rPr>
-          <w:lang w:val="en-US"/>
-        </w:rPr>
-        <w:t>c.statut</w:t>
-      </w:r>
-      <w:proofErr w:type="spellEnd"/>
-      <w:proofErr w:type="gramEnd"/>
-      <w:r>
-        <w:rPr>
-          <w:lang w:val="en-US"/>
-        </w:rPr>
-        <w:t xml:space="preserve"> = '</w:t>
-      </w:r>
-      <w:proofErr w:type="spellStart"/>
-      <w:r>
-        <w:rPr>
-          <w:lang w:val="en-US"/>
-        </w:rPr>
-        <w:t>livree</w:t>
-      </w:r>
-      <w:proofErr w:type="spellEnd"/>
-      <w:r>
-        <w:rPr>
-          <w:lang w:val="en-US"/>
-        </w:rPr>
-        <w:t>'</w:t>
-      </w:r>
-    </w:p>
-    <w:p>
-      <w:pPr>
-        <w:rPr>
-          <w:lang w:val="en-US"/>
-        </w:rPr>
-      </w:pPr>
-      <w:r>
-        <w:rPr>
-          <w:lang w:val="en-US"/>
-        </w:rPr>
-        <w:t xml:space="preserve">GROUP BY </w:t>
-      </w:r>
-      <w:proofErr w:type="spellStart"/>
-      <w:proofErr w:type="gramStart"/>
-      <w:r>
-        <w:rPr>
-          <w:lang w:val="en-US"/>
-        </w:rPr>
-        <w:t>c.date</w:t>
-      </w:r>
-      <w:proofErr w:type="gramEnd"/>
-      <w:r>
-        <w:rPr>
-          <w:lang w:val="en-US"/>
-        </w:rPr>
-        <w:t>_creation</w:t>
-      </w:r>
-      <w:proofErr w:type="spellEnd"/>
-    </w:p>
-    <w:p>
-      <w:pPr>
-        <w:rPr>
-          <w:lang w:val="en-US"/>
-        </w:rPr>
-      </w:pPr>
-      <w:r>
-        <w:rPr>
-          <w:lang w:val="en-US"/>
-        </w:rPr>
-        <w:t xml:space="preserve">ORDER BY </w:t>
-      </w:r>
-      <w:proofErr w:type="spellStart"/>
-      <w:proofErr w:type="gramStart"/>
-      <w:r>
-        <w:rPr>
-          <w:lang w:val="en-US"/>
-        </w:rPr>
-        <w:t>c.date</w:t>
-      </w:r>
-      <w:proofErr w:type="gramEnd"/>
-      <w:r>
-        <w:rPr>
-          <w:lang w:val="en-US"/>
-        </w:rPr>
-        <w:t>_creation</w:t>
-      </w:r>
-      <w:proofErr w:type="spellEnd"/>
-      <w:r>
-        <w:rPr>
-          <w:lang w:val="en-US"/>
-        </w:rPr>
-        <w:t xml:space="preserve"> ASC;</w:t>
-      </w:r>
-    </w:p>
-    <w:p>
-      <w:pPr>
-        <w:rPr>
-          <w:lang w:val="en-US"/>
-        </w:rPr>
-      </w:pPr>
-    </w:p>
-    <w:p>
-      <w:pPr>
-        <w:rPr>
-          <w:lang w:val="en-US"/>
-        </w:rPr>
-      </w:pPr>
-      <w:r>
-        <w:rPr>
-          <w:lang w:val="en-US"/>
-        </w:rPr>
         <w:drawing>
           <wp:inline distT="0" distB="0" distL="0" distR="0" wp14:anchorId="11DAA785" wp14:editId="0C595915">
             <wp:extent cx="2886478" cy="5010849"/>
@@ -2962,7 +2818,7 @@
                     <pic:cNvPicPr/>
                   </pic:nvPicPr>
                   <pic:blipFill>
-                    <a:blip r:embed="rId11"/>
+                    <a:blip r:embed="rId13"/>
                     <a:stretch>
                       <a:fillRect/>
                     </a:stretch>
@@ -3015,12 +2871,10 @@
         <w:t xml:space="preserve"> as NPA, </w:t>
       </w:r>
       <w:proofErr w:type="spellStart"/>
-      <w:proofErr w:type="gramStart"/>
       <w:r>
         <w:t>a.localite</w:t>
       </w:r>
       <w:proofErr w:type="spellEnd"/>
-      <w:proofErr w:type="gramEnd"/>
       <w:r>
         <w:t xml:space="preserve"> AS </w:t>
       </w:r>
@@ -3033,12 +2887,10 @@
         <w:t>, SUM(</w:t>
       </w:r>
       <w:proofErr w:type="spellStart"/>
-      <w:proofErr w:type="gramStart"/>
       <w:r>
         <w:t>p.montant</w:t>
       </w:r>
       <w:proofErr w:type="spellEnd"/>
-      <w:proofErr w:type="gramEnd"/>
       <w:r>
         <w:t>) AS "Chiffre d'affaires"</w:t>
       </w:r>
@@ -3053,262 +2905,235 @@
         <w:rPr>
           <w:lang w:val="en-US"/>
         </w:rPr>
+        <w:t xml:space="preserve">FROM </w:t>
+      </w:r>
+      <w:proofErr w:type="spellStart"/>
+      <w:r>
+        <w:rPr>
+          <w:lang w:val="en-US"/>
+        </w:rPr>
+        <w:t>t_address</w:t>
+      </w:r>
+      <w:proofErr w:type="spellEnd"/>
+      <w:r>
+        <w:rPr>
+          <w:lang w:val="en-US"/>
+        </w:rPr>
+        <w:t xml:space="preserve"> AS a</w:t>
+      </w:r>
+    </w:p>
+    <w:p>
+      <w:pPr>
+        <w:rPr>
+          <w:lang w:val="en-US"/>
+        </w:rPr>
+      </w:pPr>
+      <w:r>
+        <w:rPr>
+          <w:lang w:val="en-US"/>
+        </w:rPr>
+        <w:t xml:space="preserve">JOIN </w:t>
+      </w:r>
+      <w:proofErr w:type="spellStart"/>
+      <w:r>
+        <w:rPr>
+          <w:lang w:val="en-US"/>
+        </w:rPr>
+        <w:t>t_commande</w:t>
+      </w:r>
+      <w:proofErr w:type="spellEnd"/>
+      <w:r>
+        <w:rPr>
+          <w:lang w:val="en-US"/>
+        </w:rPr>
+        <w:t xml:space="preserve"> AS c</w:t>
+      </w:r>
+    </w:p>
+    <w:p>
+      <w:r>
+        <w:t xml:space="preserve">ON </w:t>
+      </w:r>
+      <w:proofErr w:type="spellStart"/>
+      <w:r>
+        <w:t>c.adresse_livraison_fk</w:t>
+      </w:r>
+      <w:proofErr w:type="spellEnd"/>
+      <w:r>
+        <w:t xml:space="preserve"> = </w:t>
+      </w:r>
+      <w:proofErr w:type="spellStart"/>
+      <w:r>
+        <w:t>a.address_id</w:t>
+      </w:r>
+      <w:proofErr w:type="spellEnd"/>
+    </w:p>
+    <w:p>
+      <w:r>
+        <w:t xml:space="preserve">JOIN </w:t>
+      </w:r>
+      <w:proofErr w:type="spellStart"/>
+      <w:r>
+        <w:t>t_paiement</w:t>
+      </w:r>
+      <w:proofErr w:type="spellEnd"/>
+      <w:r>
+        <w:t xml:space="preserve"> AS p</w:t>
+      </w:r>
+    </w:p>
+    <w:p>
+      <w:r>
+        <w:t xml:space="preserve">ON </w:t>
+      </w:r>
+      <w:proofErr w:type="spellStart"/>
+      <w:r>
+        <w:t>p.commande_fk</w:t>
+      </w:r>
+      <w:proofErr w:type="spellEnd"/>
+      <w:r>
+        <w:t xml:space="preserve"> = </w:t>
+      </w:r>
+      <w:proofErr w:type="spellStart"/>
+      <w:r>
+        <w:t>c.commande_id</w:t>
+      </w:r>
+      <w:proofErr w:type="spellEnd"/>
+    </w:p>
+    <w:p>
+      <w:pPr>
+        <w:rPr>
+          <w:lang w:val="en-US"/>
+        </w:rPr>
+      </w:pPr>
+      <w:r>
+        <w:rPr>
+          <w:lang w:val="en-US"/>
+        </w:rPr>
+        <w:t xml:space="preserve">WHERE </w:t>
+      </w:r>
+      <w:proofErr w:type="spellStart"/>
+      <w:r>
+        <w:rPr>
+          <w:lang w:val="en-US"/>
+        </w:rPr>
+        <w:t>c.type</w:t>
+      </w:r>
+      <w:proofErr w:type="spellEnd"/>
+      <w:r>
+        <w:rPr>
+          <w:lang w:val="en-US"/>
+        </w:rPr>
+        <w:t xml:space="preserve"> = 'livraison' AND </w:t>
+      </w:r>
+      <w:proofErr w:type="spellStart"/>
+      <w:r>
+        <w:rPr>
+          <w:lang w:val="en-US"/>
+        </w:rPr>
+        <w:t>c.statut</w:t>
+      </w:r>
+      <w:proofErr w:type="spellEnd"/>
+      <w:r>
+        <w:rPr>
+          <w:lang w:val="en-US"/>
+        </w:rPr>
+        <w:t xml:space="preserve"> = '</w:t>
+      </w:r>
+      <w:proofErr w:type="spellStart"/>
+      <w:r>
+        <w:rPr>
+          <w:lang w:val="en-US"/>
+        </w:rPr>
+        <w:t>livree</w:t>
+      </w:r>
+      <w:proofErr w:type="spellEnd"/>
+      <w:r>
+        <w:rPr>
+          <w:lang w:val="en-US"/>
+        </w:rPr>
+        <w:t>'</w:t>
+      </w:r>
+    </w:p>
+    <w:p>
+      <w:pPr>
+        <w:rPr>
+          <w:lang w:val="en-US"/>
+        </w:rPr>
+      </w:pPr>
+      <w:r>
+        <w:rPr>
+          <w:lang w:val="en-US"/>
+        </w:rPr>
+        <w:t xml:space="preserve">GROUP BY </w:t>
+      </w:r>
+      <w:proofErr w:type="spellStart"/>
+      <w:r>
+        <w:rPr>
+          <w:lang w:val="en-US"/>
+        </w:rPr>
+        <w:t>a.npa</w:t>
+      </w:r>
+      <w:proofErr w:type="spellEnd"/>
+      <w:r>
+        <w:rPr>
+          <w:lang w:val="en-US"/>
+        </w:rPr>
+        <w:t xml:space="preserve">, </w:t>
+      </w:r>
+      <w:proofErr w:type="spellStart"/>
+      <w:r>
+        <w:rPr>
+          <w:lang w:val="en-US"/>
+        </w:rPr>
+        <w:t>a.localite</w:t>
+      </w:r>
+      <w:proofErr w:type="spellEnd"/>
+    </w:p>
+    <w:p>
+      <w:pPr>
+        <w:rPr>
+          <w:lang w:val="en-US"/>
+        </w:rPr>
+      </w:pPr>
+      <w:r>
+        <w:rPr>
+          <w:lang w:val="en-US"/>
+        </w:rPr>
+        <w:t>ORDER BY SUM(</w:t>
+      </w:r>
+      <w:proofErr w:type="spellStart"/>
+      <w:r>
+        <w:rPr>
+          <w:lang w:val="en-US"/>
+        </w:rPr>
+        <w:t>p.montant</w:t>
+      </w:r>
+      <w:proofErr w:type="spellEnd"/>
+      <w:r>
+        <w:rPr>
+          <w:lang w:val="en-US"/>
+        </w:rPr>
+        <w:t>) DESC;</w:t>
+      </w:r>
+    </w:p>
+    <w:p>
+      <w:pPr>
+        <w:rPr>
+          <w:lang w:val="en-US"/>
+        </w:rPr>
+      </w:pPr>
+    </w:p>
+    <w:p>
+      <w:pPr>
+        <w:rPr>
+          <w:lang w:val="en-US"/>
+        </w:rPr>
+      </w:pPr>
+      <w:r>
+        <w:rPr>
+          <w:noProof/>
+          <w:lang w:val="en-US"/>
+        </w:rPr>
         <w:lastRenderedPageBreak/>
-        <w:t xml:space="preserve">FROM </w:t>
-      </w:r>
-      <w:proofErr w:type="spellStart"/>
-      <w:r>
-        <w:rPr>
-          <w:lang w:val="en-US"/>
-        </w:rPr>
-        <w:t>t_address</w:t>
-      </w:r>
-      <w:proofErr w:type="spellEnd"/>
-      <w:r>
-        <w:rPr>
-          <w:lang w:val="en-US"/>
-        </w:rPr>
-        <w:t xml:space="preserve"> AS a</w:t>
-      </w:r>
-    </w:p>
-    <w:p>
-      <w:pPr>
-        <w:rPr>
-          <w:lang w:val="en-US"/>
-        </w:rPr>
-      </w:pPr>
-      <w:r>
-        <w:rPr>
-          <w:lang w:val="en-US"/>
-        </w:rPr>
-        <w:t xml:space="preserve">JOIN </w:t>
-      </w:r>
-      <w:proofErr w:type="spellStart"/>
-      <w:r>
-        <w:rPr>
-          <w:lang w:val="en-US"/>
-        </w:rPr>
-        <w:t>t_commande</w:t>
-      </w:r>
-      <w:proofErr w:type="spellEnd"/>
-      <w:r>
-        <w:rPr>
-          <w:lang w:val="en-US"/>
-        </w:rPr>
-        <w:t xml:space="preserve"> AS c</w:t>
-      </w:r>
-    </w:p>
-    <w:p>
-      <w:r>
-        <w:t xml:space="preserve">ON </w:t>
-      </w:r>
-      <w:proofErr w:type="spellStart"/>
-      <w:proofErr w:type="gramStart"/>
-      <w:r>
-        <w:t>c.adresse</w:t>
-      </w:r>
-      <w:proofErr w:type="gramEnd"/>
-      <w:r>
-        <w:t>_livraison_fk</w:t>
-      </w:r>
-      <w:proofErr w:type="spellEnd"/>
-      <w:r>
-        <w:t xml:space="preserve"> = </w:t>
-      </w:r>
-      <w:proofErr w:type="spellStart"/>
-      <w:proofErr w:type="gramStart"/>
-      <w:r>
-        <w:t>a.address</w:t>
-      </w:r>
-      <w:proofErr w:type="gramEnd"/>
-      <w:r>
-        <w:t>_id</w:t>
-      </w:r>
-      <w:proofErr w:type="spellEnd"/>
-    </w:p>
-    <w:p>
-      <w:r>
-        <w:t xml:space="preserve">JOIN </w:t>
-      </w:r>
-      <w:proofErr w:type="spellStart"/>
-      <w:r>
-        <w:t>t_paiement</w:t>
-      </w:r>
-      <w:proofErr w:type="spellEnd"/>
-      <w:r>
-        <w:t xml:space="preserve"> AS p</w:t>
-      </w:r>
-    </w:p>
-    <w:p>
-      <w:r>
-        <w:t xml:space="preserve">ON </w:t>
-      </w:r>
-      <w:proofErr w:type="spellStart"/>
-      <w:proofErr w:type="gramStart"/>
-      <w:r>
-        <w:t>p.commande</w:t>
-      </w:r>
-      <w:proofErr w:type="gramEnd"/>
-      <w:r>
-        <w:t>_fk</w:t>
-      </w:r>
-      <w:proofErr w:type="spellEnd"/>
-      <w:r>
-        <w:t xml:space="preserve"> = </w:t>
-      </w:r>
-      <w:proofErr w:type="spellStart"/>
-      <w:proofErr w:type="gramStart"/>
-      <w:r>
-        <w:t>c.commande</w:t>
-      </w:r>
-      <w:proofErr w:type="gramEnd"/>
-      <w:r>
-        <w:t>_id</w:t>
-      </w:r>
-      <w:proofErr w:type="spellEnd"/>
-    </w:p>
-    <w:p>
-      <w:pPr>
-        <w:rPr>
-          <w:lang w:val="en-US"/>
-        </w:rPr>
-      </w:pPr>
-      <w:r>
-        <w:rPr>
-          <w:lang w:val="en-US"/>
-        </w:rPr>
-        <w:t xml:space="preserve">WHERE </w:t>
-      </w:r>
-      <w:proofErr w:type="spellStart"/>
-      <w:proofErr w:type="gramStart"/>
-      <w:r>
-        <w:rPr>
-          <w:lang w:val="en-US"/>
-        </w:rPr>
-        <w:t>c.type</w:t>
-      </w:r>
-      <w:proofErr w:type="spellEnd"/>
-      <w:proofErr w:type="gramEnd"/>
-      <w:r>
-        <w:rPr>
-          <w:lang w:val="en-US"/>
-        </w:rPr>
-        <w:t xml:space="preserve"> = 'livraison' AND </w:t>
-      </w:r>
-      <w:proofErr w:type="spellStart"/>
-      <w:proofErr w:type="gramStart"/>
-      <w:r>
-        <w:rPr>
-          <w:lang w:val="en-US"/>
-        </w:rPr>
-        <w:t>c.statut</w:t>
-      </w:r>
-      <w:proofErr w:type="spellEnd"/>
-      <w:proofErr w:type="gramEnd"/>
-      <w:r>
-        <w:rPr>
-          <w:lang w:val="en-US"/>
-        </w:rPr>
-        <w:t xml:space="preserve"> = '</w:t>
-      </w:r>
-      <w:proofErr w:type="spellStart"/>
-      <w:r>
-        <w:rPr>
-          <w:lang w:val="en-US"/>
-        </w:rPr>
-        <w:t>livree</w:t>
-      </w:r>
-      <w:proofErr w:type="spellEnd"/>
-      <w:r>
-        <w:rPr>
-          <w:lang w:val="en-US"/>
-        </w:rPr>
-        <w:t>'</w:t>
-      </w:r>
-    </w:p>
-    <w:p>
-      <w:pPr>
-        <w:rPr>
-          <w:lang w:val="en-US"/>
-        </w:rPr>
-      </w:pPr>
-      <w:r>
-        <w:rPr>
-          <w:lang w:val="en-US"/>
-        </w:rPr>
-        <w:t xml:space="preserve">GROUP BY </w:t>
-      </w:r>
-      <w:proofErr w:type="spellStart"/>
-      <w:r>
-        <w:rPr>
-          <w:lang w:val="en-US"/>
-        </w:rPr>
-        <w:t>a.npa</w:t>
-      </w:r>
-      <w:proofErr w:type="spellEnd"/>
-      <w:r>
-        <w:rPr>
-          <w:lang w:val="en-US"/>
-        </w:rPr>
-        <w:t xml:space="preserve">, </w:t>
-      </w:r>
-      <w:proofErr w:type="spellStart"/>
-      <w:proofErr w:type="gramStart"/>
-      <w:r>
-        <w:rPr>
-          <w:lang w:val="en-US"/>
-        </w:rPr>
-        <w:t>a.localite</w:t>
-      </w:r>
-      <w:proofErr w:type="spellEnd"/>
-      <w:proofErr w:type="gramEnd"/>
-    </w:p>
-    <w:p>
-      <w:pPr>
-        <w:rPr>
-          <w:lang w:val="en-US"/>
-        </w:rPr>
-      </w:pPr>
-      <w:r>
-        <w:rPr>
-          <w:lang w:val="en-US"/>
-        </w:rPr>
-        <w:t>ORDER BY SUM(</w:t>
-      </w:r>
-      <w:proofErr w:type="spellStart"/>
-      <w:proofErr w:type="gramStart"/>
-      <w:r>
-        <w:rPr>
-          <w:lang w:val="en-US"/>
-        </w:rPr>
-        <w:t>p.montant</w:t>
-      </w:r>
-      <w:proofErr w:type="spellEnd"/>
-      <w:proofErr w:type="gramEnd"/>
-      <w:r>
-        <w:rPr>
-          <w:lang w:val="en-US"/>
-        </w:rPr>
-        <w:t>) DESC;</w:t>
-      </w:r>
-    </w:p>
-    <w:p>
-      <w:pPr>
-        <w:rPr>
-          <w:lang w:val="en-US"/>
-        </w:rPr>
-      </w:pPr>
-    </w:p>
-    <w:p>
-      <w:pPr>
-        <w:rPr>
-          <w:lang w:val="en-US"/>
-        </w:rPr>
-      </w:pPr>
-      <w:r>
-        <w:rPr>
-          <w:lang w:val="en-US"/>
-        </w:rPr>
         <w:drawing>
           <wp:inline distT="0" distB="0" distL="0" distR="0" wp14:anchorId="343116E7" wp14:editId="5A48790D">
             <wp:extent cx="4401164" cy="3515216"/>
@@ -3325,7 +3150,7 @@
                     <pic:cNvPicPr/>
                   </pic:nvPicPr>
                   <pic:blipFill>
-                    <a:blip r:embed="rId12"/>
+                    <a:blip r:embed="rId14"/>
                     <a:stretch>
                       <a:fillRect/>
                     </a:stretch>
@@ -3417,17 +3242,9 @@
         <w:rPr>
           <w:lang w:val="en-US"/>
         </w:rPr>
-        <w:t xml:space="preserve">SELECT </w:t>
-      </w:r>
-      <w:proofErr w:type="gramStart"/>
-      <w:r>
-        <w:rPr>
-          <w:lang w:val="en-US"/>
-        </w:rPr>
-        <w:t>HOUR(</w:t>
-      </w:r>
-      <w:proofErr w:type="spellStart"/>
-      <w:proofErr w:type="gramEnd"/>
+        <w:t>SELECT HOUR(</w:t>
+      </w:r>
+      <w:proofErr w:type="spellStart"/>
       <w:r>
         <w:rPr>
           <w:lang w:val="en-US"/>
@@ -3439,17 +3256,9 @@
         <w:rPr>
           <w:lang w:val="en-US"/>
         </w:rPr>
-        <w:t xml:space="preserve">) AS Heure, </w:t>
-      </w:r>
-      <w:proofErr w:type="gramStart"/>
-      <w:r>
-        <w:rPr>
-          <w:lang w:val="en-US"/>
-        </w:rPr>
-        <w:t>COUNT(</w:t>
-      </w:r>
-      <w:proofErr w:type="spellStart"/>
-      <w:proofErr w:type="gramEnd"/>
+        <w:t>) AS Heure, COUNT(</w:t>
+      </w:r>
+      <w:proofErr w:type="spellStart"/>
       <w:r>
         <w:rPr>
           <w:lang w:val="en-US"/>
@@ -3503,17 +3312,9 @@
         <w:rPr>
           <w:lang w:val="en-US"/>
         </w:rPr>
-        <w:t xml:space="preserve">GROUP BY </w:t>
-      </w:r>
-      <w:proofErr w:type="gramStart"/>
-      <w:r>
-        <w:rPr>
-          <w:lang w:val="en-US"/>
-        </w:rPr>
-        <w:t>HOUR(</w:t>
-      </w:r>
-      <w:proofErr w:type="spellStart"/>
-      <w:proofErr w:type="gramEnd"/>
+        <w:t>GROUP BY HOUR(</w:t>
+      </w:r>
+      <w:proofErr w:type="spellStart"/>
       <w:r>
         <w:rPr>
           <w:lang w:val="en-US"/>
@@ -3538,17 +3339,9 @@
         <w:rPr>
           <w:lang w:val="en-US"/>
         </w:rPr>
-        <w:t xml:space="preserve">ORDER BY </w:t>
-      </w:r>
-      <w:proofErr w:type="gramStart"/>
-      <w:r>
-        <w:rPr>
-          <w:lang w:val="en-US"/>
-        </w:rPr>
-        <w:t>COUNT(</w:t>
-      </w:r>
-      <w:proofErr w:type="spellStart"/>
-      <w:proofErr w:type="gramEnd"/>
+        <w:t>ORDER BY COUNT(</w:t>
+      </w:r>
+      <w:proofErr w:type="spellStart"/>
       <w:r>
         <w:rPr>
           <w:lang w:val="en-US"/>
@@ -3571,9 +3364,9 @@
       </w:pPr>
       <w:r>
         <w:rPr>
-          <w:lang w:val="en-US"/>
-        </w:rPr>
-        <w:lastRenderedPageBreak/>
+          <w:noProof/>
+          <w:lang w:val="en-US"/>
+        </w:rPr>
         <w:drawing>
           <wp:inline distT="0" distB="0" distL="0" distR="0" wp14:anchorId="0CA900B1" wp14:editId="4A8C4CA8">
             <wp:extent cx="2391109" cy="2534004"/>
@@ -3590,7 +3383,7 @@
                     <pic:cNvPicPr/>
                   </pic:nvPicPr>
                   <pic:blipFill>
-                    <a:blip r:embed="rId13"/>
+                    <a:blip r:embed="rId15"/>
                     <a:stretch>
                       <a:fillRect/>
                     </a:stretch>
@@ -3632,6 +3425,7 @@
           <w:sz w:val="24"/>
           <w:lang w:val="en-US"/>
         </w:rPr>
+        <w:lastRenderedPageBreak/>
         <w:t>Requête</w:t>
       </w:r>
       <w:proofErr w:type="spellEnd"/>
@@ -3681,7 +3475,6 @@
         <w:t xml:space="preserve"> AS Nom, </w:t>
       </w:r>
       <w:proofErr w:type="spellStart"/>
-      <w:proofErr w:type="gramStart"/>
       <w:r>
         <w:rPr>
           <w:lang w:val="en-US"/>
@@ -3689,7 +3482,6 @@
         <w:t>c.prenom</w:t>
       </w:r>
       <w:proofErr w:type="spellEnd"/>
-      <w:proofErr w:type="gramEnd"/>
       <w:r>
         <w:rPr>
           <w:lang w:val="en-US"/>
@@ -3708,176 +3500,152 @@
         <w:rPr>
           <w:lang w:val="en-US"/>
         </w:rPr>
+        <w:t>, COUNT(</w:t>
+      </w:r>
+      <w:proofErr w:type="spellStart"/>
+      <w:r>
+        <w:rPr>
+          <w:lang w:val="en-US"/>
+        </w:rPr>
+        <w:t>co.commande_id</w:t>
+      </w:r>
+      <w:proofErr w:type="spellEnd"/>
+      <w:r>
+        <w:rPr>
+          <w:lang w:val="en-US"/>
+        </w:rPr>
+        <w:t xml:space="preserve">) AS </w:t>
+      </w:r>
+      <w:proofErr w:type="spellStart"/>
+      <w:r>
+        <w:rPr>
+          <w:lang w:val="en-US"/>
+        </w:rPr>
+        <w:t>nombre_commande</w:t>
+      </w:r>
+      <w:proofErr w:type="spellEnd"/>
+    </w:p>
+    <w:p>
+      <w:pPr>
+        <w:rPr>
+          <w:lang w:val="en-US"/>
+        </w:rPr>
+      </w:pPr>
+      <w:r>
+        <w:rPr>
+          <w:lang w:val="en-US"/>
+        </w:rPr>
+        <w:t xml:space="preserve">FROM </w:t>
+      </w:r>
+      <w:proofErr w:type="spellStart"/>
+      <w:r>
+        <w:rPr>
+          <w:lang w:val="en-US"/>
+        </w:rPr>
+        <w:t>t_client</w:t>
+      </w:r>
+      <w:proofErr w:type="spellEnd"/>
+      <w:r>
+        <w:rPr>
+          <w:lang w:val="en-US"/>
+        </w:rPr>
+        <w:t xml:space="preserve"> AS c</w:t>
+      </w:r>
+    </w:p>
+    <w:p>
+      <w:pPr>
+        <w:rPr>
+          <w:lang w:val="en-US"/>
+        </w:rPr>
+      </w:pPr>
+      <w:r>
+        <w:rPr>
+          <w:lang w:val="en-US"/>
+        </w:rPr>
+        <w:t xml:space="preserve">JOIN </w:t>
+      </w:r>
+      <w:proofErr w:type="spellStart"/>
+      <w:r>
+        <w:rPr>
+          <w:lang w:val="en-US"/>
+        </w:rPr>
+        <w:t>t_commande</w:t>
+      </w:r>
+      <w:proofErr w:type="spellEnd"/>
+      <w:r>
+        <w:rPr>
+          <w:lang w:val="en-US"/>
+        </w:rPr>
+        <w:t xml:space="preserve"> AS co</w:t>
+      </w:r>
+    </w:p>
+    <w:p>
+      <w:pPr>
+        <w:rPr>
+          <w:lang w:val="en-US"/>
+        </w:rPr>
+      </w:pPr>
+      <w:r>
+        <w:rPr>
+          <w:lang w:val="en-US"/>
+        </w:rPr>
+        <w:t xml:space="preserve">ON </w:t>
+      </w:r>
+      <w:proofErr w:type="spellStart"/>
+      <w:r>
+        <w:rPr>
+          <w:lang w:val="en-US"/>
+        </w:rPr>
+        <w:t>co.client_fk</w:t>
+      </w:r>
+      <w:proofErr w:type="spellEnd"/>
+      <w:r>
+        <w:rPr>
+          <w:lang w:val="en-US"/>
+        </w:rPr>
+        <w:t xml:space="preserve"> = </w:t>
+      </w:r>
+      <w:proofErr w:type="spellStart"/>
+      <w:r>
+        <w:rPr>
+          <w:lang w:val="en-US"/>
+        </w:rPr>
+        <w:t>c.client_id</w:t>
+      </w:r>
+      <w:proofErr w:type="spellEnd"/>
+    </w:p>
+    <w:p>
+      <w:pPr>
+        <w:rPr>
+          <w:lang w:val="en-US"/>
+        </w:rPr>
+      </w:pPr>
+      <w:r>
+        <w:rPr>
+          <w:lang w:val="en-US"/>
+        </w:rPr>
+        <w:t xml:space="preserve">GROUP BY </w:t>
+      </w:r>
+      <w:proofErr w:type="spellStart"/>
+      <w:r>
+        <w:rPr>
+          <w:lang w:val="en-US"/>
+        </w:rPr>
+        <w:t>c.client_id</w:t>
+      </w:r>
+      <w:proofErr w:type="spellEnd"/>
+      <w:r>
+        <w:rPr>
+          <w:lang w:val="en-US"/>
+        </w:rPr>
         <w:t xml:space="preserve">, </w:t>
       </w:r>
-      <w:proofErr w:type="gramStart"/>
-      <w:r>
-        <w:rPr>
-          <w:lang w:val="en-US"/>
-        </w:rPr>
-        <w:t>COUNT(</w:t>
-      </w:r>
-      <w:proofErr w:type="spellStart"/>
-      <w:r>
-        <w:rPr>
-          <w:lang w:val="en-US"/>
-        </w:rPr>
-        <w:t>co.commande</w:t>
-      </w:r>
-      <w:proofErr w:type="gramEnd"/>
-      <w:r>
-        <w:rPr>
-          <w:lang w:val="en-US"/>
-        </w:rPr>
-        <w:t>_id</w:t>
-      </w:r>
-      <w:proofErr w:type="spellEnd"/>
-      <w:r>
-        <w:rPr>
-          <w:lang w:val="en-US"/>
-        </w:rPr>
-        <w:t xml:space="preserve">) AS </w:t>
-      </w:r>
-      <w:proofErr w:type="spellStart"/>
-      <w:r>
-        <w:rPr>
-          <w:lang w:val="en-US"/>
-        </w:rPr>
-        <w:t>nombre_commande</w:t>
-      </w:r>
-      <w:proofErr w:type="spellEnd"/>
-    </w:p>
-    <w:p>
-      <w:pPr>
-        <w:rPr>
-          <w:lang w:val="en-US"/>
-        </w:rPr>
-      </w:pPr>
-      <w:r>
-        <w:rPr>
-          <w:lang w:val="en-US"/>
-        </w:rPr>
-        <w:t xml:space="preserve">FROM </w:t>
-      </w:r>
-      <w:proofErr w:type="spellStart"/>
-      <w:r>
-        <w:rPr>
-          <w:lang w:val="en-US"/>
-        </w:rPr>
-        <w:t>t_client</w:t>
-      </w:r>
-      <w:proofErr w:type="spellEnd"/>
-      <w:r>
-        <w:rPr>
-          <w:lang w:val="en-US"/>
-        </w:rPr>
-        <w:t xml:space="preserve"> AS c</w:t>
-      </w:r>
-    </w:p>
-    <w:p>
-      <w:pPr>
-        <w:rPr>
-          <w:lang w:val="en-US"/>
-        </w:rPr>
-      </w:pPr>
-      <w:r>
-        <w:rPr>
-          <w:lang w:val="en-US"/>
-        </w:rPr>
-        <w:t xml:space="preserve">JOIN </w:t>
-      </w:r>
-      <w:proofErr w:type="spellStart"/>
-      <w:r>
-        <w:rPr>
-          <w:lang w:val="en-US"/>
-        </w:rPr>
-        <w:t>t_commande</w:t>
-      </w:r>
-      <w:proofErr w:type="spellEnd"/>
-      <w:r>
-        <w:rPr>
-          <w:lang w:val="en-US"/>
-        </w:rPr>
-        <w:t xml:space="preserve"> AS co</w:t>
-      </w:r>
-    </w:p>
-    <w:p>
-      <w:pPr>
-        <w:rPr>
-          <w:lang w:val="en-US"/>
-        </w:rPr>
-      </w:pPr>
-      <w:r>
-        <w:rPr>
-          <w:lang w:val="en-US"/>
-        </w:rPr>
-        <w:t xml:space="preserve">ON </w:t>
-      </w:r>
-      <w:proofErr w:type="spellStart"/>
-      <w:proofErr w:type="gramStart"/>
-      <w:r>
-        <w:rPr>
-          <w:lang w:val="en-US"/>
-        </w:rPr>
-        <w:t>co.client</w:t>
-      </w:r>
-      <w:proofErr w:type="gramEnd"/>
-      <w:r>
-        <w:rPr>
-          <w:lang w:val="en-US"/>
-        </w:rPr>
-        <w:t>_fk</w:t>
-      </w:r>
-      <w:proofErr w:type="spellEnd"/>
-      <w:r>
-        <w:rPr>
-          <w:lang w:val="en-US"/>
-        </w:rPr>
-        <w:t xml:space="preserve"> = </w:t>
-      </w:r>
-      <w:proofErr w:type="spellStart"/>
-      <w:proofErr w:type="gramStart"/>
-      <w:r>
-        <w:rPr>
-          <w:lang w:val="en-US"/>
-        </w:rPr>
-        <w:t>c.client</w:t>
-      </w:r>
-      <w:proofErr w:type="gramEnd"/>
-      <w:r>
-        <w:rPr>
-          <w:lang w:val="en-US"/>
-        </w:rPr>
-        <w:t>_id</w:t>
-      </w:r>
-      <w:proofErr w:type="spellEnd"/>
-    </w:p>
-    <w:p>
-      <w:pPr>
-        <w:rPr>
-          <w:lang w:val="en-US"/>
-        </w:rPr>
-      </w:pPr>
-      <w:r>
-        <w:rPr>
-          <w:lang w:val="en-US"/>
-        </w:rPr>
-        <w:t xml:space="preserve">GROUP BY </w:t>
-      </w:r>
-      <w:proofErr w:type="spellStart"/>
-      <w:proofErr w:type="gramStart"/>
-      <w:r>
-        <w:rPr>
-          <w:lang w:val="en-US"/>
-        </w:rPr>
-        <w:t>c.client</w:t>
-      </w:r>
-      <w:proofErr w:type="gramEnd"/>
-      <w:r>
-        <w:rPr>
-          <w:lang w:val="en-US"/>
-        </w:rPr>
-        <w:t>_id</w:t>
+      <w:proofErr w:type="spellStart"/>
+      <w:r>
+        <w:rPr>
+          <w:lang w:val="en-US"/>
+        </w:rPr>
+        <w:t>c.nom</w:t>
       </w:r>
       <w:proofErr w:type="spellEnd"/>
       <w:r>
@@ -3891,6 +3659,68 @@
         <w:rPr>
           <w:lang w:val="en-US"/>
         </w:rPr>
+        <w:t>c.prenom</w:t>
+      </w:r>
+      <w:proofErr w:type="spellEnd"/>
+    </w:p>
+    <w:p>
+      <w:pPr>
+        <w:rPr>
+          <w:lang w:val="en-US"/>
+        </w:rPr>
+      </w:pPr>
+      <w:r>
+        <w:rPr>
+          <w:lang w:val="en-US"/>
+        </w:rPr>
+        <w:t>HAVING COUNT(</w:t>
+      </w:r>
+      <w:proofErr w:type="spellStart"/>
+      <w:r>
+        <w:rPr>
+          <w:lang w:val="en-US"/>
+        </w:rPr>
+        <w:t>co.commande_id</w:t>
+      </w:r>
+      <w:proofErr w:type="spellEnd"/>
+      <w:r>
+        <w:rPr>
+          <w:lang w:val="en-US"/>
+        </w:rPr>
+        <w:t>) &gt;= 5</w:t>
+      </w:r>
+    </w:p>
+    <w:p>
+      <w:pPr>
+        <w:rPr>
+          <w:lang w:val="en-US"/>
+        </w:rPr>
+      </w:pPr>
+      <w:r>
+        <w:rPr>
+          <w:lang w:val="en-US"/>
+        </w:rPr>
+        <w:t>ORDER BY COUNT(</w:t>
+      </w:r>
+      <w:proofErr w:type="spellStart"/>
+      <w:r>
+        <w:rPr>
+          <w:lang w:val="en-US"/>
+        </w:rPr>
+        <w:t>co.commande_id</w:t>
+      </w:r>
+      <w:proofErr w:type="spellEnd"/>
+      <w:r>
+        <w:rPr>
+          <w:lang w:val="en-US"/>
+        </w:rPr>
+        <w:t xml:space="preserve">) DESC, </w:t>
+      </w:r>
+      <w:proofErr w:type="spellStart"/>
+      <w:r>
+        <w:rPr>
+          <w:lang w:val="en-US"/>
+        </w:rPr>
         <w:t>c.nom</w:t>
       </w:r>
       <w:proofErr w:type="spellEnd"/>
@@ -3898,112 +3728,6 @@
         <w:rPr>
           <w:lang w:val="en-US"/>
         </w:rPr>
-        <w:t xml:space="preserve">, </w:t>
-      </w:r>
-      <w:proofErr w:type="spellStart"/>
-      <w:proofErr w:type="gramStart"/>
-      <w:r>
-        <w:rPr>
-          <w:lang w:val="en-US"/>
-        </w:rPr>
-        <w:t>c.prenom</w:t>
-      </w:r>
-      <w:proofErr w:type="spellEnd"/>
-      <w:proofErr w:type="gramEnd"/>
-    </w:p>
-    <w:p>
-      <w:pPr>
-        <w:rPr>
-          <w:lang w:val="en-US"/>
-        </w:rPr>
-      </w:pPr>
-      <w:r>
-        <w:rPr>
-          <w:lang w:val="en-US"/>
-        </w:rPr>
-        <w:t xml:space="preserve">HAVING </w:t>
-      </w:r>
-      <w:proofErr w:type="gramStart"/>
-      <w:r>
-        <w:rPr>
-          <w:lang w:val="en-US"/>
-        </w:rPr>
-        <w:t>COUNT(</w:t>
-      </w:r>
-      <w:proofErr w:type="spellStart"/>
-      <w:r>
-        <w:rPr>
-          <w:lang w:val="en-US"/>
-        </w:rPr>
-        <w:t>co.commande</w:t>
-      </w:r>
-      <w:proofErr w:type="gramEnd"/>
-      <w:r>
-        <w:rPr>
-          <w:lang w:val="en-US"/>
-        </w:rPr>
-        <w:t>_id</w:t>
-      </w:r>
-      <w:proofErr w:type="spellEnd"/>
-      <w:r>
-        <w:rPr>
-          <w:lang w:val="en-US"/>
-        </w:rPr>
-        <w:t>) &gt;= 5</w:t>
-      </w:r>
-    </w:p>
-    <w:p>
-      <w:pPr>
-        <w:rPr>
-          <w:lang w:val="en-US"/>
-        </w:rPr>
-      </w:pPr>
-      <w:r>
-        <w:rPr>
-          <w:lang w:val="en-US"/>
-        </w:rPr>
-        <w:t xml:space="preserve">ORDER BY </w:t>
-      </w:r>
-      <w:proofErr w:type="gramStart"/>
-      <w:r>
-        <w:rPr>
-          <w:lang w:val="en-US"/>
-        </w:rPr>
-        <w:t>COUNT(</w:t>
-      </w:r>
-      <w:proofErr w:type="spellStart"/>
-      <w:r>
-        <w:rPr>
-          <w:lang w:val="en-US"/>
-        </w:rPr>
-        <w:t>co.commande</w:t>
-      </w:r>
-      <w:proofErr w:type="gramEnd"/>
-      <w:r>
-        <w:rPr>
-          <w:lang w:val="en-US"/>
-        </w:rPr>
-        <w:t>_id</w:t>
-      </w:r>
-      <w:proofErr w:type="spellEnd"/>
-      <w:r>
-        <w:rPr>
-          <w:lang w:val="en-US"/>
-        </w:rPr>
-        <w:t xml:space="preserve">) DESC, </w:t>
-      </w:r>
-      <w:proofErr w:type="spellStart"/>
-      <w:r>
-        <w:rPr>
-          <w:lang w:val="en-US"/>
-        </w:rPr>
-        <w:t>c.nom</w:t>
-      </w:r>
-      <w:proofErr w:type="spellEnd"/>
-      <w:r>
-        <w:rPr>
-          <w:lang w:val="en-US"/>
-        </w:rPr>
         <w:t xml:space="preserve"> ASC;</w:t>
       </w:r>
     </w:p>
@@ -4022,9 +3746,9 @@
       </w:pPr>
       <w:r>
         <w:rPr>
-          <w:lang w:val="en-US"/>
-        </w:rPr>
-        <w:lastRenderedPageBreak/>
+          <w:noProof/>
+          <w:lang w:val="en-US"/>
+        </w:rPr>
         <w:drawing>
           <wp:inline distT="0" distB="0" distL="0" distR="0" wp14:anchorId="7F5F6E36" wp14:editId="0B13FB51">
             <wp:extent cx="3620005" cy="5020376"/>
@@ -4041,7 +3765,7 @@
                     <pic:cNvPicPr/>
                   </pic:nvPicPr>
                   <pic:blipFill>
-                    <a:blip r:embed="rId14"/>
+                    <a:blip r:embed="rId16"/>
                     <a:stretch>
                       <a:fillRect/>
                     </a:stretch>
@@ -4078,6 +3802,7 @@
           <w:rFonts w:ascii="Arial" w:hAnsi="Arial"/>
           <w:sz w:val="24"/>
         </w:rPr>
+        <w:lastRenderedPageBreak/>
         <w:t>Requête n°7 - Situation financière des commandes</w:t>
       </w:r>
     </w:p>
@@ -4258,13 +3983,6 @@
           <w:sz w:val="20"/>
         </w:rPr>
         <w:br/>
-      </w:r>
-      <w:r>
-        <w:rPr>
-          <w:rFonts w:ascii="Arial" w:hAnsi="Arial"/>
-          <w:sz w:val="20"/>
-        </w:rPr>
-        <w:lastRenderedPageBreak/>
         <w:t xml:space="preserve">    SELECT lc.commande_fk, SUM(lc.quantite * lt.prix_facture) AS total_toppings</w:t>
       </w:r>
       <w:r>
@@ -4351,6 +4069,10 @@
     <w:p/>
     <w:p>
       <w:r>
+        <w:rPr>
+          <w:noProof/>
+        </w:rPr>
+        <w:lastRenderedPageBreak/>
         <w:drawing>
           <wp:inline distT="0" distB="0" distL="0" distR="0" wp14:anchorId="03C71357" wp14:editId="53FC7249">
             <wp:extent cx="5760720" cy="4695190"/>
@@ -4367,7 +4089,7 @@
                     <pic:cNvPicPr/>
                   </pic:nvPicPr>
                   <pic:blipFill>
-                    <a:blip r:embed="rId15"/>
+                    <a:blip r:embed="rId17"/>
                     <a:stretch>
                       <a:fillRect/>
                     </a:stretch>
@@ -4403,14 +4125,9 @@
     </w:p>
     <w:p>
       <w:r>
-        <w:t xml:space="preserve">SELECT type AS 'Type de commande', </w:t>
-      </w:r>
-      <w:proofErr w:type="gramStart"/>
-      <w:r>
-        <w:t>COUNT(</w:t>
-      </w:r>
-      <w:proofErr w:type="spellStart"/>
-      <w:proofErr w:type="gramEnd"/>
+        <w:t>SELECT type AS 'Type de commande', COUNT(</w:t>
+      </w:r>
+      <w:proofErr w:type="spellStart"/>
       <w:r>
         <w:t>commande_id</w:t>
       </w:r>
@@ -4463,18 +4180,9 @@
         <w:rPr>
           <w:lang w:val="en-US"/>
         </w:rPr>
-        <w:lastRenderedPageBreak/>
-        <w:t xml:space="preserve">ORDER BY </w:t>
-      </w:r>
-      <w:proofErr w:type="gramStart"/>
-      <w:r>
-        <w:rPr>
-          <w:lang w:val="en-US"/>
-        </w:rPr>
-        <w:t>COUNT(</w:t>
-      </w:r>
-      <w:proofErr w:type="spellStart"/>
-      <w:proofErr w:type="gramEnd"/>
+        <w:t>ORDER BY COUNT(</w:t>
+      </w:r>
+      <w:proofErr w:type="spellStart"/>
       <w:r>
         <w:rPr>
           <w:lang w:val="en-US"/>
@@ -4504,6 +4212,7 @@
       </w:pPr>
       <w:r>
         <w:rPr>
+          <w:noProof/>
           <w:lang w:val="en-US"/>
         </w:rPr>
         <w:drawing>
@@ -4522,7 +4231,7 @@
                     <pic:cNvPicPr/>
                   </pic:nvPicPr>
                   <pic:blipFill>
-                    <a:blip r:embed="rId16"/>
+                    <a:blip r:embed="rId18"/>
                     <a:stretch>
                       <a:fillRect/>
                     </a:stretch>
@@ -4559,6 +4268,7 @@
           <w:rFonts w:ascii="Arial" w:hAnsi="Arial"/>
           <w:sz w:val="24"/>
         </w:rPr>
+        <w:lastRenderedPageBreak/>
         <w:t>Requête n°9 - Performance des livreurs</w:t>
       </w:r>
     </w:p>
@@ -4567,13 +4277,8 @@
         <w:t xml:space="preserve">SELECT </w:t>
       </w:r>
       <w:proofErr w:type="spellStart"/>
-      <w:proofErr w:type="gramStart"/>
-      <w:r>
-        <w:t>l.livreur</w:t>
-      </w:r>
-      <w:proofErr w:type="gramEnd"/>
-      <w:r>
-        <w:t>_id</w:t>
+      <w:r>
+        <w:t>l.livreur_id</w:t>
       </w:r>
       <w:proofErr w:type="spellEnd"/>
       <w:r>
@@ -4588,237 +4293,193 @@
         <w:t xml:space="preserve">, </w:t>
       </w:r>
       <w:proofErr w:type="spellStart"/>
-      <w:proofErr w:type="gramStart"/>
       <w:r>
         <w:t>l.prenom</w:t>
       </w:r>
       <w:proofErr w:type="spellEnd"/>
-      <w:proofErr w:type="gramEnd"/>
+      <w:r>
+        <w:t xml:space="preserve">, AVG(TIMESTAMPDIFF(MINUTE, </w:t>
+      </w:r>
+      <w:proofErr w:type="spellStart"/>
+      <w:r>
+        <w:t>heure_depart</w:t>
+      </w:r>
+      <w:proofErr w:type="spellEnd"/>
       <w:r>
         <w:t xml:space="preserve">, </w:t>
       </w:r>
-      <w:proofErr w:type="gramStart"/>
-      <w:r>
-        <w:t>AVG(TIMESTAMPDIFF(</w:t>
-      </w:r>
-      <w:proofErr w:type="gramEnd"/>
-      <w:r>
-        <w:t xml:space="preserve">MINUTE, </w:t>
-      </w:r>
-      <w:proofErr w:type="spellStart"/>
-      <w:r>
+      <w:proofErr w:type="spellStart"/>
+      <w:r>
+        <w:t>heure_arrivee</w:t>
+      </w:r>
+      <w:proofErr w:type="spellEnd"/>
+      <w:r>
+        <w:t>)) AS '</w:t>
+      </w:r>
+      <w:proofErr w:type="spellStart"/>
+      <w:r>
+        <w:t>Delai_moyenne</w:t>
+      </w:r>
+      <w:proofErr w:type="spellEnd"/>
+      <w:r>
+        <w:t>'</w:t>
+      </w:r>
+    </w:p>
+    <w:p>
+      <w:r>
+        <w:t xml:space="preserve">FROM </w:t>
+      </w:r>
+      <w:proofErr w:type="spellStart"/>
+      <w:r>
+        <w:t>t_livreur</w:t>
+      </w:r>
+      <w:proofErr w:type="spellEnd"/>
+      <w:r>
+        <w:t xml:space="preserve"> AS l</w:t>
+      </w:r>
+    </w:p>
+    <w:p>
+      <w:r>
+        <w:t xml:space="preserve">JOIN </w:t>
+      </w:r>
+      <w:proofErr w:type="spellStart"/>
+      <w:r>
+        <w:t>t_livraison</w:t>
+      </w:r>
+      <w:proofErr w:type="spellEnd"/>
+      <w:r>
+        <w:t xml:space="preserve"> AS li</w:t>
+      </w:r>
+    </w:p>
+    <w:p>
+      <w:r>
+        <w:t xml:space="preserve">ON </w:t>
+      </w:r>
+      <w:proofErr w:type="spellStart"/>
+      <w:r>
+        <w:t>li.livreur_fk</w:t>
+      </w:r>
+      <w:proofErr w:type="spellEnd"/>
+      <w:r>
+        <w:t xml:space="preserve"> = </w:t>
+      </w:r>
+      <w:proofErr w:type="spellStart"/>
+      <w:r>
+        <w:t>l.livreur_id</w:t>
+      </w:r>
+      <w:proofErr w:type="spellEnd"/>
+    </w:p>
+    <w:p>
+      <w:pPr>
+        <w:rPr>
+          <w:lang w:val="en-US"/>
+        </w:rPr>
+      </w:pPr>
+      <w:r>
+        <w:rPr>
+          <w:lang w:val="en-US"/>
+        </w:rPr>
+        <w:t xml:space="preserve">WHERE TIMESTAMPDIFF(MINUTE, </w:t>
+      </w:r>
+      <w:proofErr w:type="spellStart"/>
+      <w:r>
+        <w:rPr>
+          <w:lang w:val="en-US"/>
+        </w:rPr>
         <w:t>heure_depart</w:t>
       </w:r>
       <w:proofErr w:type="spellEnd"/>
       <w:r>
+        <w:rPr>
+          <w:lang w:val="en-US"/>
+        </w:rPr>
         <w:t xml:space="preserve">, </w:t>
       </w:r>
       <w:proofErr w:type="spellStart"/>
       <w:r>
+        <w:rPr>
+          <w:lang w:val="en-US"/>
+        </w:rPr>
         <w:t>heure_arrivee</w:t>
       </w:r>
       <w:proofErr w:type="spellEnd"/>
       <w:r>
-        <w:t>)) AS '</w:t>
-      </w:r>
-      <w:proofErr w:type="spellStart"/>
-      <w:r>
+        <w:rPr>
+          <w:lang w:val="en-US"/>
+        </w:rPr>
+        <w:t>) IS NOT NULL</w:t>
+      </w:r>
+    </w:p>
+    <w:p>
+      <w:pPr>
+        <w:rPr>
+          <w:lang w:val="en-US"/>
+        </w:rPr>
+      </w:pPr>
+      <w:r>
+        <w:rPr>
+          <w:lang w:val="en-US"/>
+        </w:rPr>
+        <w:t xml:space="preserve">GROUP BY </w:t>
+      </w:r>
+      <w:proofErr w:type="spellStart"/>
+      <w:r>
+        <w:rPr>
+          <w:lang w:val="en-US"/>
+        </w:rPr>
+        <w:t>l.livreur_id</w:t>
+      </w:r>
+      <w:proofErr w:type="spellEnd"/>
+      <w:r>
+        <w:rPr>
+          <w:lang w:val="en-US"/>
+        </w:rPr>
+        <w:t xml:space="preserve">, </w:t>
+      </w:r>
+      <w:proofErr w:type="spellStart"/>
+      <w:r>
+        <w:rPr>
+          <w:lang w:val="en-US"/>
+        </w:rPr>
+        <w:t>l.nom</w:t>
+      </w:r>
+      <w:proofErr w:type="spellEnd"/>
+      <w:r>
+        <w:rPr>
+          <w:lang w:val="en-US"/>
+        </w:rPr>
+        <w:t xml:space="preserve">, </w:t>
+      </w:r>
+      <w:proofErr w:type="spellStart"/>
+      <w:r>
+        <w:rPr>
+          <w:lang w:val="en-US"/>
+        </w:rPr>
+        <w:t>l.prenom</w:t>
+      </w:r>
+      <w:proofErr w:type="spellEnd"/>
+    </w:p>
+    <w:p>
+      <w:pPr>
+        <w:rPr>
+          <w:lang w:val="en-US"/>
+        </w:rPr>
+      </w:pPr>
+      <w:r>
+        <w:rPr>
+          <w:lang w:val="en-US"/>
+        </w:rPr>
+        <w:t xml:space="preserve">ORDER BY </w:t>
+      </w:r>
+      <w:proofErr w:type="spellStart"/>
+      <w:r>
+        <w:rPr>
+          <w:lang w:val="en-US"/>
+        </w:rPr>
         <w:t>Delai_moyenne</w:t>
       </w:r>
       <w:proofErr w:type="spellEnd"/>
       <w:r>
-        <w:t>'</w:t>
-      </w:r>
-    </w:p>
-    <w:p>
-      <w:r>
-        <w:t xml:space="preserve">FROM </w:t>
-      </w:r>
-      <w:proofErr w:type="spellStart"/>
-      <w:r>
-        <w:t>t_livreur</w:t>
-      </w:r>
-      <w:proofErr w:type="spellEnd"/>
-      <w:r>
-        <w:t xml:space="preserve"> AS l</w:t>
-      </w:r>
-    </w:p>
-    <w:p>
-      <w:r>
-        <w:t xml:space="preserve">JOIN </w:t>
-      </w:r>
-      <w:proofErr w:type="spellStart"/>
-      <w:r>
-        <w:t>t_livraison</w:t>
-      </w:r>
-      <w:proofErr w:type="spellEnd"/>
-      <w:r>
-        <w:t xml:space="preserve"> AS li</w:t>
-      </w:r>
-    </w:p>
-    <w:p>
-      <w:r>
-        <w:t xml:space="preserve">ON </w:t>
-      </w:r>
-      <w:proofErr w:type="spellStart"/>
-      <w:proofErr w:type="gramStart"/>
-      <w:r>
-        <w:t>li.livreur</w:t>
-      </w:r>
-      <w:proofErr w:type="gramEnd"/>
-      <w:r>
-        <w:t>_fk</w:t>
-      </w:r>
-      <w:proofErr w:type="spellEnd"/>
-      <w:r>
-        <w:t xml:space="preserve"> = </w:t>
-      </w:r>
-      <w:proofErr w:type="spellStart"/>
-      <w:proofErr w:type="gramStart"/>
-      <w:r>
-        <w:t>l.livreur</w:t>
-      </w:r>
-      <w:proofErr w:type="gramEnd"/>
-      <w:r>
-        <w:t>_id</w:t>
-      </w:r>
-      <w:proofErr w:type="spellEnd"/>
-    </w:p>
-    <w:p>
-      <w:pPr>
-        <w:rPr>
-          <w:lang w:val="en-US"/>
-        </w:rPr>
-      </w:pPr>
-      <w:r>
-        <w:rPr>
-          <w:lang w:val="en-US"/>
-        </w:rPr>
-        <w:t xml:space="preserve">WHERE </w:t>
-      </w:r>
-      <w:proofErr w:type="gramStart"/>
-      <w:r>
-        <w:rPr>
-          <w:lang w:val="en-US"/>
-        </w:rPr>
-        <w:t>TIMESTAMPDIFF(</w:t>
-      </w:r>
-      <w:proofErr w:type="gramEnd"/>
-      <w:r>
-        <w:rPr>
-          <w:lang w:val="en-US"/>
-        </w:rPr>
-        <w:t xml:space="preserve">MINUTE, </w:t>
-      </w:r>
-      <w:proofErr w:type="spellStart"/>
-      <w:r>
-        <w:rPr>
-          <w:lang w:val="en-US"/>
-        </w:rPr>
-        <w:t>heure_depart</w:t>
-      </w:r>
-      <w:proofErr w:type="spellEnd"/>
-      <w:r>
-        <w:rPr>
-          <w:lang w:val="en-US"/>
-        </w:rPr>
-        <w:t xml:space="preserve">, </w:t>
-      </w:r>
-      <w:proofErr w:type="spellStart"/>
-      <w:r>
-        <w:rPr>
-          <w:lang w:val="en-US"/>
-        </w:rPr>
-        <w:t>heure_arrivee</w:t>
-      </w:r>
-      <w:proofErr w:type="spellEnd"/>
-      <w:r>
-        <w:rPr>
-          <w:lang w:val="en-US"/>
-        </w:rPr>
-        <w:t>) IS NOT NULL</w:t>
-      </w:r>
-    </w:p>
-    <w:p>
-      <w:pPr>
-        <w:rPr>
-          <w:lang w:val="en-US"/>
-        </w:rPr>
-      </w:pPr>
-      <w:r>
-        <w:rPr>
-          <w:lang w:val="en-US"/>
-        </w:rPr>
-        <w:t xml:space="preserve">GROUP BY </w:t>
-      </w:r>
-      <w:proofErr w:type="spellStart"/>
-      <w:proofErr w:type="gramStart"/>
-      <w:r>
-        <w:rPr>
-          <w:lang w:val="en-US"/>
-        </w:rPr>
-        <w:t>l.livreur</w:t>
-      </w:r>
-      <w:proofErr w:type="gramEnd"/>
-      <w:r>
-        <w:rPr>
-          <w:lang w:val="en-US"/>
-        </w:rPr>
-        <w:t>_id</w:t>
-      </w:r>
-      <w:proofErr w:type="spellEnd"/>
-      <w:r>
-        <w:rPr>
-          <w:lang w:val="en-US"/>
-        </w:rPr>
-        <w:t xml:space="preserve">, </w:t>
-      </w:r>
-      <w:proofErr w:type="spellStart"/>
-      <w:r>
-        <w:rPr>
-          <w:lang w:val="en-US"/>
-        </w:rPr>
-        <w:t>l.nom</w:t>
-      </w:r>
-      <w:proofErr w:type="spellEnd"/>
-      <w:r>
-        <w:rPr>
-          <w:lang w:val="en-US"/>
-        </w:rPr>
-        <w:t xml:space="preserve">, </w:t>
-      </w:r>
-      <w:proofErr w:type="spellStart"/>
-      <w:proofErr w:type="gramStart"/>
-      <w:r>
-        <w:rPr>
-          <w:lang w:val="en-US"/>
-        </w:rPr>
-        <w:t>l.prenom</w:t>
-      </w:r>
-      <w:proofErr w:type="spellEnd"/>
-      <w:proofErr w:type="gramEnd"/>
-    </w:p>
-    <w:p>
-      <w:pPr>
-        <w:rPr>
-          <w:lang w:val="en-US"/>
-        </w:rPr>
-      </w:pPr>
-      <w:r>
-        <w:rPr>
-          <w:lang w:val="en-US"/>
-        </w:rPr>
-        <w:t xml:space="preserve">ORDER BY </w:t>
-      </w:r>
-      <w:proofErr w:type="spellStart"/>
-      <w:r>
-        <w:rPr>
-          <w:lang w:val="en-US"/>
-        </w:rPr>
-        <w:t>Delai_moyenne</w:t>
-      </w:r>
-      <w:proofErr w:type="spellEnd"/>
-      <w:r>
         <w:rPr>
           <w:lang w:val="en-US"/>
         </w:rPr>
@@ -4840,6 +4501,7 @@
       </w:pPr>
       <w:r>
         <w:rPr>
+          <w:noProof/>
           <w:lang w:val="en-US"/>
         </w:rPr>
         <w:drawing>
@@ -4858,7 +4520,7 @@
                     <pic:cNvPicPr/>
                   </pic:nvPicPr>
                   <pic:blipFill>
-                    <a:blip r:embed="rId17"/>
+                    <a:blip r:embed="rId19"/>
                     <a:stretch>
                       <a:fillRect/>
                     </a:stretch>
@@ -4895,240 +4557,199 @@
           <w:rFonts w:ascii="Arial" w:hAnsi="Arial"/>
           <w:sz w:val="24"/>
         </w:rPr>
+        <w:t>Requête n°10 - Tous les clients</w:t>
+      </w:r>
+    </w:p>
+    <w:p>
+      <w:r>
+        <w:t xml:space="preserve">SELECT </w:t>
+      </w:r>
+      <w:proofErr w:type="spellStart"/>
+      <w:r>
+        <w:t>c.nom</w:t>
+      </w:r>
+      <w:proofErr w:type="spellEnd"/>
+      <w:r>
+        <w:t xml:space="preserve"> AS Nom, </w:t>
+      </w:r>
+      <w:proofErr w:type="spellStart"/>
+      <w:r>
+        <w:t>c.prenom</w:t>
+      </w:r>
+      <w:proofErr w:type="spellEnd"/>
+      <w:r>
+        <w:t xml:space="preserve"> AS </w:t>
+      </w:r>
+      <w:proofErr w:type="spellStart"/>
+      <w:r>
+        <w:t>Prenom</w:t>
+      </w:r>
+      <w:proofErr w:type="spellEnd"/>
+      <w:r>
+        <w:t>, COUNT(</w:t>
+      </w:r>
+      <w:proofErr w:type="spellStart"/>
+      <w:r>
+        <w:t>co.commande_id</w:t>
+      </w:r>
+      <w:proofErr w:type="spellEnd"/>
+      <w:r>
+        <w:t>) AS 'Nombre de commande'</w:t>
+      </w:r>
+    </w:p>
+    <w:p>
+      <w:r>
+        <w:t xml:space="preserve">FROM </w:t>
+      </w:r>
+      <w:proofErr w:type="spellStart"/>
+      <w:r>
+        <w:t>t_client</w:t>
+      </w:r>
+      <w:proofErr w:type="spellEnd"/>
+      <w:r>
+        <w:t xml:space="preserve"> AS c</w:t>
+      </w:r>
+    </w:p>
+    <w:p>
+      <w:pPr>
+        <w:rPr>
+          <w:lang w:val="en-US"/>
+        </w:rPr>
+      </w:pPr>
+      <w:r>
+        <w:rPr>
+          <w:lang w:val="en-US"/>
+        </w:rPr>
+        <w:t xml:space="preserve">LEFT JOIN </w:t>
+      </w:r>
+      <w:proofErr w:type="spellStart"/>
+      <w:r>
+        <w:rPr>
+          <w:lang w:val="en-US"/>
+        </w:rPr>
+        <w:t>t_commande</w:t>
+      </w:r>
+      <w:proofErr w:type="spellEnd"/>
+      <w:r>
+        <w:rPr>
+          <w:lang w:val="en-US"/>
+        </w:rPr>
+        <w:t xml:space="preserve"> AS co</w:t>
+      </w:r>
+    </w:p>
+    <w:p>
+      <w:pPr>
+        <w:rPr>
+          <w:lang w:val="en-US"/>
+        </w:rPr>
+      </w:pPr>
+      <w:r>
+        <w:rPr>
+          <w:lang w:val="en-US"/>
+        </w:rPr>
+        <w:t xml:space="preserve">ON </w:t>
+      </w:r>
+      <w:proofErr w:type="spellStart"/>
+      <w:r>
+        <w:rPr>
+          <w:lang w:val="en-US"/>
+        </w:rPr>
+        <w:t>co.client_fk</w:t>
+      </w:r>
+      <w:proofErr w:type="spellEnd"/>
+      <w:r>
+        <w:rPr>
+          <w:lang w:val="en-US"/>
+        </w:rPr>
+        <w:t xml:space="preserve"> = </w:t>
+      </w:r>
+      <w:proofErr w:type="spellStart"/>
+      <w:r>
+        <w:rPr>
+          <w:lang w:val="en-US"/>
+        </w:rPr>
+        <w:t>c.client_id</w:t>
+      </w:r>
+      <w:proofErr w:type="spellEnd"/>
+    </w:p>
+    <w:p>
+      <w:pPr>
+        <w:rPr>
+          <w:lang w:val="en-US"/>
+        </w:rPr>
+      </w:pPr>
+      <w:r>
+        <w:rPr>
+          <w:lang w:val="en-US"/>
+        </w:rPr>
+        <w:t xml:space="preserve">GROUP BY </w:t>
+      </w:r>
+      <w:proofErr w:type="spellStart"/>
+      <w:r>
+        <w:rPr>
+          <w:lang w:val="en-US"/>
+        </w:rPr>
+        <w:t>c.nom</w:t>
+      </w:r>
+      <w:proofErr w:type="spellEnd"/>
+      <w:r>
+        <w:rPr>
+          <w:lang w:val="en-US"/>
+        </w:rPr>
+        <w:t xml:space="preserve">, </w:t>
+      </w:r>
+      <w:proofErr w:type="spellStart"/>
+      <w:r>
+        <w:rPr>
+          <w:lang w:val="en-US"/>
+        </w:rPr>
+        <w:t>c.prenom</w:t>
+      </w:r>
+      <w:proofErr w:type="spellEnd"/>
+    </w:p>
+    <w:p>
+      <w:pPr>
+        <w:rPr>
+          <w:lang w:val="en-US"/>
+        </w:rPr>
+      </w:pPr>
+      <w:r>
+        <w:rPr>
+          <w:lang w:val="en-US"/>
+        </w:rPr>
+        <w:t>ORDER BY COUNT(</w:t>
+      </w:r>
+      <w:proofErr w:type="spellStart"/>
+      <w:r>
+        <w:rPr>
+          <w:lang w:val="en-US"/>
+        </w:rPr>
+        <w:t>co.commande_id</w:t>
+      </w:r>
+      <w:proofErr w:type="spellEnd"/>
+      <w:r>
+        <w:rPr>
+          <w:lang w:val="en-US"/>
+        </w:rPr>
+        <w:t>) DESC;</w:t>
+      </w:r>
+    </w:p>
+    <w:p>
+      <w:pPr>
+        <w:rPr>
+          <w:lang w:val="en-US"/>
+        </w:rPr>
+      </w:pPr>
+      <w:r>
+        <w:rPr>
+          <w:lang w:val="en-US"/>
+        </w:rPr>
         <w:lastRenderedPageBreak/>
-        <w:t>Requête n°10 - Tous les clients</w:t>
-      </w:r>
-    </w:p>
-    <w:p>
-      <w:r>
-        <w:t xml:space="preserve">SELECT </w:t>
-      </w:r>
-      <w:proofErr w:type="spellStart"/>
-      <w:r>
-        <w:t>c.nom</w:t>
-      </w:r>
-      <w:proofErr w:type="spellEnd"/>
-      <w:r>
-        <w:t xml:space="preserve"> AS Nom, </w:t>
-      </w:r>
-      <w:proofErr w:type="spellStart"/>
-      <w:proofErr w:type="gramStart"/>
-      <w:r>
-        <w:t>c.prenom</w:t>
-      </w:r>
-      <w:proofErr w:type="spellEnd"/>
-      <w:proofErr w:type="gramEnd"/>
-      <w:r>
-        <w:t xml:space="preserve"> AS </w:t>
-      </w:r>
-      <w:proofErr w:type="spellStart"/>
-      <w:r>
-        <w:t>Prenom</w:t>
-      </w:r>
-      <w:proofErr w:type="spellEnd"/>
-      <w:r>
-        <w:t xml:space="preserve">, </w:t>
-      </w:r>
-      <w:proofErr w:type="gramStart"/>
-      <w:r>
-        <w:t>COUNT(</w:t>
-      </w:r>
-      <w:proofErr w:type="spellStart"/>
-      <w:r>
-        <w:t>co.commande</w:t>
-      </w:r>
-      <w:proofErr w:type="gramEnd"/>
-      <w:r>
-        <w:t>_id</w:t>
-      </w:r>
-      <w:proofErr w:type="spellEnd"/>
-      <w:r>
-        <w:t>) AS 'Nombre de commande'</w:t>
-      </w:r>
-    </w:p>
-    <w:p>
-      <w:r>
-        <w:t xml:space="preserve">FROM </w:t>
-      </w:r>
-      <w:proofErr w:type="spellStart"/>
-      <w:r>
-        <w:t>t_client</w:t>
-      </w:r>
-      <w:proofErr w:type="spellEnd"/>
-      <w:r>
-        <w:t xml:space="preserve"> AS c</w:t>
-      </w:r>
-    </w:p>
-    <w:p>
-      <w:pPr>
-        <w:rPr>
-          <w:lang w:val="en-US"/>
-        </w:rPr>
-      </w:pPr>
-      <w:r>
-        <w:rPr>
-          <w:lang w:val="en-US"/>
-        </w:rPr>
-        <w:t xml:space="preserve">LEFT JOIN </w:t>
-      </w:r>
-      <w:proofErr w:type="spellStart"/>
-      <w:r>
-        <w:rPr>
-          <w:lang w:val="en-US"/>
-        </w:rPr>
-        <w:t>t_commande</w:t>
-      </w:r>
-      <w:proofErr w:type="spellEnd"/>
-      <w:r>
-        <w:rPr>
-          <w:lang w:val="en-US"/>
-        </w:rPr>
-        <w:t xml:space="preserve"> AS co</w:t>
-      </w:r>
-    </w:p>
-    <w:p>
-      <w:pPr>
-        <w:rPr>
-          <w:lang w:val="en-US"/>
-        </w:rPr>
-      </w:pPr>
-      <w:r>
-        <w:rPr>
-          <w:lang w:val="en-US"/>
-        </w:rPr>
-        <w:t xml:space="preserve">ON </w:t>
-      </w:r>
-      <w:proofErr w:type="spellStart"/>
-      <w:proofErr w:type="gramStart"/>
-      <w:r>
-        <w:rPr>
-          <w:lang w:val="en-US"/>
-        </w:rPr>
-        <w:t>co.client</w:t>
-      </w:r>
-      <w:proofErr w:type="gramEnd"/>
-      <w:r>
-        <w:rPr>
-          <w:lang w:val="en-US"/>
-        </w:rPr>
-        <w:t>_fk</w:t>
-      </w:r>
-      <w:proofErr w:type="spellEnd"/>
-      <w:r>
-        <w:rPr>
-          <w:lang w:val="en-US"/>
-        </w:rPr>
-        <w:t xml:space="preserve"> = </w:t>
-      </w:r>
-      <w:proofErr w:type="spellStart"/>
-      <w:proofErr w:type="gramStart"/>
-      <w:r>
-        <w:rPr>
-          <w:lang w:val="en-US"/>
-        </w:rPr>
-        <w:t>c.client</w:t>
-      </w:r>
-      <w:proofErr w:type="gramEnd"/>
-      <w:r>
-        <w:rPr>
-          <w:lang w:val="en-US"/>
-        </w:rPr>
-        <w:t>_id</w:t>
-      </w:r>
-      <w:proofErr w:type="spellEnd"/>
-    </w:p>
-    <w:p>
-      <w:pPr>
-        <w:rPr>
-          <w:lang w:val="en-US"/>
-        </w:rPr>
-      </w:pPr>
-      <w:r>
-        <w:rPr>
-          <w:lang w:val="en-US"/>
-        </w:rPr>
-        <w:t xml:space="preserve">GROUP BY </w:t>
-      </w:r>
-      <w:proofErr w:type="spellStart"/>
-      <w:r>
-        <w:rPr>
-          <w:lang w:val="en-US"/>
-        </w:rPr>
-        <w:t>c.nom</w:t>
-      </w:r>
-      <w:proofErr w:type="spellEnd"/>
-      <w:r>
-        <w:rPr>
-          <w:lang w:val="en-US"/>
-        </w:rPr>
-        <w:t xml:space="preserve">, </w:t>
-      </w:r>
-      <w:proofErr w:type="spellStart"/>
-      <w:proofErr w:type="gramStart"/>
-      <w:r>
-        <w:rPr>
-          <w:lang w:val="en-US"/>
-        </w:rPr>
-        <w:t>c.prenom</w:t>
-      </w:r>
-      <w:proofErr w:type="spellEnd"/>
-      <w:proofErr w:type="gramEnd"/>
-    </w:p>
-    <w:p>
-      <w:pPr>
-        <w:rPr>
-          <w:lang w:val="en-US"/>
-        </w:rPr>
-      </w:pPr>
-      <w:r>
-        <w:rPr>
-          <w:lang w:val="en-US"/>
-        </w:rPr>
-        <w:t xml:space="preserve">ORDER BY </w:t>
-      </w:r>
-      <w:proofErr w:type="gramStart"/>
-      <w:r>
-        <w:rPr>
-          <w:lang w:val="en-US"/>
-        </w:rPr>
-        <w:t>COUNT(</w:t>
-      </w:r>
-      <w:proofErr w:type="spellStart"/>
-      <w:r>
-        <w:rPr>
-          <w:lang w:val="en-US"/>
-        </w:rPr>
-        <w:t>co.commande</w:t>
-      </w:r>
-      <w:proofErr w:type="gramEnd"/>
-      <w:r>
-        <w:rPr>
-          <w:lang w:val="en-US"/>
-        </w:rPr>
-        <w:t>_id</w:t>
-      </w:r>
-      <w:proofErr w:type="spellEnd"/>
-      <w:r>
-        <w:rPr>
-          <w:lang w:val="en-US"/>
-        </w:rPr>
-        <w:t>) DESC;</w:t>
-      </w:r>
-    </w:p>
-    <w:p>
-      <w:pPr>
-        <w:rPr>
-          <w:lang w:val="en-US"/>
-        </w:rPr>
-      </w:pPr>
-      <w:r>
-        <w:rPr>
-          <w:lang w:val="en-US"/>
-        </w:rPr>
         <w:br/>
       </w:r>
       <w:r>
         <w:rPr>
+          <w:noProof/>
           <w:lang w:val="en-US"/>
         </w:rPr>
         <w:drawing>
@@ -5147,7 +4768,7 @@
                     <pic:cNvPicPr/>
                   </pic:nvPicPr>
                   <pic:blipFill>
-                    <a:blip r:embed="rId18"/>
+                    <a:blip r:embed="rId20"/>
                     <a:stretch>
                       <a:fillRect/>
                     </a:stretch>
@@ -5236,36 +4857,14 @@
         <w:rPr>
           <w:lang w:val="en-US"/>
         </w:rPr>
-        <w:t xml:space="preserve"> not </w:t>
-      </w:r>
-      <w:proofErr w:type="gramStart"/>
-      <w:r>
-        <w:rPr>
-          <w:lang w:val="en-US"/>
-        </w:rPr>
-        <w:t>in(</w:t>
-      </w:r>
-      <w:proofErr w:type="gramEnd"/>
-      <w:r>
-        <w:rPr>
-          <w:lang w:val="en-US"/>
-        </w:rPr>
-        <w:t xml:space="preserve">SELECT </w:t>
-      </w:r>
-      <w:proofErr w:type="spellStart"/>
-      <w:proofErr w:type="gramStart"/>
-      <w:r>
-        <w:rPr>
-          <w:lang w:val="en-US"/>
-        </w:rPr>
-        <w:t>lc.article</w:t>
-      </w:r>
-      <w:proofErr w:type="gramEnd"/>
-      <w:r>
-        <w:rPr>
-          <w:lang w:val="en-US"/>
-        </w:rPr>
-        <w:t>_fk</w:t>
+        <w:t xml:space="preserve"> not in(SELECT </w:t>
+      </w:r>
+      <w:proofErr w:type="spellStart"/>
+      <w:r>
+        <w:rPr>
+          <w:lang w:val="en-US"/>
+        </w:rPr>
+        <w:t>lc.article_fk</w:t>
       </w:r>
       <w:proofErr w:type="spellEnd"/>
       <w:r>
@@ -5299,7 +4898,6 @@
         <w:rPr>
           <w:lang w:val="en-US"/>
         </w:rPr>
-        <w:lastRenderedPageBreak/>
         <w:t>ORDER BY nom ASC;</w:t>
       </w:r>
       <w:r>
@@ -5316,6 +4914,7 @@
       </w:r>
       <w:r>
         <w:rPr>
+          <w:noProof/>
           <w:lang w:val="en-US"/>
         </w:rPr>
         <w:drawing>
@@ -5334,7 +4933,7 @@
                     <pic:cNvPicPr/>
                   </pic:nvPicPr>
                   <pic:blipFill>
-                    <a:blip r:embed="rId19"/>
+                    <a:blip r:embed="rId21"/>
                     <a:stretch>
                       <a:fillRect/>
                     </a:stretch>
@@ -5371,6 +4970,7 @@
           <w:rFonts w:ascii="Arial" w:hAnsi="Arial"/>
           <w:sz w:val="24"/>
         </w:rPr>
+        <w:lastRenderedPageBreak/>
         <w:t>Requête n°12 - Contrôle des numéros de téléphone</w:t>
       </w:r>
     </w:p>
@@ -5387,19 +4987,11 @@
         <w:t>SELECT COUNT(</w:t>
       </w:r>
       <w:proofErr w:type="spellStart"/>
-      <w:proofErr w:type="gramStart"/>
-      <w:r>
-        <w:rPr>
-          <w:lang w:val="en-US"/>
-        </w:rPr>
-        <w:t>c.client</w:t>
-      </w:r>
-      <w:proofErr w:type="gramEnd"/>
-      <w:r>
-        <w:rPr>
-          <w:lang w:val="en-US"/>
-        </w:rPr>
-        <w:t>_id</w:t>
+      <w:r>
+        <w:rPr>
+          <w:lang w:val="en-US"/>
+        </w:rPr>
+        <w:t>c.client_id</w:t>
       </w:r>
       <w:proofErr w:type="spellEnd"/>
       <w:r>
@@ -5415,75 +5007,11 @@
           <w:lang w:val="en-US"/>
         </w:rPr>
       </w:pPr>
-      <w:proofErr w:type="gramStart"/>
-      <w:r>
-        <w:rPr>
-          <w:lang w:val="en-US"/>
-        </w:rPr>
-        <w:t>SUM(</w:t>
-      </w:r>
-      <w:proofErr w:type="gramEnd"/>
-      <w:r>
-        <w:rPr>
-          <w:lang w:val="en-US"/>
-        </w:rPr>
-        <w:t>telephone REGEXP '^\\+41 [0-</w:t>
-      </w:r>
-      <w:proofErr w:type="gramStart"/>
-      <w:r>
-        <w:rPr>
-          <w:lang w:val="en-US"/>
-        </w:rPr>
-        <w:t>9]{2} [</w:t>
-      </w:r>
-      <w:proofErr w:type="gramEnd"/>
-      <w:r>
-        <w:rPr>
-          <w:lang w:val="en-US"/>
-        </w:rPr>
-        <w:t>0-</w:t>
-      </w:r>
-      <w:proofErr w:type="gramStart"/>
-      <w:r>
-        <w:rPr>
-          <w:lang w:val="en-US"/>
-        </w:rPr>
-        <w:t>9]{3} [</w:t>
-      </w:r>
-      <w:proofErr w:type="gramEnd"/>
-      <w:r>
-        <w:rPr>
-          <w:lang w:val="en-US"/>
-        </w:rPr>
-        <w:t>0-</w:t>
-      </w:r>
-      <w:proofErr w:type="gramStart"/>
-      <w:r>
-        <w:rPr>
-          <w:lang w:val="en-US"/>
-        </w:rPr>
-        <w:t>9]{2} [</w:t>
-      </w:r>
-      <w:proofErr w:type="gramEnd"/>
-      <w:r>
-        <w:rPr>
-          <w:lang w:val="en-US"/>
-        </w:rPr>
-        <w:t>0-</w:t>
-      </w:r>
-      <w:proofErr w:type="gramStart"/>
-      <w:r>
-        <w:rPr>
-          <w:lang w:val="en-US"/>
-        </w:rPr>
-        <w:t>9]{2}$</w:t>
-      </w:r>
-      <w:proofErr w:type="gramEnd"/>
-      <w:r>
-        <w:rPr>
-          <w:lang w:val="en-US"/>
-        </w:rPr>
-        <w:t>') AS '</w:t>
+      <w:r>
+        <w:rPr>
+          <w:lang w:val="en-US"/>
+        </w:rPr>
+        <w:t>SUM(telephone REGEXP '^\\+41 [0-9]{2} [0-9]{3} [0-9]{2} [0-9]{2}$') AS '</w:t>
       </w:r>
       <w:proofErr w:type="spellStart"/>
       <w:r>
@@ -5520,33 +5048,11 @@
           <w:lang w:val="en-US"/>
         </w:rPr>
       </w:pPr>
-      <w:proofErr w:type="gramStart"/>
-      <w:r>
-        <w:rPr>
-          <w:lang w:val="en-US"/>
-        </w:rPr>
-        <w:t>SUM(</w:t>
-      </w:r>
-      <w:proofErr w:type="gramEnd"/>
-      <w:r>
-        <w:rPr>
-          <w:lang w:val="en-US"/>
-        </w:rPr>
-        <w:t>telephone NOT REGEXP '^\\+41 [0-9]{2} [0-9]{3} [0-9]{2} [0-9]{</w:t>
-      </w:r>
-      <w:proofErr w:type="gramStart"/>
-      <w:r>
-        <w:rPr>
-          <w:lang w:val="en-US"/>
-        </w:rPr>
-        <w:t>2}$</w:t>
-      </w:r>
-      <w:proofErr w:type="gramEnd"/>
-      <w:r>
-        <w:rPr>
-          <w:lang w:val="en-US"/>
-        </w:rPr>
-        <w:t>') AS '</w:t>
+      <w:r>
+        <w:rPr>
+          <w:lang w:val="en-US"/>
+        </w:rPr>
+        <w:t>SUM(telephone NOT REGEXP '^\\+41 [0-9]{2} [0-9]{3} [0-9]{2} [0-9]{2}$') AS '</w:t>
       </w:r>
       <w:proofErr w:type="spellStart"/>
       <w:r>
@@ -5587,17 +5093,15 @@
       </w:r>
       <w:proofErr w:type="spellEnd"/>
       <w:r>
-        <w:t xml:space="preserve"> AS </w:t>
-      </w:r>
-      <w:proofErr w:type="gramStart"/>
-      <w:r>
-        <w:t>c;</w:t>
-      </w:r>
-      <w:proofErr w:type="gramEnd"/>
+        <w:t xml:space="preserve"> AS c;</w:t>
+      </w:r>
     </w:p>
     <w:p/>
     <w:p>
       <w:r>
+        <w:rPr>
+          <w:noProof/>
+        </w:rPr>
         <w:drawing>
           <wp:inline distT="0" distB="0" distL="0" distR="0" wp14:anchorId="6B539F58" wp14:editId="0214F233">
             <wp:extent cx="4925112" cy="1009791"/>
@@ -5614,7 +5118,7 @@
                     <pic:cNvPicPr/>
                   </pic:nvPicPr>
                   <pic:blipFill>
-                    <a:blip r:embed="rId20"/>
+                    <a:blip r:embed="rId22"/>
                     <a:stretch>
                       <a:fillRect/>
                     </a:stretch>
@@ -5669,6 +5173,305 @@
     </w:p>
     <w:p>
       <w:pPr>
+        <w:shd w:val="clear" w:color="auto" w:fill="F3F4F6"/>
+        <w:spacing w:after="0"/>
+        <w:ind w:left="283" w:right="283"/>
+      </w:pPr>
+      <w:r>
+        <w:rPr>
+          <w:rFonts w:ascii="Consolas" w:hAnsi="Consolas"/>
+          <w:sz w:val="18"/>
+        </w:rPr>
+        <w:t xml:space="preserve">SELECT </w:t>
+      </w:r>
+      <w:proofErr w:type="spellStart"/>
+      <w:r>
+        <w:rPr>
+          <w:rFonts w:ascii="Consolas" w:hAnsi="Consolas"/>
+          <w:sz w:val="18"/>
+        </w:rPr>
+        <w:t>c.commande_id</w:t>
+      </w:r>
+      <w:proofErr w:type="spellEnd"/>
+      <w:r>
+        <w:rPr>
+          <w:rFonts w:ascii="Consolas" w:hAnsi="Consolas"/>
+          <w:sz w:val="18"/>
+        </w:rPr>
+        <w:t xml:space="preserve">, </w:t>
+      </w:r>
+      <w:proofErr w:type="spellStart"/>
+      <w:r>
+        <w:rPr>
+          <w:rFonts w:ascii="Consolas" w:hAnsi="Consolas"/>
+          <w:sz w:val="18"/>
+        </w:rPr>
+        <w:t>c.date_creation</w:t>
+      </w:r>
+      <w:proofErr w:type="spellEnd"/>
+      <w:r>
+        <w:rPr>
+          <w:rFonts w:ascii="Consolas" w:hAnsi="Consolas"/>
+          <w:sz w:val="18"/>
+        </w:rPr>
+        <w:t xml:space="preserve">, </w:t>
+      </w:r>
+      <w:proofErr w:type="spellStart"/>
+      <w:r>
+        <w:rPr>
+          <w:rFonts w:ascii="Consolas" w:hAnsi="Consolas"/>
+          <w:sz w:val="18"/>
+        </w:rPr>
+        <w:t>c.statut</w:t>
+      </w:r>
+      <w:proofErr w:type="spellEnd"/>
+      <w:r>
+        <w:rPr>
+          <w:rFonts w:ascii="Consolas" w:hAnsi="Consolas"/>
+          <w:sz w:val="18"/>
+        </w:rPr>
+        <w:t xml:space="preserve">, </w:t>
+      </w:r>
+      <w:proofErr w:type="spellStart"/>
+      <w:r>
+        <w:rPr>
+          <w:rFonts w:ascii="Consolas" w:hAnsi="Consolas"/>
+          <w:sz w:val="18"/>
+        </w:rPr>
+        <w:t>cl.nom</w:t>
+      </w:r>
+      <w:proofErr w:type="spellEnd"/>
+      <w:r>
+        <w:rPr>
+          <w:rFonts w:ascii="Consolas" w:hAnsi="Consolas"/>
+          <w:sz w:val="18"/>
+        </w:rPr>
+        <w:t xml:space="preserve"> AS client</w:t>
+      </w:r>
+    </w:p>
+    <w:p>
+      <w:pPr>
+        <w:shd w:val="clear" w:color="auto" w:fill="F3F4F6"/>
+        <w:spacing w:after="0"/>
+        <w:ind w:left="283" w:right="283"/>
+      </w:pPr>
+      <w:r>
+        <w:rPr>
+          <w:rFonts w:ascii="Consolas" w:hAnsi="Consolas"/>
+          <w:sz w:val="18"/>
+        </w:rPr>
+        <w:t xml:space="preserve">FROM </w:t>
+      </w:r>
+      <w:proofErr w:type="spellStart"/>
+      <w:r>
+        <w:rPr>
+          <w:rFonts w:ascii="Consolas" w:hAnsi="Consolas"/>
+          <w:sz w:val="18"/>
+        </w:rPr>
+        <w:t>t_commande</w:t>
+      </w:r>
+      <w:proofErr w:type="spellEnd"/>
+      <w:r>
+        <w:rPr>
+          <w:rFonts w:ascii="Consolas" w:hAnsi="Consolas"/>
+          <w:sz w:val="18"/>
+        </w:rPr>
+        <w:t xml:space="preserve"> AS c</w:t>
+      </w:r>
+    </w:p>
+    <w:p>
+      <w:pPr>
+        <w:shd w:val="clear" w:color="auto" w:fill="F3F4F6"/>
+        <w:spacing w:after="0"/>
+        <w:ind w:left="283" w:right="283"/>
+      </w:pPr>
+      <w:r>
+        <w:rPr>
+          <w:rFonts w:ascii="Consolas" w:hAnsi="Consolas"/>
+          <w:sz w:val="18"/>
+        </w:rPr>
+        <w:t xml:space="preserve">INNER JOIN </w:t>
+      </w:r>
+      <w:proofErr w:type="spellStart"/>
+      <w:r>
+        <w:rPr>
+          <w:rFonts w:ascii="Consolas" w:hAnsi="Consolas"/>
+          <w:sz w:val="18"/>
+        </w:rPr>
+        <w:t>t_client</w:t>
+      </w:r>
+      <w:proofErr w:type="spellEnd"/>
+      <w:r>
+        <w:rPr>
+          <w:rFonts w:ascii="Consolas" w:hAnsi="Consolas"/>
+          <w:sz w:val="18"/>
+        </w:rPr>
+        <w:t xml:space="preserve"> AS cl ON </w:t>
+      </w:r>
+      <w:proofErr w:type="spellStart"/>
+      <w:r>
+        <w:rPr>
+          <w:rFonts w:ascii="Consolas" w:hAnsi="Consolas"/>
+          <w:sz w:val="18"/>
+        </w:rPr>
+        <w:t>c.client_fk</w:t>
+      </w:r>
+      <w:proofErr w:type="spellEnd"/>
+      <w:r>
+        <w:rPr>
+          <w:rFonts w:ascii="Consolas" w:hAnsi="Consolas"/>
+          <w:sz w:val="18"/>
+        </w:rPr>
+        <w:t xml:space="preserve"> = </w:t>
+      </w:r>
+      <w:proofErr w:type="spellStart"/>
+      <w:r>
+        <w:rPr>
+          <w:rFonts w:ascii="Consolas" w:hAnsi="Consolas"/>
+          <w:sz w:val="18"/>
+        </w:rPr>
+        <w:t>cl.client_id</w:t>
+      </w:r>
+      <w:proofErr w:type="spellEnd"/>
+    </w:p>
+    <w:p>
+      <w:pPr>
+        <w:shd w:val="clear" w:color="auto" w:fill="F3F4F6"/>
+        <w:spacing w:after="0"/>
+        <w:ind w:left="283" w:right="283"/>
+        <w:rPr>
+          <w:lang w:val="en-US"/>
+        </w:rPr>
+      </w:pPr>
+      <w:r>
+        <w:rPr>
+          <w:rFonts w:ascii="Consolas" w:hAnsi="Consolas"/>
+          <w:sz w:val="18"/>
+          <w:lang w:val="en-US"/>
+        </w:rPr>
+        <w:t xml:space="preserve">WHERE </w:t>
+      </w:r>
+      <w:proofErr w:type="spellStart"/>
+      <w:r>
+        <w:rPr>
+          <w:rFonts w:ascii="Consolas" w:hAnsi="Consolas"/>
+          <w:sz w:val="18"/>
+          <w:lang w:val="en-US"/>
+        </w:rPr>
+        <w:t>c.statut</w:t>
+      </w:r>
+      <w:proofErr w:type="spellEnd"/>
+      <w:r>
+        <w:rPr>
+          <w:rFonts w:ascii="Consolas" w:hAnsi="Consolas"/>
+          <w:sz w:val="18"/>
+          <w:lang w:val="en-US"/>
+        </w:rPr>
+        <w:t xml:space="preserve"> = '</w:t>
+      </w:r>
+      <w:proofErr w:type="spellStart"/>
+      <w:r>
+        <w:rPr>
+          <w:rFonts w:ascii="Consolas" w:hAnsi="Consolas"/>
+          <w:sz w:val="18"/>
+          <w:lang w:val="en-US"/>
+        </w:rPr>
+        <w:t>en_livraison</w:t>
+      </w:r>
+      <w:proofErr w:type="spellEnd"/>
+      <w:r>
+        <w:rPr>
+          <w:rFonts w:ascii="Consolas" w:hAnsi="Consolas"/>
+          <w:sz w:val="18"/>
+          <w:lang w:val="en-US"/>
+        </w:rPr>
+        <w:t>'</w:t>
+      </w:r>
+    </w:p>
+    <w:p>
+      <w:pPr>
+        <w:shd w:val="clear" w:color="auto" w:fill="F3F4F6"/>
+        <w:spacing w:after="0"/>
+        <w:ind w:left="283" w:right="283"/>
+        <w:rPr>
+          <w:lang w:val="en-US"/>
+        </w:rPr>
+      </w:pPr>
+      <w:r>
+        <w:rPr>
+          <w:rFonts w:ascii="Consolas" w:hAnsi="Consolas"/>
+          <w:sz w:val="18"/>
+          <w:lang w:val="en-US"/>
+        </w:rPr>
+        <w:t xml:space="preserve">  AND </w:t>
+      </w:r>
+      <w:proofErr w:type="spellStart"/>
+      <w:r>
+        <w:rPr>
+          <w:rFonts w:ascii="Consolas" w:hAnsi="Consolas"/>
+          <w:sz w:val="18"/>
+          <w:lang w:val="en-US"/>
+        </w:rPr>
+        <w:t>c.date_creation</w:t>
+      </w:r>
+      <w:proofErr w:type="spellEnd"/>
+      <w:r>
+        <w:rPr>
+          <w:rFonts w:ascii="Consolas" w:hAnsi="Consolas"/>
+          <w:sz w:val="18"/>
+          <w:lang w:val="en-US"/>
+        </w:rPr>
+        <w:t xml:space="preserve"> &gt; '2026-01-01'</w:t>
+      </w:r>
+    </w:p>
+    <w:p>
+      <w:pPr>
+        <w:shd w:val="clear" w:color="auto" w:fill="F3F4F6"/>
+        <w:spacing w:after="0"/>
+        <w:ind w:left="283" w:right="283"/>
+        <w:rPr>
+          <w:lang w:val="en-US"/>
+        </w:rPr>
+      </w:pPr>
+      <w:r>
+        <w:rPr>
+          <w:rFonts w:ascii="Consolas" w:hAnsi="Consolas"/>
+          <w:sz w:val="18"/>
+          <w:lang w:val="en-US"/>
+        </w:rPr>
+        <w:t xml:space="preserve">ORDER BY </w:t>
+      </w:r>
+      <w:proofErr w:type="spellStart"/>
+      <w:r>
+        <w:rPr>
+          <w:rFonts w:ascii="Consolas" w:hAnsi="Consolas"/>
+          <w:sz w:val="18"/>
+          <w:lang w:val="en-US"/>
+        </w:rPr>
+        <w:t>c.date_creation</w:t>
+      </w:r>
+      <w:proofErr w:type="spellEnd"/>
+      <w:r>
+        <w:rPr>
+          <w:rFonts w:ascii="Consolas" w:hAnsi="Consolas"/>
+          <w:sz w:val="18"/>
+          <w:lang w:val="en-US"/>
+        </w:rPr>
+        <w:t xml:space="preserve"> DESC;</w:t>
+      </w:r>
+    </w:p>
+    <w:p>
+      <w:pPr>
+        <w:pStyle w:val="Corpsdetexte"/>
+        <w:spacing w:after="100" w:line="252" w:lineRule="auto"/>
+        <w:rPr>
+          <w:sz w:val="22"/>
+          <w:szCs w:val="24"/>
+        </w:rPr>
+      </w:pPr>
+    </w:p>
+    <w:p>
+      <w:pPr>
         <w:rPr>
           <w:sz w:val="20"/>
           <w:szCs w:val="20"/>
@@ -5745,18 +5548,9 @@
           <w:sz w:val="20"/>
           <w:szCs w:val="20"/>
         </w:rPr>
-        <w:t>t_</w:t>
-      </w:r>
-      <w:proofErr w:type="gramStart"/>
-      <w:r>
-        <w:rPr>
-          <w:sz w:val="20"/>
-          <w:szCs w:val="20"/>
-        </w:rPr>
-        <w:t>commande.statut</w:t>
-      </w:r>
-      <w:proofErr w:type="spellEnd"/>
-      <w:proofErr w:type="gramEnd"/>
+        <w:t>t_commande.statut</w:t>
+      </w:r>
+      <w:proofErr w:type="spellEnd"/>
       <w:r>
         <w:rPr>
           <w:sz w:val="20"/>
@@ -5770,55 +5564,23 @@
           <w:sz w:val="20"/>
           <w:szCs w:val="20"/>
         </w:rPr>
-        <w:t>t_</w:t>
-      </w:r>
-      <w:proofErr w:type="gramStart"/>
-      <w:r>
-        <w:rPr>
-          <w:sz w:val="20"/>
-          <w:szCs w:val="20"/>
-        </w:rPr>
-        <w:t>commande.date</w:t>
-      </w:r>
-      <w:proofErr w:type="gramEnd"/>
-      <w:r>
-        <w:rPr>
-          <w:sz w:val="20"/>
-          <w:szCs w:val="20"/>
-        </w:rPr>
-        <w:t>_creation</w:t>
-      </w:r>
-      <w:proofErr w:type="spellEnd"/>
-    </w:p>
-    <w:p>
-      <w:pPr>
-        <w:rPr>
-          <w:sz w:val="20"/>
-          <w:szCs w:val="20"/>
-        </w:rPr>
-      </w:pPr>
-      <w:r>
-        <w:rPr>
-          <w:sz w:val="20"/>
-          <w:szCs w:val="20"/>
-        </w:rPr>
-        <w:t xml:space="preserve">On peut créer </w:t>
-      </w:r>
-      <w:proofErr w:type="gramStart"/>
-      <w:r>
-        <w:rPr>
-          <w:sz w:val="20"/>
-          <w:szCs w:val="20"/>
-        </w:rPr>
-        <w:t>les index marquées</w:t>
-      </w:r>
-      <w:proofErr w:type="gramEnd"/>
-      <w:r>
-        <w:rPr>
-          <w:sz w:val="20"/>
-          <w:szCs w:val="20"/>
-        </w:rPr>
-        <w:t xml:space="preserve"> pour simplifier et </w:t>
+        <w:t>t_commande.date_creation</w:t>
+      </w:r>
+      <w:proofErr w:type="spellEnd"/>
+    </w:p>
+    <w:p>
+      <w:pPr>
+        <w:rPr>
+          <w:sz w:val="20"/>
+          <w:szCs w:val="20"/>
+        </w:rPr>
+      </w:pPr>
+      <w:r>
+        <w:rPr>
+          <w:sz w:val="20"/>
+          <w:szCs w:val="20"/>
+        </w:rPr>
+        <w:t xml:space="preserve">On peut créer les index marquées pour simplifier et </w:t>
       </w:r>
       <w:proofErr w:type="spellStart"/>
       <w:r>
@@ -5916,6 +5678,196 @@
           <w:szCs w:val="20"/>
         </w:rPr>
       </w:pPr>
+      <w:r>
+        <w:rPr>
+          <w:sz w:val="20"/>
+          <w:szCs w:val="20"/>
+        </w:rPr>
+        <w:t>Explication de choix :</w:t>
+      </w:r>
+      <w:r>
+        <w:rPr>
+          <w:sz w:val="20"/>
+          <w:szCs w:val="20"/>
+        </w:rPr>
+        <w:t xml:space="preserve"> </w:t>
+      </w:r>
+      <w:r>
+        <w:rPr>
+          <w:sz w:val="20"/>
+          <w:szCs w:val="20"/>
+        </w:rPr>
+        <w:t xml:space="preserve">J'ai choisi un index composé sur les colonnes statut et </w:t>
+      </w:r>
+      <w:proofErr w:type="spellStart"/>
+      <w:r>
+        <w:rPr>
+          <w:sz w:val="20"/>
+          <w:szCs w:val="20"/>
+        </w:rPr>
+        <w:t>date_creation</w:t>
+      </w:r>
+      <w:proofErr w:type="spellEnd"/>
+      <w:r>
+        <w:rPr>
+          <w:sz w:val="20"/>
+          <w:szCs w:val="20"/>
+        </w:rPr>
+        <w:t>, en plaçant statut en première position. La colonne statut a une faible cardinalité (seulement 5 valeurs possibles : reçue, en préparation, en livraison, livrée, annulée), ce qui permet à MySQL de filtrer immédiatement et efficacement les lignes par une égalité stricte (statut = '</w:t>
+      </w:r>
+      <w:proofErr w:type="spellStart"/>
+      <w:r>
+        <w:rPr>
+          <w:sz w:val="20"/>
+          <w:szCs w:val="20"/>
+        </w:rPr>
+        <w:t>en_livraison</w:t>
+      </w:r>
+      <w:proofErr w:type="spellEnd"/>
+      <w:r>
+        <w:rPr>
+          <w:sz w:val="20"/>
+          <w:szCs w:val="20"/>
+        </w:rPr>
+        <w:t xml:space="preserve">'). Ensuite, l'optimiseur peut appliquer efficacement le filtre de plage sur </w:t>
+      </w:r>
+      <w:proofErr w:type="spellStart"/>
+      <w:r>
+        <w:rPr>
+          <w:sz w:val="20"/>
+          <w:szCs w:val="20"/>
+        </w:rPr>
+        <w:t>date_creation</w:t>
+      </w:r>
+      <w:proofErr w:type="spellEnd"/>
+      <w:r>
+        <w:rPr>
+          <w:sz w:val="20"/>
+          <w:szCs w:val="20"/>
+        </w:rPr>
+        <w:t xml:space="preserve"> et effectuer le tri (ORDER BY </w:t>
+      </w:r>
+      <w:proofErr w:type="spellStart"/>
+      <w:r>
+        <w:rPr>
+          <w:sz w:val="20"/>
+          <w:szCs w:val="20"/>
+        </w:rPr>
+        <w:t>c.date_creation</w:t>
+      </w:r>
+      <w:proofErr w:type="spellEnd"/>
+      <w:r>
+        <w:rPr>
+          <w:sz w:val="20"/>
+          <w:szCs w:val="20"/>
+        </w:rPr>
+        <w:t xml:space="preserve"> DESC) directement grâce à l'index, sans coût supplémentaire (sans </w:t>
+      </w:r>
+      <w:proofErr w:type="spellStart"/>
+      <w:r>
+        <w:rPr>
+          <w:i/>
+          <w:iCs/>
+          <w:sz w:val="20"/>
+          <w:szCs w:val="20"/>
+        </w:rPr>
+        <w:t>filesort</w:t>
+      </w:r>
+      <w:proofErr w:type="spellEnd"/>
+      <w:r>
+        <w:rPr>
+          <w:sz w:val="20"/>
+          <w:szCs w:val="20"/>
+        </w:rPr>
+        <w:t>).</w:t>
+      </w:r>
+    </w:p>
+    <w:p>
+      <w:pPr>
+        <w:rPr>
+          <w:sz w:val="20"/>
+          <w:szCs w:val="20"/>
+        </w:rPr>
+      </w:pPr>
+      <w:r>
+        <w:rPr>
+          <w:sz w:val="20"/>
+          <w:szCs w:val="20"/>
+        </w:rPr>
+        <w:lastRenderedPageBreak/>
+        <w:t xml:space="preserve">Preuve avec </w:t>
+      </w:r>
+      <w:proofErr w:type="spellStart"/>
+      <w:r>
+        <w:rPr>
+          <w:sz w:val="20"/>
+          <w:szCs w:val="20"/>
+        </w:rPr>
+        <w:t>explain</w:t>
+      </w:r>
+      <w:proofErr w:type="spellEnd"/>
+      <w:r>
+        <w:rPr>
+          <w:sz w:val="20"/>
+          <w:szCs w:val="20"/>
+        </w:rPr>
+        <w:t> :</w:t>
+      </w:r>
+      <w:r>
+        <w:rPr>
+          <w:noProof/>
+          <w:sz w:val="20"/>
+          <w:szCs w:val="20"/>
+        </w:rPr>
+        <w:drawing>
+          <wp:inline distT="0" distB="0" distL="0" distR="0" wp14:anchorId="2EF2220C" wp14:editId="584B3637">
+            <wp:extent cx="5756910" cy="1605915"/>
+            <wp:effectExtent l="0" t="0" r="0" b="0"/>
+            <wp:docPr id="1360849454" name="Image 1"/>
+            <wp:cNvGraphicFramePr>
+              <a:graphicFrameLocks xmlns:a="http://schemas.openxmlformats.org/drawingml/2006/main" noChangeAspect="1"/>
+            </wp:cNvGraphicFramePr>
+            <a:graphic xmlns:a="http://schemas.openxmlformats.org/drawingml/2006/main">
+              <a:graphicData uri="http://schemas.openxmlformats.org/drawingml/2006/picture">
+                <pic:pic xmlns:pic="http://schemas.openxmlformats.org/drawingml/2006/picture">
+                  <pic:nvPicPr>
+                    <pic:cNvPr id="0" name="Picture 1"/>
+                    <pic:cNvPicPr>
+                      <a:picLocks noChangeAspect="1" noChangeArrowheads="1"/>
+                    </pic:cNvPicPr>
+                  </pic:nvPicPr>
+                  <pic:blipFill>
+                    <a:blip r:embed="rId23">
+                      <a:extLst>
+                        <a:ext uri="{28A0092B-C50C-407E-A947-70E740481C1C}">
+                          <a14:useLocalDpi xmlns:a14="http://schemas.microsoft.com/office/drawing/2010/main" val="0"/>
+                        </a:ext>
+                      </a:extLst>
+                    </a:blip>
+                    <a:srcRect/>
+                    <a:stretch>
+                      <a:fillRect/>
+                    </a:stretch>
+                  </pic:blipFill>
+                  <pic:spPr bwMode="auto">
+                    <a:xfrm>
+                      <a:off x="0" y="0"/>
+                      <a:ext cx="5756910" cy="1605915"/>
+                    </a:xfrm>
+                    <a:prstGeom prst="rect">
+                      <a:avLst/>
+                    </a:prstGeom>
+                    <a:noFill/>
+                    <a:ln>
+                      <a:noFill/>
+                    </a:ln>
+                  </pic:spPr>
+                </pic:pic>
+              </a:graphicData>
+            </a:graphic>
+          </wp:inline>
+        </w:drawing>
+      </w:r>
     </w:p>
     <w:p>
       <w:pPr>
@@ -5942,6 +5894,304 @@
     </w:p>
     <w:p>
       <w:pPr>
+        <w:shd w:val="clear" w:color="auto" w:fill="F3F4F6"/>
+        <w:spacing w:after="0"/>
+        <w:ind w:left="283" w:right="283"/>
+      </w:pPr>
+      <w:r>
+        <w:rPr>
+          <w:rFonts w:ascii="Consolas" w:hAnsi="Consolas"/>
+          <w:sz w:val="18"/>
+        </w:rPr>
+        <w:t xml:space="preserve">SELECT </w:t>
+      </w:r>
+      <w:proofErr w:type="spellStart"/>
+      <w:r>
+        <w:rPr>
+          <w:rFonts w:ascii="Consolas" w:hAnsi="Consolas"/>
+          <w:sz w:val="18"/>
+        </w:rPr>
+        <w:t>a.npa</w:t>
+      </w:r>
+      <w:proofErr w:type="spellEnd"/>
+      <w:r>
+        <w:rPr>
+          <w:rFonts w:ascii="Consolas" w:hAnsi="Consolas"/>
+          <w:sz w:val="18"/>
+        </w:rPr>
+        <w:t xml:space="preserve"> AS </w:t>
+      </w:r>
+      <w:proofErr w:type="spellStart"/>
+      <w:r>
+        <w:rPr>
+          <w:rFonts w:ascii="Consolas" w:hAnsi="Consolas"/>
+          <w:sz w:val="18"/>
+        </w:rPr>
+        <w:t>zone_npa</w:t>
+      </w:r>
+      <w:proofErr w:type="spellEnd"/>
+      <w:r>
+        <w:rPr>
+          <w:rFonts w:ascii="Consolas" w:hAnsi="Consolas"/>
+          <w:sz w:val="18"/>
+        </w:rPr>
+        <w:t>, COUNT(</w:t>
+      </w:r>
+      <w:proofErr w:type="spellStart"/>
+      <w:r>
+        <w:rPr>
+          <w:rFonts w:ascii="Consolas" w:hAnsi="Consolas"/>
+          <w:sz w:val="18"/>
+        </w:rPr>
+        <w:t>c.commande_id</w:t>
+      </w:r>
+      <w:proofErr w:type="spellEnd"/>
+      <w:r>
+        <w:rPr>
+          <w:rFonts w:ascii="Consolas" w:hAnsi="Consolas"/>
+          <w:sz w:val="18"/>
+        </w:rPr>
+        <w:t xml:space="preserve">) AS </w:t>
+      </w:r>
+      <w:proofErr w:type="spellStart"/>
+      <w:r>
+        <w:rPr>
+          <w:rFonts w:ascii="Consolas" w:hAnsi="Consolas"/>
+          <w:sz w:val="18"/>
+        </w:rPr>
+        <w:t>nb_commandes</w:t>
+      </w:r>
+      <w:proofErr w:type="spellEnd"/>
+    </w:p>
+    <w:p>
+      <w:pPr>
+        <w:shd w:val="clear" w:color="auto" w:fill="F3F4F6"/>
+        <w:spacing w:after="0"/>
+        <w:ind w:left="283" w:right="283"/>
+      </w:pPr>
+      <w:r>
+        <w:rPr>
+          <w:rFonts w:ascii="Consolas" w:hAnsi="Consolas"/>
+          <w:sz w:val="18"/>
+        </w:rPr>
+        <w:t xml:space="preserve">FROM </w:t>
+      </w:r>
+      <w:proofErr w:type="spellStart"/>
+      <w:r>
+        <w:rPr>
+          <w:rFonts w:ascii="Consolas" w:hAnsi="Consolas"/>
+          <w:sz w:val="18"/>
+        </w:rPr>
+        <w:t>t_commande</w:t>
+      </w:r>
+      <w:proofErr w:type="spellEnd"/>
+      <w:r>
+        <w:rPr>
+          <w:rFonts w:ascii="Consolas" w:hAnsi="Consolas"/>
+          <w:sz w:val="18"/>
+        </w:rPr>
+        <w:t xml:space="preserve"> AS c</w:t>
+      </w:r>
+    </w:p>
+    <w:p>
+      <w:pPr>
+        <w:shd w:val="clear" w:color="auto" w:fill="F3F4F6"/>
+        <w:spacing w:after="0"/>
+        <w:ind w:left="283" w:right="283"/>
+      </w:pPr>
+      <w:r>
+        <w:rPr>
+          <w:rFonts w:ascii="Consolas" w:hAnsi="Consolas"/>
+          <w:sz w:val="18"/>
+        </w:rPr>
+        <w:t xml:space="preserve">INNER JOIN </w:t>
+      </w:r>
+      <w:proofErr w:type="spellStart"/>
+      <w:r>
+        <w:rPr>
+          <w:rFonts w:ascii="Consolas" w:hAnsi="Consolas"/>
+          <w:sz w:val="18"/>
+        </w:rPr>
+        <w:t>t_adresse</w:t>
+      </w:r>
+      <w:proofErr w:type="spellEnd"/>
+      <w:r>
+        <w:rPr>
+          <w:rFonts w:ascii="Consolas" w:hAnsi="Consolas"/>
+          <w:sz w:val="18"/>
+        </w:rPr>
+        <w:t xml:space="preserve"> AS a ON </w:t>
+      </w:r>
+      <w:proofErr w:type="spellStart"/>
+      <w:r>
+        <w:rPr>
+          <w:rFonts w:ascii="Consolas" w:hAnsi="Consolas"/>
+          <w:sz w:val="18"/>
+        </w:rPr>
+        <w:t>c.adresse_livraison_fk</w:t>
+      </w:r>
+      <w:proofErr w:type="spellEnd"/>
+      <w:r>
+        <w:rPr>
+          <w:rFonts w:ascii="Consolas" w:hAnsi="Consolas"/>
+          <w:sz w:val="18"/>
+        </w:rPr>
+        <w:t xml:space="preserve"> = </w:t>
+      </w:r>
+      <w:proofErr w:type="spellStart"/>
+      <w:r>
+        <w:rPr>
+          <w:rFonts w:ascii="Consolas" w:hAnsi="Consolas"/>
+          <w:sz w:val="18"/>
+        </w:rPr>
+        <w:t>a.adresse_id</w:t>
+      </w:r>
+      <w:proofErr w:type="spellEnd"/>
+    </w:p>
+    <w:p>
+      <w:pPr>
+        <w:shd w:val="clear" w:color="auto" w:fill="F3F4F6"/>
+        <w:spacing w:after="0"/>
+        <w:ind w:left="283" w:right="283"/>
+        <w:rPr>
+          <w:lang w:val="en-US"/>
+        </w:rPr>
+      </w:pPr>
+      <w:r>
+        <w:rPr>
+          <w:rFonts w:ascii="Consolas" w:hAnsi="Consolas"/>
+          <w:sz w:val="18"/>
+          <w:lang w:val="en-US"/>
+        </w:rPr>
+        <w:t xml:space="preserve">WHERE </w:t>
+      </w:r>
+      <w:proofErr w:type="spellStart"/>
+      <w:r>
+        <w:rPr>
+          <w:rFonts w:ascii="Consolas" w:hAnsi="Consolas"/>
+          <w:sz w:val="18"/>
+          <w:lang w:val="en-US"/>
+        </w:rPr>
+        <w:t>c.type</w:t>
+      </w:r>
+      <w:proofErr w:type="spellEnd"/>
+      <w:r>
+        <w:rPr>
+          <w:rFonts w:ascii="Consolas" w:hAnsi="Consolas"/>
+          <w:sz w:val="18"/>
+          <w:lang w:val="en-US"/>
+        </w:rPr>
+        <w:t xml:space="preserve"> = 'livraison'</w:t>
+      </w:r>
+    </w:p>
+    <w:p>
+      <w:pPr>
+        <w:shd w:val="clear" w:color="auto" w:fill="F3F4F6"/>
+        <w:spacing w:after="0"/>
+        <w:ind w:left="283" w:right="283"/>
+        <w:rPr>
+          <w:lang w:val="en-US"/>
+        </w:rPr>
+      </w:pPr>
+      <w:r>
+        <w:rPr>
+          <w:rFonts w:ascii="Consolas" w:hAnsi="Consolas"/>
+          <w:sz w:val="18"/>
+          <w:lang w:val="en-US"/>
+        </w:rPr>
+        <w:t xml:space="preserve">  AND HOUR(</w:t>
+      </w:r>
+      <w:proofErr w:type="spellStart"/>
+      <w:r>
+        <w:rPr>
+          <w:rFonts w:ascii="Consolas" w:hAnsi="Consolas"/>
+          <w:sz w:val="18"/>
+          <w:lang w:val="en-US"/>
+        </w:rPr>
+        <w:t>c.date_creation</w:t>
+      </w:r>
+      <w:proofErr w:type="spellEnd"/>
+      <w:r>
+        <w:rPr>
+          <w:rFonts w:ascii="Consolas" w:hAnsi="Consolas"/>
+          <w:sz w:val="18"/>
+          <w:lang w:val="en-US"/>
+        </w:rPr>
+        <w:t>) BETWEEN 18 AND 21</w:t>
+      </w:r>
+    </w:p>
+    <w:p>
+      <w:pPr>
+        <w:shd w:val="clear" w:color="auto" w:fill="F3F4F6"/>
+        <w:spacing w:after="0"/>
+        <w:ind w:left="283" w:right="283"/>
+        <w:rPr>
+          <w:lang w:val="en-US"/>
+        </w:rPr>
+      </w:pPr>
+      <w:r>
+        <w:rPr>
+          <w:rFonts w:ascii="Consolas" w:hAnsi="Consolas"/>
+          <w:sz w:val="18"/>
+          <w:lang w:val="en-US"/>
+        </w:rPr>
+        <w:t xml:space="preserve">GROUP BY </w:t>
+      </w:r>
+      <w:proofErr w:type="spellStart"/>
+      <w:r>
+        <w:rPr>
+          <w:rFonts w:ascii="Consolas" w:hAnsi="Consolas"/>
+          <w:sz w:val="18"/>
+          <w:lang w:val="en-US"/>
+        </w:rPr>
+        <w:t>a.npa</w:t>
+      </w:r>
+      <w:proofErr w:type="spellEnd"/>
+    </w:p>
+    <w:p>
+      <w:pPr>
+        <w:shd w:val="clear" w:color="auto" w:fill="F3F4F6"/>
+        <w:spacing w:after="0"/>
+        <w:ind w:left="283" w:right="283"/>
+        <w:rPr>
+          <w:lang w:val="en-US"/>
+        </w:rPr>
+      </w:pPr>
+      <w:r>
+        <w:rPr>
+          <w:rFonts w:ascii="Consolas" w:hAnsi="Consolas"/>
+          <w:sz w:val="18"/>
+          <w:lang w:val="en-US"/>
+        </w:rPr>
+        <w:t xml:space="preserve">ORDER BY </w:t>
+      </w:r>
+      <w:proofErr w:type="spellStart"/>
+      <w:r>
+        <w:rPr>
+          <w:rFonts w:ascii="Consolas" w:hAnsi="Consolas"/>
+          <w:sz w:val="18"/>
+          <w:lang w:val="en-US"/>
+        </w:rPr>
+        <w:t>nb_commandes</w:t>
+      </w:r>
+      <w:proofErr w:type="spellEnd"/>
+      <w:r>
+        <w:rPr>
+          <w:rFonts w:ascii="Consolas" w:hAnsi="Consolas"/>
+          <w:sz w:val="18"/>
+          <w:lang w:val="en-US"/>
+        </w:rPr>
+        <w:t xml:space="preserve"> DESC;</w:t>
+      </w:r>
+    </w:p>
+    <w:p>
+      <w:pPr>
+        <w:pStyle w:val="Corpsdetexte"/>
+        <w:spacing w:after="100" w:line="252" w:lineRule="auto"/>
+      </w:pPr>
+    </w:p>
+    <w:p>
+      <w:pPr>
         <w:rPr>
           <w:sz w:val="20"/>
           <w:szCs w:val="20"/>
@@ -5996,21 +6246,12 @@
         <w:t xml:space="preserve">, </w:t>
       </w:r>
       <w:proofErr w:type="spellStart"/>
-      <w:proofErr w:type="gramStart"/>
       <w:r>
         <w:rPr>
           <w:rFonts w:ascii="Consolas" w:hAnsi="Consolas"/>
           <w:sz w:val="18"/>
         </w:rPr>
-        <w:t>c.commande</w:t>
-      </w:r>
-      <w:proofErr w:type="gramEnd"/>
-      <w:r>
-        <w:rPr>
-          <w:rFonts w:ascii="Consolas" w:hAnsi="Consolas"/>
-          <w:sz w:val="18"/>
-        </w:rPr>
-        <w:t>_id</w:t>
+        <w:t>c.commande_id</w:t>
       </w:r>
       <w:proofErr w:type="spellEnd"/>
     </w:p>
@@ -6045,18 +6286,9 @@
           <w:sz w:val="20"/>
           <w:szCs w:val="20"/>
         </w:rPr>
-        <w:t>t_</w:t>
-      </w:r>
-      <w:proofErr w:type="gramStart"/>
-      <w:r>
-        <w:rPr>
-          <w:sz w:val="20"/>
-          <w:szCs w:val="20"/>
-        </w:rPr>
-        <w:t>commande.type</w:t>
-      </w:r>
-      <w:proofErr w:type="spellEnd"/>
-      <w:proofErr w:type="gramEnd"/>
+        <w:t>t_commande.type</w:t>
+      </w:r>
+      <w:proofErr w:type="spellEnd"/>
       <w:r>
         <w:rPr>
           <w:sz w:val="20"/>
@@ -6070,23 +6302,7 @@
           <w:sz w:val="20"/>
           <w:szCs w:val="20"/>
         </w:rPr>
-        <w:t>t_</w:t>
-      </w:r>
-      <w:proofErr w:type="gramStart"/>
-      <w:r>
-        <w:rPr>
-          <w:sz w:val="20"/>
-          <w:szCs w:val="20"/>
-        </w:rPr>
-        <w:t>commande.date</w:t>
-      </w:r>
-      <w:proofErr w:type="gramEnd"/>
-      <w:r>
-        <w:rPr>
-          <w:sz w:val="20"/>
-          <w:szCs w:val="20"/>
-        </w:rPr>
-        <w:t>_creation</w:t>
+        <w:t>t_commande.date_creation</w:t>
       </w:r>
       <w:proofErr w:type="spellEnd"/>
       <w:r>
@@ -6118,24 +6334,7 @@
           <w:sz w:val="20"/>
           <w:szCs w:val="20"/>
         </w:rPr>
-        <w:lastRenderedPageBreak/>
-        <w:t xml:space="preserve">On peut créer </w:t>
-      </w:r>
-      <w:proofErr w:type="gramStart"/>
-      <w:r>
-        <w:rPr>
-          <w:sz w:val="20"/>
-          <w:szCs w:val="20"/>
-        </w:rPr>
-        <w:t>les index marquées</w:t>
-      </w:r>
-      <w:proofErr w:type="gramEnd"/>
-      <w:r>
-        <w:rPr>
-          <w:sz w:val="20"/>
-          <w:szCs w:val="20"/>
-        </w:rPr>
-        <w:t xml:space="preserve"> pour simplifier et </w:t>
+        <w:t xml:space="preserve">On peut créer les index marquées pour simplifier et </w:t>
       </w:r>
       <w:proofErr w:type="spellStart"/>
       <w:r>
@@ -6197,12 +6396,6 @@
       </w:r>
     </w:p>
     <w:p>
-      <w:pPr>
-        <w:rPr>
-          <w:sz w:val="20"/>
-          <w:szCs w:val="20"/>
-        </w:rPr>
-      </w:pPr>
       <w:r>
         <w:t xml:space="preserve">CREATE INDEX </w:t>
       </w:r>
@@ -6227,21 +6420,48 @@
         <w:t>adresse_livraison_fk</w:t>
       </w:r>
       <w:proofErr w:type="spellEnd"/>
-      <w:proofErr w:type="gramStart"/>
-      <w:r>
-        <w:t>);</w:t>
-      </w:r>
-      <w:proofErr w:type="gramEnd"/>
-      <w:r>
-        <w:t xml:space="preserve"> CREATE INDEX </w:t>
-      </w:r>
-      <w:proofErr w:type="spellStart"/>
-      <w:r>
-        <w:t>idx_adresse_npa</w:t>
-      </w:r>
-      <w:proofErr w:type="spellEnd"/>
-      <w:r>
-        <w:t xml:space="preserve"> ON </w:t>
+      <w:r>
+        <w:t xml:space="preserve">); </w:t>
+      </w:r>
+    </w:p>
+    <w:p>
+      <w:r>
+        <w:t xml:space="preserve">Explication de choix : </w:t>
+      </w:r>
+      <w:r>
+        <w:t xml:space="preserve">J'ai choisi de créer un index composé sur la table </w:t>
+      </w:r>
+      <w:proofErr w:type="spellStart"/>
+      <w:r>
+        <w:t>t_commande</w:t>
+      </w:r>
+      <w:proofErr w:type="spellEnd"/>
+      <w:r>
+        <w:t xml:space="preserve"> comprenant les colonnes type et </w:t>
+      </w:r>
+      <w:proofErr w:type="spellStart"/>
+      <w:r>
+        <w:t>adresse_livraison_fk</w:t>
+      </w:r>
+      <w:proofErr w:type="spellEnd"/>
+      <w:r>
+        <w:t>. La colonne type est placée en première position car elle permet à MySQL d'effectuer un filtrage direct et strict (</w:t>
+      </w:r>
+      <w:proofErr w:type="spellStart"/>
+      <w:r>
+        <w:t>c.type</w:t>
+      </w:r>
+      <w:proofErr w:type="spellEnd"/>
+      <w:r>
+        <w:t xml:space="preserve"> = 'livraison'), réduisant considérablement le nombre de lignes à analyser. La colonne </w:t>
+      </w:r>
+      <w:proofErr w:type="spellStart"/>
+      <w:r>
+        <w:t>adresse_livraison_fk</w:t>
+      </w:r>
+      <w:proofErr w:type="spellEnd"/>
+      <w:r>
+        <w:t xml:space="preserve"> est ajoutée en deuxième position pour optimiser instantanément la jointure (INNER JOIN) avec la table </w:t>
       </w:r>
       <w:proofErr w:type="spellStart"/>
       <w:r>
@@ -6249,18 +6469,97 @@
       </w:r>
       <w:proofErr w:type="spellEnd"/>
       <w:r>
-        <w:t xml:space="preserve"> (</w:t>
-      </w:r>
-      <w:proofErr w:type="spellStart"/>
-      <w:r>
-        <w:t>npa</w:t>
-      </w:r>
-      <w:proofErr w:type="spellEnd"/>
-      <w:proofErr w:type="gramStart"/>
-      <w:r>
-        <w:t>);</w:t>
-      </w:r>
-      <w:proofErr w:type="gramEnd"/>
+        <w:t xml:space="preserve"> sans avoir à scanner toute la table des commandes. Quant à la colonne </w:t>
+      </w:r>
+      <w:proofErr w:type="spellStart"/>
+      <w:r>
+        <w:t>date_creation</w:t>
+      </w:r>
+      <w:proofErr w:type="spellEnd"/>
+      <w:r>
+        <w:t>, elle utilise la fonction HOUR(), ce qui empêche l'utilisation d'un index standard sur cette colonne ; l'index composé choisi reste donc le plus performant pour réduire les lectures de lignes (</w:t>
+      </w:r>
+      <w:proofErr w:type="spellStart"/>
+      <w:r>
+        <w:t>rows</w:t>
+      </w:r>
+      <w:proofErr w:type="spellEnd"/>
+      <w:r>
+        <w:t>).</w:t>
+      </w:r>
+    </w:p>
+    <w:p>
+      <w:pPr>
+        <w:rPr>
+          <w:sz w:val="20"/>
+          <w:szCs w:val="20"/>
+        </w:rPr>
+      </w:pPr>
+      <w:r>
+        <w:lastRenderedPageBreak/>
+        <w:t xml:space="preserve">Preuve avec </w:t>
+      </w:r>
+      <w:proofErr w:type="spellStart"/>
+      <w:r>
+        <w:t>explain</w:t>
+      </w:r>
+      <w:proofErr w:type="spellEnd"/>
+      <w:r>
+        <w:t> :</w:t>
+      </w:r>
+      <w:r>
+        <w:rPr>
+          <w:noProof/>
+        </w:rPr>
+        <w:drawing>
+          <wp:inline distT="0" distB="0" distL="0" distR="0" wp14:anchorId="66A59483" wp14:editId="7F4A4B3A">
+            <wp:extent cx="5756910" cy="1176655"/>
+            <wp:effectExtent l="0" t="0" r="0" b="4445"/>
+            <wp:docPr id="2023056625" name="Image 3"/>
+            <wp:cNvGraphicFramePr>
+              <a:graphicFrameLocks xmlns:a="http://schemas.openxmlformats.org/drawingml/2006/main" noChangeAspect="1"/>
+            </wp:cNvGraphicFramePr>
+            <a:graphic xmlns:a="http://schemas.openxmlformats.org/drawingml/2006/main">
+              <a:graphicData uri="http://schemas.openxmlformats.org/drawingml/2006/picture">
+                <pic:pic xmlns:pic="http://schemas.openxmlformats.org/drawingml/2006/picture">
+                  <pic:nvPicPr>
+                    <pic:cNvPr id="0" name="Picture 3"/>
+                    <pic:cNvPicPr>
+                      <a:picLocks noChangeAspect="1" noChangeArrowheads="1"/>
+                    </pic:cNvPicPr>
+                  </pic:nvPicPr>
+                  <pic:blipFill>
+                    <a:blip r:embed="rId24" cstate="print">
+                      <a:extLst>
+                        <a:ext uri="{28A0092B-C50C-407E-A947-70E740481C1C}">
+                          <a14:useLocalDpi xmlns:a14="http://schemas.microsoft.com/office/drawing/2010/main" val="0"/>
+                        </a:ext>
+                      </a:extLst>
+                    </a:blip>
+                    <a:srcRect/>
+                    <a:stretch>
+                      <a:fillRect/>
+                    </a:stretch>
+                  </pic:blipFill>
+                  <pic:spPr bwMode="auto">
+                    <a:xfrm>
+                      <a:off x="0" y="0"/>
+                      <a:ext cx="5756910" cy="1176655"/>
+                    </a:xfrm>
+                    <a:prstGeom prst="rect">
+                      <a:avLst/>
+                    </a:prstGeom>
+                    <a:noFill/>
+                    <a:ln>
+                      <a:noFill/>
+                    </a:ln>
+                  </pic:spPr>
+                </pic:pic>
+              </a:graphicData>
+            </a:graphic>
+          </wp:inline>
+        </w:drawing>
+      </w:r>
     </w:p>
     <w:p>
       <w:pPr>
@@ -6279,46 +6578,14 @@
           <w:rFonts w:ascii="Arial" w:hAnsi="Arial"/>
           <w:sz w:val="24"/>
         </w:rPr>
-        <w:t xml:space="preserve">3.7 Utilisateurs et </w:t>
-      </w:r>
-      <w:proofErr w:type="gramStart"/>
+        <w:t>3.7 Utilisateurs et rôles</w:t>
+      </w:r>
       <w:r>
         <w:rPr>
           <w:rFonts w:ascii="Arial" w:hAnsi="Arial"/>
           <w:sz w:val="24"/>
         </w:rPr>
-        <w:t>rôles</w:t>
-      </w:r>
-      <w:r>
-        <w:rPr>
-          <w:rFonts w:ascii="Arial" w:hAnsi="Arial"/>
-          <w:sz w:val="24"/>
-        </w:rPr>
-        <w:t>(</w:t>
-      </w:r>
-      <w:proofErr w:type="gramEnd"/>
-      <w:r>
-        <w:rPr>
-          <w:rFonts w:ascii="Arial" w:hAnsi="Arial"/>
-          <w:sz w:val="24"/>
-        </w:rPr>
-        <w:t xml:space="preserve">Les données sont </w:t>
-      </w:r>
-      <w:proofErr w:type="gramStart"/>
-      <w:r>
-        <w:rPr>
-          <w:rFonts w:ascii="Arial" w:hAnsi="Arial"/>
-          <w:sz w:val="24"/>
-        </w:rPr>
-        <w:t>mis</w:t>
-      </w:r>
-      <w:proofErr w:type="gramEnd"/>
-      <w:r>
-        <w:rPr>
-          <w:rFonts w:ascii="Arial" w:hAnsi="Arial"/>
-          <w:sz w:val="24"/>
-        </w:rPr>
-        <w:t xml:space="preserve"> dans le fichier </w:t>
+        <w:t xml:space="preserve">(Les données sont mis dans le fichier </w:t>
       </w:r>
       <w:proofErr w:type="spellStart"/>
       <w:r>
@@ -6451,6 +6718,7 @@
       </w:pPr>
       <w:r>
         <w:rPr>
+          <w:noProof/>
           <w:sz w:val="20"/>
           <w:szCs w:val="20"/>
           <w:lang w:val="en-US"/>
@@ -6471,7 +6739,7 @@
                     <pic:cNvPicPr/>
                   </pic:nvPicPr>
                   <pic:blipFill>
-                    <a:blip r:embed="rId21"/>
+                    <a:blip r:embed="rId25"/>
                     <a:stretch>
                       <a:fillRect/>
                     </a:stretch>
@@ -6534,25 +6802,7 @@
           <w:lang w:val="en-US"/>
         </w:rPr>
         <w:br/>
-        <w:t>GRANT ALL ON db_</w:t>
-      </w:r>
-      <w:proofErr w:type="gramStart"/>
-      <w:r>
-        <w:rPr>
-          <w:sz w:val="20"/>
-          <w:szCs w:val="20"/>
-          <w:lang w:val="en-US"/>
-        </w:rPr>
-        <w:t>thanospizza.*</w:t>
-      </w:r>
-      <w:proofErr w:type="gramEnd"/>
-      <w:r>
-        <w:rPr>
-          <w:sz w:val="20"/>
-          <w:szCs w:val="20"/>
-          <w:lang w:val="en-US"/>
-        </w:rPr>
-        <w:t xml:space="preserve"> </w:t>
+        <w:t xml:space="preserve">GRANT ALL ON db_thanospizza.* </w:t>
       </w:r>
       <w:r>
         <w:rPr>
@@ -6591,6 +6841,7 @@
       </w:pPr>
       <w:r>
         <w:rPr>
+          <w:noProof/>
           <w:sz w:val="20"/>
           <w:szCs w:val="20"/>
           <w:lang w:val="en-US"/>
@@ -6611,7 +6862,7 @@
                     <pic:cNvPicPr/>
                   </pic:nvPicPr>
                   <pic:blipFill>
-                    <a:blip r:embed="rId22"/>
+                    <a:blip r:embed="rId26"/>
                     <a:stretch>
                       <a:fillRect/>
                     </a:stretch>
@@ -6847,6 +7098,7 @@
       </w:pPr>
       <w:r>
         <w:rPr>
+          <w:noProof/>
           <w:sz w:val="20"/>
           <w:szCs w:val="20"/>
           <w:lang w:val="en-US"/>
@@ -6868,7 +7120,7 @@
                     <pic:cNvPicPr/>
                   </pic:nvPicPr>
                   <pic:blipFill>
-                    <a:blip r:embed="rId23"/>
+                    <a:blip r:embed="rId27"/>
                     <a:stretch>
                       <a:fillRect/>
                     </a:stretch>
@@ -7055,19 +7307,9 @@
           <w:lang w:val="en-US"/>
         </w:rPr>
         <w:br/>
-        <w:t xml:space="preserve">GRANT </w:t>
-      </w:r>
-      <w:proofErr w:type="gramStart"/>
-      <w:r>
-        <w:rPr>
-          <w:sz w:val="20"/>
-          <w:szCs w:val="20"/>
-          <w:lang w:val="en-US"/>
-        </w:rPr>
-        <w:t>UPDATE(</w:t>
-      </w:r>
-      <w:proofErr w:type="spellStart"/>
-      <w:proofErr w:type="gramEnd"/>
+        <w:t>GRANT UPDATE(</w:t>
+      </w:r>
+      <w:proofErr w:type="spellStart"/>
       <w:r>
         <w:rPr>
           <w:sz w:val="20"/>
@@ -7131,6 +7373,7 @@
       </w:pPr>
       <w:r>
         <w:rPr>
+          <w:noProof/>
           <w:sz w:val="20"/>
           <w:szCs w:val="20"/>
           <w:lang w:val="en-US"/>
@@ -7151,7 +7394,7 @@
                     <pic:cNvPicPr/>
                   </pic:nvPicPr>
                   <pic:blipFill>
-                    <a:blip r:embed="rId24"/>
+                    <a:blip r:embed="rId28"/>
                     <a:stretch>
                       <a:fillRect/>
                     </a:stretch>
@@ -7330,19 +7573,9 @@
           <w:lang w:val="en-US"/>
         </w:rPr>
         <w:br/>
-        <w:t xml:space="preserve">GRANT </w:t>
-      </w:r>
-      <w:proofErr w:type="gramStart"/>
-      <w:r>
-        <w:rPr>
-          <w:sz w:val="20"/>
-          <w:szCs w:val="20"/>
-          <w:lang w:val="en-US"/>
-        </w:rPr>
-        <w:t>UPDATE(</w:t>
-      </w:r>
-      <w:proofErr w:type="spellStart"/>
-      <w:proofErr w:type="gramEnd"/>
+        <w:t>GRANT UPDATE(</w:t>
+      </w:r>
+      <w:proofErr w:type="spellStart"/>
       <w:r>
         <w:rPr>
           <w:sz w:val="20"/>
@@ -7421,19 +7654,9 @@
           <w:lang w:val="en-US"/>
         </w:rPr>
         <w:br/>
-        <w:t xml:space="preserve">GRANT </w:t>
-      </w:r>
-      <w:proofErr w:type="gramStart"/>
-      <w:r>
-        <w:rPr>
-          <w:sz w:val="20"/>
-          <w:szCs w:val="20"/>
-          <w:lang w:val="en-US"/>
-        </w:rPr>
-        <w:t>UPDATE(</w:t>
-      </w:r>
-      <w:proofErr w:type="spellStart"/>
-      <w:proofErr w:type="gramEnd"/>
+        <w:t>GRANT UPDATE(</w:t>
+      </w:r>
+      <w:proofErr w:type="spellStart"/>
       <w:r>
         <w:rPr>
           <w:sz w:val="20"/>
@@ -7515,6 +7738,7 @@
       </w:pPr>
       <w:r>
         <w:rPr>
+          <w:noProof/>
           <w:sz w:val="20"/>
           <w:szCs w:val="20"/>
           <w:lang w:val="en-US"/>
@@ -7536,7 +7760,7 @@
                     <pic:cNvPicPr/>
                   </pic:nvPicPr>
                   <pic:blipFill>
-                    <a:blip r:embed="rId25"/>
+                    <a:blip r:embed="rId29"/>
                     <a:stretch>
                       <a:fillRect/>
                     </a:stretch>
@@ -7859,6 +8083,7 @@
       </w:pPr>
       <w:r>
         <w:rPr>
+          <w:noProof/>
           <w:sz w:val="20"/>
           <w:szCs w:val="20"/>
           <w:lang w:val="en-US"/>
@@ -7879,7 +8104,7 @@
                     <pic:cNvPicPr/>
                   </pic:nvPicPr>
                   <pic:blipFill>
-                    <a:blip r:embed="rId26"/>
+                    <a:blip r:embed="rId30"/>
                     <a:stretch>
                       <a:fillRect/>
                     </a:stretch>
@@ -7923,25 +8148,7 @@
           <w:szCs w:val="20"/>
           <w:lang w:val="en-US"/>
         </w:rPr>
-        <w:t>GRANT SELECT ON db_</w:t>
-      </w:r>
-      <w:proofErr w:type="gramStart"/>
-      <w:r>
-        <w:rPr>
-          <w:sz w:val="20"/>
-          <w:szCs w:val="20"/>
-          <w:lang w:val="en-US"/>
-        </w:rPr>
-        <w:t>thanospizza.*</w:t>
-      </w:r>
-      <w:proofErr w:type="gramEnd"/>
-      <w:r>
-        <w:rPr>
-          <w:sz w:val="20"/>
-          <w:szCs w:val="20"/>
-          <w:lang w:val="en-US"/>
-        </w:rPr>
-        <w:t xml:space="preserve"> TO '</w:t>
+        <w:t>GRANT SELECT ON db_thanospizza.* TO '</w:t>
       </w:r>
       <w:proofErr w:type="spellStart"/>
       <w:r>
@@ -7972,6 +8179,7 @@
       </w:pPr>
       <w:r>
         <w:rPr>
+          <w:noProof/>
           <w:sz w:val="20"/>
           <w:szCs w:val="20"/>
           <w:lang w:val="en-US"/>
@@ -7992,7 +8200,7 @@
                     <pic:cNvPicPr/>
                   </pic:nvPicPr>
                   <pic:blipFill>
-                    <a:blip r:embed="rId27"/>
+                    <a:blip r:embed="rId31"/>
                     <a:stretch>
                       <a:fillRect/>
                     </a:stretch>
@@ -8058,17 +8266,8 @@
           <w:sz w:val="20"/>
           <w:szCs w:val="20"/>
         </w:rPr>
-        <w:t>'@'%</w:t>
-      </w:r>
-      <w:proofErr w:type="gramStart"/>
-      <w:r>
-        <w:rPr>
-          <w:sz w:val="20"/>
-          <w:szCs w:val="20"/>
-        </w:rPr>
-        <w:t>';</w:t>
-      </w:r>
-      <w:proofErr w:type="gramEnd"/>
+        <w:t>'@'%';</w:t>
+      </w:r>
       <w:r>
         <w:rPr>
           <w:sz w:val="20"/>
@@ -8091,17 +8290,8 @@
           <w:sz w:val="20"/>
           <w:szCs w:val="20"/>
         </w:rPr>
-        <w:t>'@'%</w:t>
-      </w:r>
-      <w:proofErr w:type="gramStart"/>
-      <w:r>
-        <w:rPr>
-          <w:sz w:val="20"/>
-          <w:szCs w:val="20"/>
-        </w:rPr>
-        <w:t>';</w:t>
-      </w:r>
-      <w:proofErr w:type="gramEnd"/>
+        <w:t>'@'%';</w:t>
+      </w:r>
       <w:r>
         <w:rPr>
           <w:sz w:val="20"/>
@@ -8124,17 +8314,8 @@
           <w:sz w:val="20"/>
           <w:szCs w:val="20"/>
         </w:rPr>
-        <w:t>'@'%</w:t>
-      </w:r>
-      <w:proofErr w:type="gramStart"/>
-      <w:r>
-        <w:rPr>
-          <w:sz w:val="20"/>
-          <w:szCs w:val="20"/>
-        </w:rPr>
-        <w:t>';</w:t>
-      </w:r>
-      <w:proofErr w:type="gramEnd"/>
+        <w:t>'@'%';</w:t>
+      </w:r>
       <w:r>
         <w:rPr>
           <w:sz w:val="20"/>
@@ -8157,17 +8338,8 @@
           <w:sz w:val="20"/>
           <w:szCs w:val="20"/>
         </w:rPr>
-        <w:t>'@'%</w:t>
-      </w:r>
-      <w:proofErr w:type="gramStart"/>
-      <w:r>
-        <w:rPr>
-          <w:sz w:val="20"/>
-          <w:szCs w:val="20"/>
-        </w:rPr>
-        <w:t>';</w:t>
-      </w:r>
-      <w:proofErr w:type="gramEnd"/>
+        <w:t>'@'%';</w:t>
+      </w:r>
       <w:r>
         <w:rPr>
           <w:sz w:val="20"/>
@@ -8190,17 +8362,8 @@
           <w:sz w:val="20"/>
           <w:szCs w:val="20"/>
         </w:rPr>
-        <w:t>'@'%</w:t>
-      </w:r>
-      <w:proofErr w:type="gramStart"/>
-      <w:r>
-        <w:rPr>
-          <w:sz w:val="20"/>
-          <w:szCs w:val="20"/>
-        </w:rPr>
-        <w:t>';</w:t>
-      </w:r>
-      <w:proofErr w:type="gramEnd"/>
+        <w:t>'@'%';</w:t>
+      </w:r>
       <w:r>
         <w:rPr>
           <w:sz w:val="20"/>
@@ -8223,27 +8386,19 @@
           <w:sz w:val="20"/>
           <w:szCs w:val="20"/>
         </w:rPr>
-        <w:t>'@'%</w:t>
-      </w:r>
-      <w:proofErr w:type="gramStart"/>
-      <w:r>
-        <w:rPr>
-          <w:sz w:val="20"/>
-          <w:szCs w:val="20"/>
-        </w:rPr>
-        <w:t>';</w:t>
-      </w:r>
-      <w:proofErr w:type="gramEnd"/>
-    </w:p>
-    <w:p>
-      <w:pPr>
-        <w:rPr>
-          <w:sz w:val="20"/>
-          <w:szCs w:val="20"/>
-        </w:rPr>
-      </w:pPr>
-      <w:r>
-        <w:rPr>
+        <w:t>'@'%';</w:t>
+      </w:r>
+    </w:p>
+    <w:p>
+      <w:pPr>
+        <w:rPr>
+          <w:sz w:val="20"/>
+          <w:szCs w:val="20"/>
+        </w:rPr>
+      </w:pPr>
+      <w:r>
+        <w:rPr>
+          <w:noProof/>
           <w:sz w:val="20"/>
           <w:szCs w:val="20"/>
         </w:rPr>
@@ -8264,7 +8419,7 @@
                     <pic:cNvPicPr/>
                   </pic:nvPicPr>
                   <pic:blipFill>
-                    <a:blip r:embed="rId28"/>
+                    <a:blip r:embed="rId32"/>
                     <a:stretch>
                       <a:fillRect/>
                     </a:stretch>
@@ -8298,12 +8453,14 @@
         <w:rPr>
           <w:sz w:val="20"/>
           <w:szCs w:val="20"/>
-        </w:rPr>
-      </w:pPr>
-      <w:r>
-        <w:rPr>
-          <w:sz w:val="20"/>
-          <w:szCs w:val="20"/>
+          <w:lang w:val="en-US"/>
+        </w:rPr>
+      </w:pPr>
+      <w:r>
+        <w:rPr>
+          <w:sz w:val="20"/>
+          <w:szCs w:val="20"/>
+          <w:lang w:val="en-US"/>
         </w:rPr>
         <w:t> </w:t>
       </w:r>
@@ -8516,6 +8673,7 @@
       </w:pPr>
       <w:r>
         <w:rPr>
+          <w:noProof/>
           <w:sz w:val="20"/>
           <w:szCs w:val="20"/>
           <w:lang w:val="en-US"/>
@@ -8536,7 +8694,7 @@
                     <pic:cNvPicPr/>
                   </pic:nvPicPr>
                   <pic:blipFill>
-                    <a:blip r:embed="rId29"/>
+                    <a:blip r:embed="rId33"/>
                     <a:stretch>
                       <a:fillRect/>
                     </a:stretch>
@@ -8827,6 +8985,7 @@
       </w:pPr>
       <w:r>
         <w:rPr>
+          <w:noProof/>
           <w:sz w:val="20"/>
           <w:szCs w:val="20"/>
           <w:lang w:val="en-US"/>
@@ -8847,7 +9006,7 @@
                     <pic:cNvPicPr/>
                   </pic:nvPicPr>
                   <pic:blipFill>
-                    <a:blip r:embed="rId30"/>
+                    <a:blip r:embed="rId34"/>
                     <a:stretch>
                       <a:fillRect/>
                     </a:stretch>
@@ -9058,6 +9217,7 @@
       </w:pPr>
       <w:r>
         <w:rPr>
+          <w:noProof/>
           <w:sz w:val="20"/>
           <w:szCs w:val="20"/>
           <w:lang w:val="en-US"/>
@@ -9078,7 +9238,7 @@
                     <pic:cNvPicPr/>
                   </pic:nvPicPr>
                   <pic:blipFill>
-                    <a:blip r:embed="rId31"/>
+                    <a:blip r:embed="rId35"/>
                     <a:stretch>
                       <a:fillRect/>
                     </a:stretch>
@@ -9129,28 +9289,20 @@
           <w:sz w:val="20"/>
           <w:szCs w:val="20"/>
         </w:rPr>
-        <w:t xml:space="preserve">FLUSH </w:t>
-      </w:r>
-      <w:proofErr w:type="gramStart"/>
-      <w:r>
-        <w:rPr>
-          <w:sz w:val="20"/>
-          <w:szCs w:val="20"/>
-        </w:rPr>
-        <w:t>PRIVILEGES;</w:t>
-      </w:r>
-      <w:proofErr w:type="gramEnd"/>
-    </w:p>
-    <w:p>
-      <w:pPr>
-        <w:rPr>
-          <w:sz w:val="20"/>
-          <w:szCs w:val="20"/>
-          <w:lang w:val="en-US"/>
-        </w:rPr>
-      </w:pPr>
-      <w:r>
-        <w:rPr>
+        <w:t>FLUSH PRIVILEGES;</w:t>
+      </w:r>
+    </w:p>
+    <w:p>
+      <w:pPr>
+        <w:rPr>
+          <w:sz w:val="20"/>
+          <w:szCs w:val="20"/>
+          <w:lang w:val="en-US"/>
+        </w:rPr>
+      </w:pPr>
+      <w:r>
+        <w:rPr>
+          <w:noProof/>
           <w:sz w:val="20"/>
           <w:szCs w:val="20"/>
           <w:lang w:val="en-US"/>
@@ -9171,7 +9323,7 @@
                     <pic:cNvPicPr/>
                   </pic:nvPicPr>
                   <pic:blipFill>
-                    <a:blip r:embed="rId32"/>
+                    <a:blip r:embed="rId36"/>
                     <a:stretch>
                       <a:fillRect/>
                     </a:stretch>
@@ -9195,15 +9347,11 @@
     <w:p>
       <w:pPr>
         <w:spacing w:after="0"/>
-        <w:rPr>
-          <w:lang w:val="en-US"/>
-        </w:rPr>
-      </w:pPr>
-      <w:r>
-        <w:rPr>
-          <w:rFonts w:ascii="Arial" w:hAnsi="Arial"/>
-          <w:sz w:val="20"/>
-          <w:lang w:val="en-US"/>
+      </w:pPr>
+      <w:r>
+        <w:rPr>
+          <w:rFonts w:ascii="Arial" w:hAnsi="Arial"/>
+          <w:sz w:val="20"/>
         </w:rPr>
         <w:t> </w:t>
       </w:r>
@@ -9633,37 +9781,41 @@
           <w:sz w:val="20"/>
           <w:lang w:val="en-US"/>
         </w:rPr>
-        <w:t xml:space="preserve">- </w:t>
-      </w:r>
-      <w:proofErr w:type="gramStart"/>
-      <w:r>
-        <w:rPr>
-          <w:rFonts w:ascii="Arial" w:hAnsi="Arial"/>
-          <w:sz w:val="20"/>
-          <w:lang w:val="en-US"/>
-        </w:rPr>
-        <w:t>Topping :</w:t>
-      </w:r>
-      <w:proofErr w:type="gramEnd"/>
-      <w:r>
-        <w:rPr>
-          <w:rFonts w:ascii="Arial" w:hAnsi="Arial"/>
-          <w:sz w:val="20"/>
-          <w:lang w:val="en-US"/>
-        </w:rPr>
-        <w:t xml:space="preserve"> 1 Gorgonzola = 2.50 CHF</w:t>
+        <w:t>- Topping : 1 Gorgonzola = 2.50 CHF</w:t>
       </w:r>
     </w:p>
     <w:p>
       <w:pPr>
         <w:spacing w:before="40" w:after="40" w:line="276" w:lineRule="auto"/>
-      </w:pPr>
-      <w:r>
-        <w:rPr>
-          <w:rFonts w:ascii="Arial" w:hAnsi="Arial"/>
-          <w:sz w:val="20"/>
-        </w:rPr>
-        <w:t>Total dû = 52.50 CHF</w:t>
+        <w:rPr>
+          <w:lang w:val="en-US"/>
+        </w:rPr>
+      </w:pPr>
+      <w:r>
+        <w:rPr>
+          <w:rFonts w:ascii="Arial" w:hAnsi="Arial"/>
+          <w:sz w:val="20"/>
+          <w:lang w:val="en-US"/>
+        </w:rPr>
+        <w:t xml:space="preserve">Total </w:t>
+      </w:r>
+      <w:proofErr w:type="spellStart"/>
+      <w:r>
+        <w:rPr>
+          <w:rFonts w:ascii="Arial" w:hAnsi="Arial"/>
+          <w:sz w:val="20"/>
+          <w:lang w:val="en-US"/>
+        </w:rPr>
+        <w:t>dû</w:t>
+      </w:r>
+      <w:proofErr w:type="spellEnd"/>
+      <w:r>
+        <w:rPr>
+          <w:rFonts w:ascii="Arial" w:hAnsi="Arial"/>
+          <w:sz w:val="20"/>
+          <w:lang w:val="en-US"/>
+        </w:rPr>
+        <w:t xml:space="preserve"> = 52.50 CHF</w:t>
       </w:r>
     </w:p>
     <w:p>
@@ -10164,23 +10316,7 @@
           <w:rFonts w:ascii="Arial" w:hAnsi="Arial"/>
           <w:sz w:val="20"/>
         </w:rPr>
-        <w:t xml:space="preserve"> </w:t>
-      </w:r>
-      <w:proofErr w:type="spellStart"/>
-      <w:r>
-        <w:rPr>
-          <w:rFonts w:ascii="Arial" w:hAnsi="Arial"/>
-          <w:sz w:val="20"/>
-        </w:rPr>
-        <w:t>lc</w:t>
-      </w:r>
-      <w:proofErr w:type="spellEnd"/>
-      <w:r>
-        <w:rPr>
-          <w:rFonts w:ascii="Arial" w:hAnsi="Arial"/>
-          <w:sz w:val="20"/>
-        </w:rPr>
-        <w:t xml:space="preserve"> </w:t>
+        <w:t xml:space="preserve"> lc </w:t>
       </w:r>
       <w:r>
         <w:rPr>
@@ -10417,16 +10553,11 @@
         <w:t>1.</w:t>
       </w:r>
       <w:r>
-        <w:t>Renforcer les contraintes d'intégrité, notamment pour garantir que l'adresse de livraison appartient bien au client de la commande. (Chercher dans internet</w:t>
-      </w:r>
-      <w:proofErr w:type="gramStart"/>
-      <w:r>
-        <w:t>) </w:t>
+        <w:t>Renforcer les contraintes d'intégrité, notamment pour garantir que l'adresse de livraison appartient bien au client de la commande. (Chercher dans internet) </w:t>
       </w:r>
       <w:r>
         <w:t>.</w:t>
       </w:r>
-      <w:proofErr w:type="gramEnd"/>
       <w:r>
         <w:br/>
         <w:t>Avant :</w:t>
@@ -10438,6 +10569,9 @@
         <w:t xml:space="preserve"> </w:t>
       </w:r>
       <w:r>
+        <w:rPr>
+          <w:noProof/>
+        </w:rPr>
         <w:drawing>
           <wp:inline distT="0" distB="0" distL="0" distR="0" wp14:anchorId="205C4AFF" wp14:editId="0FB5E451">
             <wp:extent cx="5458587" cy="2762636"/>
@@ -10454,7 +10588,7 @@
                     <pic:cNvPicPr/>
                   </pic:nvPicPr>
                   <pic:blipFill>
-                    <a:blip r:embed="rId33"/>
+                    <a:blip r:embed="rId37"/>
                     <a:stretch>
                       <a:fillRect/>
                     </a:stretch>
@@ -10480,6 +10614,9 @@
         <w:spacing w:before="40" w:after="40" w:line="276" w:lineRule="auto"/>
       </w:pPr>
       <w:r>
+        <w:rPr>
+          <w:noProof/>
+        </w:rPr>
         <w:drawing>
           <wp:inline distT="0" distB="0" distL="0" distR="0" wp14:anchorId="33DD6642" wp14:editId="263724D1">
             <wp:extent cx="5760720" cy="1245235"/>
@@ -10496,7 +10633,7 @@
                     <pic:cNvPicPr/>
                   </pic:nvPicPr>
                   <pic:blipFill>
-                    <a:blip r:embed="rId34"/>
+                    <a:blip r:embed="rId38"/>
                     <a:stretch>
                       <a:fillRect/>
                     </a:stretch>
@@ -10563,7 +10700,7 @@
                     <pic:cNvPicPr/>
                   </pic:nvPicPr>
                   <pic:blipFill>
-                    <a:blip r:embed="rId35"/>
+                    <a:blip r:embed="rId39"/>
                     <a:stretch>
                       <a:fillRect/>
                     </a:stretch>
@@ -10589,6 +10726,9 @@
         <w:spacing w:before="40" w:after="40" w:line="276" w:lineRule="auto"/>
       </w:pPr>
       <w:r>
+        <w:rPr>
+          <w:noProof/>
+        </w:rPr>
         <w:lastRenderedPageBreak/>
         <w:drawing>
           <wp:inline distT="0" distB="0" distL="0" distR="0" wp14:anchorId="6B45700F" wp14:editId="31EFEF17">
@@ -10606,7 +10746,7 @@
                     <pic:cNvPicPr/>
                   </pic:nvPicPr>
                   <pic:blipFill>
-                    <a:blip r:embed="rId36"/>
+                    <a:blip r:embed="rId40"/>
                     <a:stretch>
                       <a:fillRect/>
                     </a:stretch>
@@ -10657,6 +10797,9 @@
         <w:t xml:space="preserve"> </w:t>
       </w:r>
       <w:r>
+        <w:rPr>
+          <w:noProof/>
+        </w:rPr>
         <w:drawing>
           <wp:inline distT="0" distB="0" distL="0" distR="0" wp14:anchorId="037418DB" wp14:editId="28D7E3DE">
             <wp:extent cx="5760720" cy="1249680"/>
@@ -10673,7 +10816,7 @@
                     <pic:cNvPicPr/>
                   </pic:nvPicPr>
                   <pic:blipFill>
-                    <a:blip r:embed="rId37"/>
+                    <a:blip r:embed="rId41"/>
                     <a:stretch>
                       <a:fillRect/>
                     </a:stretch>
@@ -10699,6 +10842,9 @@
         <w:spacing w:before="40" w:after="40" w:line="276" w:lineRule="auto"/>
       </w:pPr>
       <w:r>
+        <w:rPr>
+          <w:noProof/>
+        </w:rPr>
         <w:drawing>
           <wp:inline distT="0" distB="0" distL="0" distR="0" wp14:anchorId="32F8FBD6" wp14:editId="66323E21">
             <wp:extent cx="5760720" cy="1133475"/>
@@ -10715,7 +10861,7 @@
                     <pic:cNvPicPr/>
                   </pic:nvPicPr>
                   <pic:blipFill>
-                    <a:blip r:embed="rId38"/>
+                    <a:blip r:embed="rId42"/>
                     <a:stretch>
                       <a:fillRect/>
                     </a:stretch>
@@ -10758,6 +10904,9 @@
         <w:t xml:space="preserve"> </w:t>
       </w:r>
       <w:r>
+        <w:rPr>
+          <w:noProof/>
+        </w:rPr>
         <w:drawing>
           <wp:inline distT="0" distB="0" distL="0" distR="0" wp14:anchorId="648D535F" wp14:editId="13FE0A72">
             <wp:extent cx="5760720" cy="1288415"/>
@@ -10774,7 +10923,7 @@
                     <pic:cNvPicPr/>
                   </pic:nvPicPr>
                   <pic:blipFill>
-                    <a:blip r:embed="rId39"/>
+                    <a:blip r:embed="rId43"/>
                     <a:stretch>
                       <a:fillRect/>
                     </a:stretch>
@@ -10800,6 +10949,9 @@
         <w:spacing w:before="40" w:after="40" w:line="276" w:lineRule="auto"/>
       </w:pPr>
       <w:r>
+        <w:rPr>
+          <w:noProof/>
+        </w:rPr>
         <w:drawing>
           <wp:inline distT="0" distB="0" distL="0" distR="0" wp14:anchorId="534127E3" wp14:editId="61A195F7">
             <wp:extent cx="5760720" cy="1116330"/>
@@ -10816,7 +10968,7 @@
                     <pic:cNvPicPr/>
                   </pic:nvPicPr>
                   <pic:blipFill>
-                    <a:blip r:embed="rId40"/>
+                    <a:blip r:embed="rId44"/>
                     <a:stretch>
                       <a:fillRect/>
                     </a:stretch>
@@ -10840,6 +10992,1335 @@
     <w:p>
       <w:pPr>
         <w:spacing w:before="40" w:after="40" w:line="276" w:lineRule="auto"/>
+      </w:pPr>
+    </w:p>
+    <w:p>
+      <w:pPr>
+        <w:spacing w:before="40" w:after="40" w:line="276" w:lineRule="auto"/>
+      </w:pPr>
+      <w:r>
+        <w:t>Après eval_80% j’ai fait des commandes CHECK pour ne pas avoir des nombres moins de 0. Pour les prix et quantité</w:t>
+      </w:r>
+    </w:p>
+    <w:p>
+      <w:pPr>
+        <w:spacing w:before="40" w:after="40" w:line="276" w:lineRule="auto"/>
+      </w:pPr>
+      <w:r>
+        <w:t xml:space="preserve">CREATE TABLE </w:t>
+      </w:r>
+      <w:proofErr w:type="spellStart"/>
+      <w:r>
+        <w:t>t_article</w:t>
+      </w:r>
+      <w:proofErr w:type="spellEnd"/>
+      <w:r>
+        <w:t xml:space="preserve"> (</w:t>
+      </w:r>
+    </w:p>
+    <w:p>
+      <w:pPr>
+        <w:spacing w:before="40" w:after="40" w:line="276" w:lineRule="auto"/>
+      </w:pPr>
+      <w:r>
+        <w:t xml:space="preserve">   </w:t>
+      </w:r>
+      <w:proofErr w:type="spellStart"/>
+      <w:r>
+        <w:t>article_id</w:t>
+      </w:r>
+      <w:proofErr w:type="spellEnd"/>
+      <w:r>
+        <w:t xml:space="preserve"> INT AUTO_INCREMENT,</w:t>
+      </w:r>
+    </w:p>
+    <w:p>
+      <w:pPr>
+        <w:spacing w:before="40" w:after="40" w:line="276" w:lineRule="auto"/>
+      </w:pPr>
+      <w:r>
+        <w:t xml:space="preserve">   nom VARCHAR(50) NOT NULL,</w:t>
+      </w:r>
+    </w:p>
+    <w:p>
+      <w:pPr>
+        <w:spacing w:before="40" w:after="40" w:line="276" w:lineRule="auto"/>
+      </w:pPr>
+      <w:r>
+        <w:t xml:space="preserve">   type VARCHAR(50) NOT NULL,</w:t>
+      </w:r>
+    </w:p>
+    <w:p>
+      <w:pPr>
+        <w:spacing w:before="40" w:after="40" w:line="276" w:lineRule="auto"/>
+      </w:pPr>
+      <w:r>
+        <w:lastRenderedPageBreak/>
+        <w:t xml:space="preserve">   prix DECIMAL(7,2) CHECK(prix &gt;= 0) NOT NULL,</w:t>
+      </w:r>
+    </w:p>
+    <w:p>
+      <w:pPr>
+        <w:spacing w:before="40" w:after="40" w:line="276" w:lineRule="auto"/>
+        <w:rPr>
+          <w:lang w:val="en-US"/>
+        </w:rPr>
+      </w:pPr>
+      <w:r>
+        <w:t xml:space="preserve">   </w:t>
+      </w:r>
+      <w:proofErr w:type="spellStart"/>
+      <w:r>
+        <w:rPr>
+          <w:lang w:val="en-US"/>
+        </w:rPr>
+        <w:t>tva</w:t>
+      </w:r>
+      <w:proofErr w:type="spellEnd"/>
+      <w:r>
+        <w:rPr>
+          <w:lang w:val="en-US"/>
+        </w:rPr>
+        <w:t xml:space="preserve"> DECIMAL(3,1) NOT NULL,</w:t>
+      </w:r>
+    </w:p>
+    <w:p>
+      <w:pPr>
+        <w:spacing w:before="40" w:after="40" w:line="276" w:lineRule="auto"/>
+        <w:rPr>
+          <w:lang w:val="en-US"/>
+        </w:rPr>
+      </w:pPr>
+      <w:r>
+        <w:rPr>
+          <w:lang w:val="en-US"/>
+        </w:rPr>
+        <w:t xml:space="preserve">   </w:t>
+      </w:r>
+      <w:proofErr w:type="spellStart"/>
+      <w:r>
+        <w:rPr>
+          <w:lang w:val="en-US"/>
+        </w:rPr>
+        <w:t>actif</w:t>
+      </w:r>
+      <w:proofErr w:type="spellEnd"/>
+      <w:r>
+        <w:rPr>
+          <w:lang w:val="en-US"/>
+        </w:rPr>
+        <w:t xml:space="preserve"> BOOLEAN NOT NULL DEFAULT 1,</w:t>
+      </w:r>
+    </w:p>
+    <w:p>
+      <w:pPr>
+        <w:spacing w:before="40" w:after="40" w:line="276" w:lineRule="auto"/>
+        <w:rPr>
+          <w:lang w:val="en-US"/>
+        </w:rPr>
+      </w:pPr>
+      <w:r>
+        <w:rPr>
+          <w:lang w:val="en-US"/>
+        </w:rPr>
+        <w:t xml:space="preserve">   PRIMARY KEY (</w:t>
+      </w:r>
+      <w:proofErr w:type="spellStart"/>
+      <w:r>
+        <w:rPr>
+          <w:lang w:val="en-US"/>
+        </w:rPr>
+        <w:t>article_id</w:t>
+      </w:r>
+      <w:proofErr w:type="spellEnd"/>
+      <w:r>
+        <w:rPr>
+          <w:lang w:val="en-US"/>
+        </w:rPr>
+        <w:t>)</w:t>
+      </w:r>
+    </w:p>
+    <w:p>
+      <w:pPr>
+        <w:spacing w:before="40" w:after="40" w:line="276" w:lineRule="auto"/>
+        <w:rPr>
+          <w:lang w:val="en-US"/>
+        </w:rPr>
+      </w:pPr>
+      <w:r>
+        <w:rPr>
+          <w:lang w:val="en-US"/>
+        </w:rPr>
+        <w:t>) ENGINE=</w:t>
+      </w:r>
+      <w:proofErr w:type="spellStart"/>
+      <w:r>
+        <w:rPr>
+          <w:lang w:val="en-US"/>
+        </w:rPr>
+        <w:t>InnoDB</w:t>
+      </w:r>
+      <w:proofErr w:type="spellEnd"/>
+      <w:r>
+        <w:rPr>
+          <w:lang w:val="en-US"/>
+        </w:rPr>
+        <w:t>;</w:t>
+      </w:r>
+    </w:p>
+    <w:p>
+      <w:pPr>
+        <w:spacing w:before="40" w:after="40" w:line="276" w:lineRule="auto"/>
+        <w:rPr>
+          <w:lang w:val="en-US"/>
+        </w:rPr>
+      </w:pPr>
+    </w:p>
+    <w:p>
+      <w:pPr>
+        <w:spacing w:before="40" w:after="40" w:line="276" w:lineRule="auto"/>
+        <w:rPr>
+          <w:lang w:val="en-US"/>
+        </w:rPr>
+      </w:pPr>
+      <w:r>
+        <w:rPr>
+          <w:lang w:val="en-US"/>
+        </w:rPr>
+        <w:t xml:space="preserve">CREATE TABLE </w:t>
+      </w:r>
+      <w:proofErr w:type="spellStart"/>
+      <w:r>
+        <w:rPr>
+          <w:lang w:val="en-US"/>
+        </w:rPr>
+        <w:t>t_topping</w:t>
+      </w:r>
+      <w:proofErr w:type="spellEnd"/>
+      <w:r>
+        <w:rPr>
+          <w:lang w:val="en-US"/>
+        </w:rPr>
+        <w:t xml:space="preserve"> (</w:t>
+      </w:r>
+    </w:p>
+    <w:p>
+      <w:pPr>
+        <w:spacing w:before="40" w:after="40" w:line="276" w:lineRule="auto"/>
+        <w:rPr>
+          <w:lang w:val="en-US"/>
+        </w:rPr>
+      </w:pPr>
+      <w:r>
+        <w:rPr>
+          <w:lang w:val="en-US"/>
+        </w:rPr>
+        <w:t xml:space="preserve">   </w:t>
+      </w:r>
+      <w:proofErr w:type="spellStart"/>
+      <w:r>
+        <w:rPr>
+          <w:lang w:val="en-US"/>
+        </w:rPr>
+        <w:t>topping_id</w:t>
+      </w:r>
+      <w:proofErr w:type="spellEnd"/>
+      <w:r>
+        <w:rPr>
+          <w:lang w:val="en-US"/>
+        </w:rPr>
+        <w:t xml:space="preserve"> INT AUTO_INCREMENT,</w:t>
+      </w:r>
+    </w:p>
+    <w:p>
+      <w:pPr>
+        <w:spacing w:before="40" w:after="40" w:line="276" w:lineRule="auto"/>
+        <w:rPr>
+          <w:lang w:val="en-US"/>
+        </w:rPr>
+      </w:pPr>
+      <w:r>
+        <w:rPr>
+          <w:lang w:val="en-US"/>
+        </w:rPr>
+        <w:t xml:space="preserve">   nom VARCHAR(50) NOT NULL,</w:t>
+      </w:r>
+    </w:p>
+    <w:p>
+      <w:pPr>
+        <w:spacing w:before="40" w:after="40" w:line="276" w:lineRule="auto"/>
+        <w:rPr>
+          <w:lang w:val="en-US"/>
+        </w:rPr>
+      </w:pPr>
+      <w:r>
+        <w:rPr>
+          <w:lang w:val="en-US"/>
+        </w:rPr>
+        <w:t xml:space="preserve">   prix DECIMAL(5,2) CHECK(prix &gt;= 0) NOT NULL,</w:t>
+      </w:r>
+    </w:p>
+    <w:p>
+      <w:pPr>
+        <w:spacing w:before="40" w:after="40" w:line="276" w:lineRule="auto"/>
+        <w:rPr>
+          <w:lang w:val="en-US"/>
+        </w:rPr>
+      </w:pPr>
+      <w:r>
+        <w:rPr>
+          <w:lang w:val="en-US"/>
+        </w:rPr>
+        <w:t xml:space="preserve">   </w:t>
+      </w:r>
+      <w:proofErr w:type="spellStart"/>
+      <w:r>
+        <w:rPr>
+          <w:lang w:val="en-US"/>
+        </w:rPr>
+        <w:t>actif</w:t>
+      </w:r>
+      <w:proofErr w:type="spellEnd"/>
+      <w:r>
+        <w:rPr>
+          <w:lang w:val="en-US"/>
+        </w:rPr>
+        <w:t xml:space="preserve"> BOOLEAN NOT NULL DEFAULT 1,</w:t>
+      </w:r>
+    </w:p>
+    <w:p>
+      <w:pPr>
+        <w:spacing w:before="40" w:after="40" w:line="276" w:lineRule="auto"/>
+        <w:rPr>
+          <w:lang w:val="en-US"/>
+        </w:rPr>
+      </w:pPr>
+      <w:r>
+        <w:rPr>
+          <w:lang w:val="en-US"/>
+        </w:rPr>
+        <w:t xml:space="preserve">   PRIMARY KEY (</w:t>
+      </w:r>
+      <w:proofErr w:type="spellStart"/>
+      <w:r>
+        <w:rPr>
+          <w:lang w:val="en-US"/>
+        </w:rPr>
+        <w:t>topping_id</w:t>
+      </w:r>
+      <w:proofErr w:type="spellEnd"/>
+      <w:r>
+        <w:rPr>
+          <w:lang w:val="en-US"/>
+        </w:rPr>
+        <w:t>)</w:t>
+      </w:r>
+    </w:p>
+    <w:p>
+      <w:pPr>
+        <w:spacing w:before="40" w:after="40" w:line="276" w:lineRule="auto"/>
+        <w:rPr>
+          <w:lang w:val="en-US"/>
+        </w:rPr>
+      </w:pPr>
+      <w:r>
+        <w:rPr>
+          <w:lang w:val="en-US"/>
+        </w:rPr>
+        <w:t>) ENGINE=</w:t>
+      </w:r>
+      <w:proofErr w:type="spellStart"/>
+      <w:r>
+        <w:rPr>
+          <w:lang w:val="en-US"/>
+        </w:rPr>
+        <w:t>InnoDB</w:t>
+      </w:r>
+      <w:proofErr w:type="spellEnd"/>
+      <w:r>
+        <w:rPr>
+          <w:lang w:val="en-US"/>
+        </w:rPr>
+        <w:t>;</w:t>
+      </w:r>
+    </w:p>
+    <w:p>
+      <w:pPr>
+        <w:spacing w:before="40" w:after="40" w:line="276" w:lineRule="auto"/>
+        <w:rPr>
+          <w:lang w:val="en-US"/>
+        </w:rPr>
+      </w:pPr>
+    </w:p>
+    <w:p>
+      <w:pPr>
+        <w:spacing w:before="40" w:after="40" w:line="276" w:lineRule="auto"/>
+      </w:pPr>
+      <w:r>
+        <w:t xml:space="preserve">CREATE TABLE </w:t>
+      </w:r>
+      <w:proofErr w:type="spellStart"/>
+      <w:r>
+        <w:t>t_ligne_commande</w:t>
+      </w:r>
+      <w:proofErr w:type="spellEnd"/>
+      <w:r>
+        <w:t xml:space="preserve"> (</w:t>
+      </w:r>
+    </w:p>
+    <w:p>
+      <w:pPr>
+        <w:spacing w:before="40" w:after="40" w:line="276" w:lineRule="auto"/>
+      </w:pPr>
+      <w:r>
+        <w:t xml:space="preserve">   </w:t>
+      </w:r>
+      <w:proofErr w:type="spellStart"/>
+      <w:r>
+        <w:t>ligne_commande_id</w:t>
+      </w:r>
+      <w:proofErr w:type="spellEnd"/>
+      <w:r>
+        <w:t xml:space="preserve"> INT AUTO_INCREMENT,</w:t>
+      </w:r>
+    </w:p>
+    <w:p>
+      <w:pPr>
+        <w:spacing w:before="40" w:after="40" w:line="276" w:lineRule="auto"/>
+        <w:rPr>
+          <w:lang w:val="en-US"/>
+        </w:rPr>
+      </w:pPr>
+      <w:r>
+        <w:t xml:space="preserve">   </w:t>
+      </w:r>
+      <w:proofErr w:type="spellStart"/>
+      <w:r>
+        <w:rPr>
+          <w:lang w:val="en-US"/>
+        </w:rPr>
+        <w:t>commande_fk</w:t>
+      </w:r>
+      <w:proofErr w:type="spellEnd"/>
+      <w:r>
+        <w:rPr>
+          <w:lang w:val="en-US"/>
+        </w:rPr>
+        <w:t xml:space="preserve"> INT NOT NULL,</w:t>
+      </w:r>
+    </w:p>
+    <w:p>
+      <w:pPr>
+        <w:spacing w:before="40" w:after="40" w:line="276" w:lineRule="auto"/>
+        <w:rPr>
+          <w:lang w:val="en-US"/>
+        </w:rPr>
+      </w:pPr>
+      <w:r>
+        <w:rPr>
+          <w:lang w:val="en-US"/>
+        </w:rPr>
+        <w:t xml:space="preserve">   </w:t>
+      </w:r>
+      <w:proofErr w:type="spellStart"/>
+      <w:r>
+        <w:rPr>
+          <w:lang w:val="en-US"/>
+        </w:rPr>
+        <w:t>article_fk</w:t>
+      </w:r>
+      <w:proofErr w:type="spellEnd"/>
+      <w:r>
+        <w:rPr>
+          <w:lang w:val="en-US"/>
+        </w:rPr>
+        <w:t xml:space="preserve"> INT NOT NULL,</w:t>
+      </w:r>
+    </w:p>
+    <w:p>
+      <w:pPr>
+        <w:spacing w:before="40" w:after="40" w:line="276" w:lineRule="auto"/>
+      </w:pPr>
+      <w:r>
+        <w:rPr>
+          <w:lang w:val="en-US"/>
+        </w:rPr>
+        <w:t xml:space="preserve">   </w:t>
+      </w:r>
+      <w:proofErr w:type="spellStart"/>
+      <w:r>
+        <w:t>quantite</w:t>
+      </w:r>
+      <w:proofErr w:type="spellEnd"/>
+      <w:r>
+        <w:t xml:space="preserve"> INT CHECK (</w:t>
+      </w:r>
+      <w:proofErr w:type="spellStart"/>
+      <w:r>
+        <w:t>quantite</w:t>
+      </w:r>
+      <w:proofErr w:type="spellEnd"/>
+      <w:r>
+        <w:t xml:space="preserve"> &gt;= 0) NOT NULL,</w:t>
+      </w:r>
+    </w:p>
+    <w:p>
+      <w:pPr>
+        <w:spacing w:before="40" w:after="40" w:line="276" w:lineRule="auto"/>
+      </w:pPr>
+      <w:r>
+        <w:t xml:space="preserve">   </w:t>
+      </w:r>
+      <w:proofErr w:type="spellStart"/>
+      <w:r>
+        <w:t>prix_unitaire</w:t>
+      </w:r>
+      <w:proofErr w:type="spellEnd"/>
+      <w:r>
+        <w:t xml:space="preserve"> DECIMAL(10,2) CHECK(</w:t>
+      </w:r>
+      <w:proofErr w:type="spellStart"/>
+      <w:r>
+        <w:t>prix_unitaire</w:t>
+      </w:r>
+      <w:proofErr w:type="spellEnd"/>
+      <w:r>
+        <w:t xml:space="preserve"> &gt;= 0) NOT NULL,</w:t>
+      </w:r>
+    </w:p>
+    <w:p>
+      <w:pPr>
+        <w:spacing w:before="40" w:after="40" w:line="276" w:lineRule="auto"/>
+        <w:rPr>
+          <w:lang w:val="en-US"/>
+        </w:rPr>
+      </w:pPr>
+      <w:r>
+        <w:t xml:space="preserve">   </w:t>
+      </w:r>
+      <w:r>
+        <w:rPr>
+          <w:lang w:val="en-US"/>
+        </w:rPr>
+        <w:t>PRIMARY KEY (</w:t>
+      </w:r>
+      <w:proofErr w:type="spellStart"/>
+      <w:r>
+        <w:rPr>
+          <w:lang w:val="en-US"/>
+        </w:rPr>
+        <w:t>ligne_commande_id</w:t>
+      </w:r>
+      <w:proofErr w:type="spellEnd"/>
+      <w:r>
+        <w:rPr>
+          <w:lang w:val="en-US"/>
+        </w:rPr>
+        <w:t>),</w:t>
+      </w:r>
+    </w:p>
+    <w:p>
+      <w:pPr>
+        <w:spacing w:before="40" w:after="40" w:line="276" w:lineRule="auto"/>
+        <w:rPr>
+          <w:lang w:val="en-US"/>
+        </w:rPr>
+      </w:pPr>
+      <w:r>
+        <w:rPr>
+          <w:lang w:val="en-US"/>
+        </w:rPr>
+        <w:t xml:space="preserve">   CONSTRAINT </w:t>
+      </w:r>
+      <w:proofErr w:type="spellStart"/>
+      <w:r>
+        <w:rPr>
+          <w:lang w:val="en-US"/>
+        </w:rPr>
+        <w:t>fk_ligne_commande</w:t>
+      </w:r>
+      <w:proofErr w:type="spellEnd"/>
+      <w:r>
+        <w:rPr>
+          <w:lang w:val="en-US"/>
+        </w:rPr>
+        <w:t xml:space="preserve"> FOREIGN KEY (</w:t>
+      </w:r>
+      <w:proofErr w:type="spellStart"/>
+      <w:r>
+        <w:rPr>
+          <w:lang w:val="en-US"/>
+        </w:rPr>
+        <w:t>commande_fk</w:t>
+      </w:r>
+      <w:proofErr w:type="spellEnd"/>
+      <w:r>
+        <w:rPr>
+          <w:lang w:val="en-US"/>
+        </w:rPr>
+        <w:t xml:space="preserve">) REFERENCES </w:t>
+      </w:r>
+      <w:proofErr w:type="spellStart"/>
+      <w:r>
+        <w:rPr>
+          <w:lang w:val="en-US"/>
+        </w:rPr>
+        <w:t>t_commande</w:t>
+      </w:r>
+      <w:proofErr w:type="spellEnd"/>
+      <w:r>
+        <w:rPr>
+          <w:lang w:val="en-US"/>
+        </w:rPr>
+        <w:t xml:space="preserve"> (</w:t>
+      </w:r>
+      <w:proofErr w:type="spellStart"/>
+      <w:r>
+        <w:rPr>
+          <w:lang w:val="en-US"/>
+        </w:rPr>
+        <w:t>commande_id</w:t>
+      </w:r>
+      <w:proofErr w:type="spellEnd"/>
+      <w:r>
+        <w:rPr>
+          <w:lang w:val="en-US"/>
+        </w:rPr>
+        <w:t>),</w:t>
+      </w:r>
+    </w:p>
+    <w:p>
+      <w:pPr>
+        <w:spacing w:before="40" w:after="40" w:line="276" w:lineRule="auto"/>
+        <w:rPr>
+          <w:lang w:val="en-US"/>
+        </w:rPr>
+      </w:pPr>
+      <w:r>
+        <w:rPr>
+          <w:lang w:val="en-US"/>
+        </w:rPr>
+        <w:t xml:space="preserve">   CONSTRAINT </w:t>
+      </w:r>
+      <w:proofErr w:type="spellStart"/>
+      <w:r>
+        <w:rPr>
+          <w:lang w:val="en-US"/>
+        </w:rPr>
+        <w:t>fk_ligne_article</w:t>
+      </w:r>
+      <w:proofErr w:type="spellEnd"/>
+      <w:r>
+        <w:rPr>
+          <w:lang w:val="en-US"/>
+        </w:rPr>
+        <w:t xml:space="preserve"> FOREIGN KEY (</w:t>
+      </w:r>
+      <w:proofErr w:type="spellStart"/>
+      <w:r>
+        <w:rPr>
+          <w:lang w:val="en-US"/>
+        </w:rPr>
+        <w:t>article_fk</w:t>
+      </w:r>
+      <w:proofErr w:type="spellEnd"/>
+      <w:r>
+        <w:rPr>
+          <w:lang w:val="en-US"/>
+        </w:rPr>
+        <w:t xml:space="preserve">) REFERENCES </w:t>
+      </w:r>
+      <w:proofErr w:type="spellStart"/>
+      <w:r>
+        <w:rPr>
+          <w:lang w:val="en-US"/>
+        </w:rPr>
+        <w:t>t_article</w:t>
+      </w:r>
+      <w:proofErr w:type="spellEnd"/>
+      <w:r>
+        <w:rPr>
+          <w:lang w:val="en-US"/>
+        </w:rPr>
+        <w:t xml:space="preserve"> (</w:t>
+      </w:r>
+      <w:proofErr w:type="spellStart"/>
+      <w:r>
+        <w:rPr>
+          <w:lang w:val="en-US"/>
+        </w:rPr>
+        <w:t>article_id</w:t>
+      </w:r>
+      <w:proofErr w:type="spellEnd"/>
+      <w:r>
+        <w:rPr>
+          <w:lang w:val="en-US"/>
+        </w:rPr>
+        <w:t>)</w:t>
+      </w:r>
+    </w:p>
+    <w:p>
+      <w:pPr>
+        <w:spacing w:before="40" w:after="40" w:line="276" w:lineRule="auto"/>
+        <w:rPr>
+          <w:lang w:val="en-US"/>
+        </w:rPr>
+      </w:pPr>
+      <w:r>
+        <w:rPr>
+          <w:lang w:val="en-US"/>
+        </w:rPr>
+        <w:t>) ENGINE=</w:t>
+      </w:r>
+      <w:proofErr w:type="spellStart"/>
+      <w:r>
+        <w:rPr>
+          <w:lang w:val="en-US"/>
+        </w:rPr>
+        <w:t>InnoDB</w:t>
+      </w:r>
+      <w:proofErr w:type="spellEnd"/>
+      <w:r>
+        <w:rPr>
+          <w:lang w:val="en-US"/>
+        </w:rPr>
+        <w:t>;</w:t>
+      </w:r>
+    </w:p>
+    <w:p>
+      <w:pPr>
+        <w:spacing w:before="40" w:after="40" w:line="276" w:lineRule="auto"/>
+        <w:rPr>
+          <w:lang w:val="en-US"/>
+        </w:rPr>
+      </w:pPr>
+    </w:p>
+    <w:p>
+      <w:pPr>
+        <w:spacing w:before="40" w:after="40" w:line="276" w:lineRule="auto"/>
+        <w:rPr>
+          <w:lang w:val="en-US"/>
+        </w:rPr>
+      </w:pPr>
+      <w:r>
+        <w:rPr>
+          <w:lang w:val="en-US"/>
+        </w:rPr>
+        <w:t xml:space="preserve">CREATE TABLE </w:t>
+      </w:r>
+      <w:proofErr w:type="spellStart"/>
+      <w:r>
+        <w:rPr>
+          <w:lang w:val="en-US"/>
+        </w:rPr>
+        <w:t>t_ligne_topping</w:t>
+      </w:r>
+      <w:proofErr w:type="spellEnd"/>
+      <w:r>
+        <w:rPr>
+          <w:lang w:val="en-US"/>
+        </w:rPr>
+        <w:t xml:space="preserve"> (</w:t>
+      </w:r>
+    </w:p>
+    <w:p>
+      <w:pPr>
+        <w:spacing w:before="40" w:after="40" w:line="276" w:lineRule="auto"/>
+      </w:pPr>
+      <w:r>
+        <w:rPr>
+          <w:lang w:val="en-US"/>
+        </w:rPr>
+        <w:t xml:space="preserve">   </w:t>
+      </w:r>
+      <w:proofErr w:type="spellStart"/>
+      <w:r>
+        <w:t>ligne_commande_fk</w:t>
+      </w:r>
+      <w:proofErr w:type="spellEnd"/>
+      <w:r>
+        <w:t xml:space="preserve"> INT NOT NULL,</w:t>
+      </w:r>
+    </w:p>
+    <w:p>
+      <w:pPr>
+        <w:spacing w:before="40" w:after="40" w:line="276" w:lineRule="auto"/>
+        <w:rPr>
+          <w:lang w:val="en-US"/>
+        </w:rPr>
+      </w:pPr>
+      <w:r>
+        <w:t xml:space="preserve">   </w:t>
+      </w:r>
+      <w:proofErr w:type="spellStart"/>
+      <w:r>
+        <w:rPr>
+          <w:lang w:val="en-US"/>
+        </w:rPr>
+        <w:t>topping_fk</w:t>
+      </w:r>
+      <w:proofErr w:type="spellEnd"/>
+      <w:r>
+        <w:rPr>
+          <w:lang w:val="en-US"/>
+        </w:rPr>
+        <w:t xml:space="preserve"> INT NOT NULL,</w:t>
+      </w:r>
+    </w:p>
+    <w:p>
+      <w:pPr>
+        <w:spacing w:before="40" w:after="40" w:line="276" w:lineRule="auto"/>
+        <w:rPr>
+          <w:lang w:val="en-US"/>
+        </w:rPr>
+      </w:pPr>
+      <w:r>
+        <w:rPr>
+          <w:lang w:val="en-US"/>
+        </w:rPr>
+        <w:t xml:space="preserve">   </w:t>
+      </w:r>
+      <w:proofErr w:type="spellStart"/>
+      <w:r>
+        <w:rPr>
+          <w:lang w:val="en-US"/>
+        </w:rPr>
+        <w:t>prix_facture</w:t>
+      </w:r>
+      <w:proofErr w:type="spellEnd"/>
+      <w:r>
+        <w:rPr>
+          <w:lang w:val="en-US"/>
+        </w:rPr>
+        <w:t xml:space="preserve"> DECIMAL(10,2) CHECK(</w:t>
+      </w:r>
+      <w:proofErr w:type="spellStart"/>
+      <w:r>
+        <w:rPr>
+          <w:lang w:val="en-US"/>
+        </w:rPr>
+        <w:t>prix_facture</w:t>
+      </w:r>
+      <w:proofErr w:type="spellEnd"/>
+      <w:r>
+        <w:rPr>
+          <w:lang w:val="en-US"/>
+        </w:rPr>
+        <w:t xml:space="preserve"> &gt;= 0) NOT NULL,</w:t>
+      </w:r>
+    </w:p>
+    <w:p>
+      <w:pPr>
+        <w:spacing w:before="40" w:after="40" w:line="276" w:lineRule="auto"/>
+        <w:rPr>
+          <w:lang w:val="en-US"/>
+        </w:rPr>
+      </w:pPr>
+      <w:r>
+        <w:rPr>
+          <w:lang w:val="en-US"/>
+        </w:rPr>
+        <w:t xml:space="preserve">   PRIMARY KEY (</w:t>
+      </w:r>
+      <w:proofErr w:type="spellStart"/>
+      <w:r>
+        <w:rPr>
+          <w:lang w:val="en-US"/>
+        </w:rPr>
+        <w:t>ligne_commande_fk</w:t>
+      </w:r>
+      <w:proofErr w:type="spellEnd"/>
+      <w:r>
+        <w:rPr>
+          <w:lang w:val="en-US"/>
+        </w:rPr>
+        <w:t xml:space="preserve">, </w:t>
+      </w:r>
+      <w:proofErr w:type="spellStart"/>
+      <w:r>
+        <w:rPr>
+          <w:lang w:val="en-US"/>
+        </w:rPr>
+        <w:t>topping_fk</w:t>
+      </w:r>
+      <w:proofErr w:type="spellEnd"/>
+      <w:r>
+        <w:rPr>
+          <w:lang w:val="en-US"/>
+        </w:rPr>
+        <w:t>),</w:t>
+      </w:r>
+    </w:p>
+    <w:p>
+      <w:pPr>
+        <w:spacing w:before="40" w:after="40" w:line="276" w:lineRule="auto"/>
+      </w:pPr>
+      <w:r>
+        <w:rPr>
+          <w:lang w:val="en-US"/>
+        </w:rPr>
+        <w:t xml:space="preserve">   </w:t>
+      </w:r>
+      <w:r>
+        <w:t xml:space="preserve">CONSTRAINT </w:t>
+      </w:r>
+      <w:proofErr w:type="spellStart"/>
+      <w:r>
+        <w:t>fk_lt_ligne</w:t>
+      </w:r>
+      <w:proofErr w:type="spellEnd"/>
+      <w:r>
+        <w:t xml:space="preserve"> FOREIGN KEY (</w:t>
+      </w:r>
+      <w:proofErr w:type="spellStart"/>
+      <w:r>
+        <w:t>ligne_commande_fk</w:t>
+      </w:r>
+      <w:proofErr w:type="spellEnd"/>
+      <w:r>
+        <w:t xml:space="preserve">) REFERENCES </w:t>
+      </w:r>
+      <w:proofErr w:type="spellStart"/>
+      <w:r>
+        <w:t>t_ligne_commande</w:t>
+      </w:r>
+      <w:proofErr w:type="spellEnd"/>
+      <w:r>
+        <w:t xml:space="preserve"> (</w:t>
+      </w:r>
+      <w:proofErr w:type="spellStart"/>
+      <w:r>
+        <w:t>ligne_commande_id</w:t>
+      </w:r>
+      <w:proofErr w:type="spellEnd"/>
+      <w:r>
+        <w:t>),</w:t>
+      </w:r>
+    </w:p>
+    <w:p>
+      <w:pPr>
+        <w:spacing w:before="40" w:after="40" w:line="276" w:lineRule="auto"/>
+        <w:rPr>
+          <w:lang w:val="en-US"/>
+        </w:rPr>
+      </w:pPr>
+      <w:r>
+        <w:t xml:space="preserve">   </w:t>
+      </w:r>
+      <w:r>
+        <w:rPr>
+          <w:lang w:val="en-US"/>
+        </w:rPr>
+        <w:t xml:space="preserve">CONSTRAINT </w:t>
+      </w:r>
+      <w:proofErr w:type="spellStart"/>
+      <w:r>
+        <w:rPr>
+          <w:lang w:val="en-US"/>
+        </w:rPr>
+        <w:t>fk_lt_topping</w:t>
+      </w:r>
+      <w:proofErr w:type="spellEnd"/>
+      <w:r>
+        <w:rPr>
+          <w:lang w:val="en-US"/>
+        </w:rPr>
+        <w:t xml:space="preserve"> FOREIGN KEY (</w:t>
+      </w:r>
+      <w:proofErr w:type="spellStart"/>
+      <w:r>
+        <w:rPr>
+          <w:lang w:val="en-US"/>
+        </w:rPr>
+        <w:t>topping_fk</w:t>
+      </w:r>
+      <w:proofErr w:type="spellEnd"/>
+      <w:r>
+        <w:rPr>
+          <w:lang w:val="en-US"/>
+        </w:rPr>
+        <w:t xml:space="preserve">) REFERENCES </w:t>
+      </w:r>
+      <w:proofErr w:type="spellStart"/>
+      <w:r>
+        <w:rPr>
+          <w:lang w:val="en-US"/>
+        </w:rPr>
+        <w:t>t_topping</w:t>
+      </w:r>
+      <w:proofErr w:type="spellEnd"/>
+      <w:r>
+        <w:rPr>
+          <w:lang w:val="en-US"/>
+        </w:rPr>
+        <w:t xml:space="preserve"> (</w:t>
+      </w:r>
+      <w:proofErr w:type="spellStart"/>
+      <w:r>
+        <w:rPr>
+          <w:lang w:val="en-US"/>
+        </w:rPr>
+        <w:t>topping_id</w:t>
+      </w:r>
+      <w:proofErr w:type="spellEnd"/>
+      <w:r>
+        <w:rPr>
+          <w:lang w:val="en-US"/>
+        </w:rPr>
+        <w:t>)</w:t>
+      </w:r>
+    </w:p>
+    <w:p>
+      <w:pPr>
+        <w:spacing w:before="40" w:after="40" w:line="276" w:lineRule="auto"/>
+        <w:rPr>
+          <w:lang w:val="en-US"/>
+        </w:rPr>
+      </w:pPr>
+      <w:r>
+        <w:rPr>
+          <w:lang w:val="en-US"/>
+        </w:rPr>
+        <w:t>) ENGINE=</w:t>
+      </w:r>
+      <w:proofErr w:type="spellStart"/>
+      <w:r>
+        <w:rPr>
+          <w:lang w:val="en-US"/>
+        </w:rPr>
+        <w:t>InnoDB</w:t>
+      </w:r>
+      <w:proofErr w:type="spellEnd"/>
+      <w:r>
+        <w:rPr>
+          <w:lang w:val="en-US"/>
+        </w:rPr>
+        <w:t>;</w:t>
+      </w:r>
+    </w:p>
+    <w:p>
+      <w:pPr>
+        <w:spacing w:before="40" w:after="40" w:line="276" w:lineRule="auto"/>
+        <w:rPr>
+          <w:lang w:val="en-US"/>
+        </w:rPr>
+      </w:pPr>
+      <w:r>
+        <w:rPr>
+          <w:lang w:val="en-US"/>
+        </w:rPr>
+        <w:lastRenderedPageBreak/>
+        <w:t xml:space="preserve">CREATE TABLE </w:t>
+      </w:r>
+      <w:proofErr w:type="spellStart"/>
+      <w:r>
+        <w:rPr>
+          <w:lang w:val="en-US"/>
+        </w:rPr>
+        <w:t>t_paiement</w:t>
+      </w:r>
+      <w:proofErr w:type="spellEnd"/>
+      <w:r>
+        <w:rPr>
+          <w:lang w:val="en-US"/>
+        </w:rPr>
+        <w:t xml:space="preserve"> (</w:t>
+      </w:r>
+    </w:p>
+    <w:p>
+      <w:pPr>
+        <w:spacing w:before="40" w:after="40" w:line="276" w:lineRule="auto"/>
+        <w:rPr>
+          <w:lang w:val="en-US"/>
+        </w:rPr>
+      </w:pPr>
+      <w:r>
+        <w:rPr>
+          <w:lang w:val="en-US"/>
+        </w:rPr>
+        <w:t xml:space="preserve">   </w:t>
+      </w:r>
+      <w:proofErr w:type="spellStart"/>
+      <w:r>
+        <w:rPr>
+          <w:lang w:val="en-US"/>
+        </w:rPr>
+        <w:t>paiement_id</w:t>
+      </w:r>
+      <w:proofErr w:type="spellEnd"/>
+      <w:r>
+        <w:rPr>
+          <w:lang w:val="en-US"/>
+        </w:rPr>
+        <w:t xml:space="preserve"> INT AUTO_INCREMENT,</w:t>
+      </w:r>
+    </w:p>
+    <w:p>
+      <w:pPr>
+        <w:spacing w:before="40" w:after="40" w:line="276" w:lineRule="auto"/>
+        <w:rPr>
+          <w:lang w:val="en-US"/>
+        </w:rPr>
+      </w:pPr>
+      <w:r>
+        <w:rPr>
+          <w:lang w:val="en-US"/>
+        </w:rPr>
+        <w:t xml:space="preserve">   </w:t>
+      </w:r>
+      <w:proofErr w:type="spellStart"/>
+      <w:r>
+        <w:rPr>
+          <w:lang w:val="en-US"/>
+        </w:rPr>
+        <w:t>commande_fk</w:t>
+      </w:r>
+      <w:proofErr w:type="spellEnd"/>
+      <w:r>
+        <w:rPr>
+          <w:lang w:val="en-US"/>
+        </w:rPr>
+        <w:t xml:space="preserve"> INT NOT NULL,</w:t>
+      </w:r>
+    </w:p>
+    <w:p>
+      <w:pPr>
+        <w:spacing w:before="40" w:after="40" w:line="276" w:lineRule="auto"/>
+        <w:rPr>
+          <w:lang w:val="en-US"/>
+        </w:rPr>
+      </w:pPr>
+      <w:r>
+        <w:rPr>
+          <w:lang w:val="en-US"/>
+        </w:rPr>
+        <w:t xml:space="preserve">   </w:t>
+      </w:r>
+      <w:proofErr w:type="spellStart"/>
+      <w:r>
+        <w:rPr>
+          <w:lang w:val="en-US"/>
+        </w:rPr>
+        <w:t>date_paiement</w:t>
+      </w:r>
+      <w:proofErr w:type="spellEnd"/>
+      <w:r>
+        <w:rPr>
+          <w:lang w:val="en-US"/>
+        </w:rPr>
+        <w:t xml:space="preserve"> DATETIME NOT NULL,</w:t>
+      </w:r>
+    </w:p>
+    <w:p>
+      <w:pPr>
+        <w:spacing w:before="40" w:after="40" w:line="276" w:lineRule="auto"/>
+        <w:rPr>
+          <w:lang w:val="en-US"/>
+        </w:rPr>
+      </w:pPr>
+      <w:r>
+        <w:rPr>
+          <w:lang w:val="en-US"/>
+        </w:rPr>
+        <w:t xml:space="preserve">   </w:t>
+      </w:r>
+      <w:proofErr w:type="spellStart"/>
+      <w:r>
+        <w:rPr>
+          <w:lang w:val="en-US"/>
+        </w:rPr>
+        <w:t>montant</w:t>
+      </w:r>
+      <w:proofErr w:type="spellEnd"/>
+      <w:r>
+        <w:rPr>
+          <w:lang w:val="en-US"/>
+        </w:rPr>
+        <w:t xml:space="preserve"> DECIMAL(10,2) CHECK(</w:t>
+      </w:r>
+      <w:proofErr w:type="spellStart"/>
+      <w:r>
+        <w:rPr>
+          <w:lang w:val="en-US"/>
+        </w:rPr>
+        <w:t>montant</w:t>
+      </w:r>
+      <w:proofErr w:type="spellEnd"/>
+      <w:r>
+        <w:rPr>
+          <w:lang w:val="en-US"/>
+        </w:rPr>
+        <w:t xml:space="preserve"> &gt;= 0) NOT NULL,</w:t>
+      </w:r>
+    </w:p>
+    <w:p>
+      <w:pPr>
+        <w:spacing w:before="40" w:after="40" w:line="276" w:lineRule="auto"/>
+        <w:rPr>
+          <w:lang w:val="en-US"/>
+        </w:rPr>
+      </w:pPr>
+      <w:r>
+        <w:rPr>
+          <w:lang w:val="en-US"/>
+        </w:rPr>
+        <w:t xml:space="preserve">   mode ENUM('carte', '</w:t>
+      </w:r>
+      <w:proofErr w:type="spellStart"/>
+      <w:r>
+        <w:rPr>
+          <w:lang w:val="en-US"/>
+        </w:rPr>
+        <w:t>twint</w:t>
+      </w:r>
+      <w:proofErr w:type="spellEnd"/>
+      <w:r>
+        <w:rPr>
+          <w:lang w:val="en-US"/>
+        </w:rPr>
+        <w:t>', 'cash', 'bon') NOT NULL,</w:t>
+      </w:r>
+    </w:p>
+    <w:p>
+      <w:pPr>
+        <w:spacing w:before="40" w:after="40" w:line="276" w:lineRule="auto"/>
+        <w:rPr>
+          <w:lang w:val="en-US"/>
+        </w:rPr>
+      </w:pPr>
+      <w:r>
+        <w:rPr>
+          <w:lang w:val="en-US"/>
+        </w:rPr>
+        <w:t xml:space="preserve">   PRIMARY KEY (</w:t>
+      </w:r>
+      <w:proofErr w:type="spellStart"/>
+      <w:r>
+        <w:rPr>
+          <w:lang w:val="en-US"/>
+        </w:rPr>
+        <w:t>paiement_id</w:t>
+      </w:r>
+      <w:proofErr w:type="spellEnd"/>
+      <w:r>
+        <w:rPr>
+          <w:lang w:val="en-US"/>
+        </w:rPr>
+        <w:t>),</w:t>
+      </w:r>
+    </w:p>
+    <w:p>
+      <w:pPr>
+        <w:spacing w:before="40" w:after="40" w:line="276" w:lineRule="auto"/>
+        <w:rPr>
+          <w:lang w:val="en-US"/>
+        </w:rPr>
+      </w:pPr>
+      <w:r>
+        <w:rPr>
+          <w:lang w:val="en-US"/>
+        </w:rPr>
+        <w:t xml:space="preserve">   CONSTRAINT </w:t>
+      </w:r>
+      <w:proofErr w:type="spellStart"/>
+      <w:r>
+        <w:rPr>
+          <w:lang w:val="en-US"/>
+        </w:rPr>
+        <w:t>fk_paiement_commande</w:t>
+      </w:r>
+      <w:proofErr w:type="spellEnd"/>
+      <w:r>
+        <w:rPr>
+          <w:lang w:val="en-US"/>
+        </w:rPr>
+        <w:t xml:space="preserve"> FOREIGN KEY (</w:t>
+      </w:r>
+      <w:proofErr w:type="spellStart"/>
+      <w:r>
+        <w:rPr>
+          <w:lang w:val="en-US"/>
+        </w:rPr>
+        <w:t>commande_fk</w:t>
+      </w:r>
+      <w:proofErr w:type="spellEnd"/>
+      <w:r>
+        <w:rPr>
+          <w:lang w:val="en-US"/>
+        </w:rPr>
+        <w:t xml:space="preserve">) REFERENCES </w:t>
+      </w:r>
+      <w:proofErr w:type="spellStart"/>
+      <w:r>
+        <w:rPr>
+          <w:lang w:val="en-US"/>
+        </w:rPr>
+        <w:t>t_commande</w:t>
+      </w:r>
+      <w:proofErr w:type="spellEnd"/>
+      <w:r>
+        <w:rPr>
+          <w:lang w:val="en-US"/>
+        </w:rPr>
+        <w:t xml:space="preserve"> (</w:t>
+      </w:r>
+      <w:proofErr w:type="spellStart"/>
+      <w:r>
+        <w:rPr>
+          <w:lang w:val="en-US"/>
+        </w:rPr>
+        <w:t>commande_id</w:t>
+      </w:r>
+      <w:proofErr w:type="spellEnd"/>
+      <w:r>
+        <w:rPr>
+          <w:lang w:val="en-US"/>
+        </w:rPr>
+        <w:t>)</w:t>
+      </w:r>
+    </w:p>
+    <w:p>
+      <w:pPr>
+        <w:spacing w:before="40" w:after="40" w:line="276" w:lineRule="auto"/>
+        <w:rPr>
+          <w:lang w:val="en-US"/>
+        </w:rPr>
+      </w:pPr>
+      <w:r>
+        <w:rPr>
+          <w:lang w:val="en-US"/>
+        </w:rPr>
+        <w:t>) ENGINE=</w:t>
+      </w:r>
+      <w:proofErr w:type="spellStart"/>
+      <w:r>
+        <w:rPr>
+          <w:lang w:val="en-US"/>
+        </w:rPr>
+        <w:t>InnoDB</w:t>
+      </w:r>
+      <w:proofErr w:type="spellEnd"/>
+      <w:r>
+        <w:rPr>
+          <w:lang w:val="en-US"/>
+        </w:rPr>
+        <w:t>;</w:t>
+      </w:r>
+    </w:p>
+    <w:p>
+      <w:pPr>
+        <w:spacing w:before="40" w:after="40" w:line="276" w:lineRule="auto"/>
+        <w:rPr>
+          <w:lang w:val="en-US"/>
+        </w:rPr>
+      </w:pPr>
+    </w:p>
+    <w:p>
+      <w:pPr>
+        <w:spacing w:before="40" w:after="40" w:line="276" w:lineRule="auto"/>
+        <w:rPr>
+          <w:lang w:val="en-US"/>
+        </w:rPr>
       </w:pPr>
     </w:p>
     <w:sectPr>
